--- a/Design_Docs/GARUDA-DEBUG-SPEC-001.docx
+++ b/Design_Docs/GARUDA-DEBUG-SPEC-001.docx
@@ -2,41 +2,44 @@
 <file path=word/document.xml><?xml version="1.0" encoding="utf-8"?>
 <w:document xmlns:w="http://schemas.openxmlformats.org/wordprocessingml/2006/main" xmlns:m="http://schemas.openxmlformats.org/officeDocument/2006/math" xmlns:r="http://schemas.openxmlformats.org/officeDocument/2006/relationships" xmlns:o="urn:schemas-microsoft-com:office:office" xmlns:v="urn:schemas-microsoft-com:vml" xmlns:w10="urn:schemas-microsoft-com:office:word" xmlns:a="http://schemas.openxmlformats.org/drawingml/2006/main" xmlns:pic="http://schemas.openxmlformats.org/drawingml/2006/picture" xmlns:wp="http://schemas.openxmlformats.org/drawingml/2006/wordprocessingDrawing">
   <w:body>
-    <w:bookmarkStart w:id="60" w:name="X1b6dd2dbf020ac3405d53941a67d71cfa6eea86"/>
     <w:p>
       <w:pPr>
         <w:pStyle w:val="Heading1"/>
       </w:pPr>
+      <w:bookmarkStart w:id="20" w:name="X5c95f4af905dd697f812d60e77e381040ce8a5f"/>
       <w:r>
         <w:t xml:space="preserve">GARUDA Debug Subsystem — Design Specification</w:t>
       </w:r>
+      <w:bookmarkEnd w:id="20"/>
     </w:p>
-    <w:bookmarkStart w:id="20" w:name="identity"/>
     <w:p>
       <w:pPr>
         <w:pStyle w:val="Heading2"/>
       </w:pPr>
+      <w:bookmarkStart w:id="21" w:name="Xee8498aa8c87dd42cd65edb36b9d23d240ee498"/>
       <w:r>
         <w:t xml:space="preserve">0.1 Identity</w:t>
       </w:r>
+      <w:bookmarkEnd w:id="21"/>
     </w:p>
     <w:tbl>
       <w:tblPr>
         <w:tblStyle w:val="Table"/>
-        <w:tblW w:type="auto" w:w="0"/>
-        <w:tblLook w:firstRow="1" w:lastRow="0" w:firstColumn="0" w:lastColumn="0" w:noHBand="0" w:noVBand="0" w:val="0020"/>
-        <w:jc w:val="start"/>
+        <w:tblW w:type="pct" w:w="0.0"/>
+        <w:tblLook w:firstRow="1"/>
       </w:tblPr>
-      <w:tblGrid>
-        <w:gridCol w:w="3960"/>
-        <w:gridCol w:w="3960"/>
-      </w:tblGrid>
+      <w:tblGrid/>
       <w:tr>
         <w:trPr>
-          <w:tblHeader w:val="true"/>
+          <w:cnfStyle w:firstRow="1"/>
         </w:trPr>
         <w:tc>
-          <w:tcPr/>
+          <w:tcPr>
+            <w:tcBorders>
+              <w:bottom w:val="single"/>
+            </w:tcBorders>
+            <w:vAlign w:val="bottom"/>
+          </w:tcPr>
           <w:p>
             <w:pPr>
               <w:pStyle w:val="Compact"/>
@@ -48,7 +51,12 @@
           </w:p>
         </w:tc>
         <w:tc>
-          <w:tcPr/>
+          <w:tcPr>
+            <w:tcBorders>
+              <w:bottom w:val="single"/>
+            </w:tcBorders>
+            <w:vAlign w:val="bottom"/>
+          </w:tcPr>
           <w:p>
             <w:pPr>
               <w:pStyle w:val="Compact"/>
@@ -62,7 +70,6 @@
       </w:tr>
       <w:tr>
         <w:tc>
-          <w:tcPr/>
           <w:p>
             <w:pPr>
               <w:pStyle w:val="Compact"/>
@@ -74,7 +81,6 @@
           </w:p>
         </w:tc>
         <w:tc>
-          <w:tcPr/>
           <w:p>
             <w:pPr>
               <w:pStyle w:val="Compact"/>
@@ -88,7 +94,6 @@
       </w:tr>
       <w:tr>
         <w:tc>
-          <w:tcPr/>
           <w:p>
             <w:pPr>
               <w:pStyle w:val="Compact"/>
@@ -100,7 +105,6 @@
           </w:p>
         </w:tc>
         <w:tc>
-          <w:tcPr/>
           <w:p>
             <w:pPr>
               <w:pStyle w:val="Compact"/>
@@ -114,7 +118,6 @@
       </w:tr>
       <w:tr>
         <w:tc>
-          <w:tcPr/>
           <w:p>
             <w:pPr>
               <w:pStyle w:val="Compact"/>
@@ -126,7 +129,6 @@
           </w:p>
         </w:tc>
         <w:tc>
-          <w:tcPr/>
           <w:p>
             <w:pPr>
               <w:pStyle w:val="Compact"/>
@@ -140,7 +142,6 @@
       </w:tr>
       <w:tr>
         <w:tc>
-          <w:tcPr/>
           <w:p>
             <w:pPr>
               <w:pStyle w:val="Compact"/>
@@ -152,7 +153,6 @@
           </w:p>
         </w:tc>
         <w:tc>
-          <w:tcPr/>
           <w:p>
             <w:pPr>
               <w:pStyle w:val="Compact"/>
@@ -166,7 +166,6 @@
       </w:tr>
       <w:tr>
         <w:tc>
-          <w:tcPr/>
           <w:p>
             <w:pPr>
               <w:pStyle w:val="Compact"/>
@@ -178,7 +177,6 @@
           </w:p>
         </w:tc>
         <w:tc>
-          <w:tcPr/>
           <w:p>
             <w:pPr>
               <w:pStyle w:val="Compact"/>
@@ -201,7 +199,6 @@
       </w:tr>
       <w:tr>
         <w:tc>
-          <w:tcPr/>
           <w:p>
             <w:pPr>
               <w:pStyle w:val="Compact"/>
@@ -213,7 +210,6 @@
           </w:p>
         </w:tc>
         <w:tc>
-          <w:tcPr/>
           <w:p>
             <w:pPr>
               <w:pStyle w:val="Compact"/>
@@ -227,7 +223,6 @@
       </w:tr>
       <w:tr>
         <w:tc>
-          <w:tcPr/>
           <w:p>
             <w:pPr>
               <w:pStyle w:val="Compact"/>
@@ -239,7 +234,6 @@
           </w:p>
         </w:tc>
         <w:tc>
-          <w:tcPr/>
           <w:p>
             <w:pPr>
               <w:pStyle w:val="Compact"/>
@@ -252,34 +246,34 @@
         </w:tc>
       </w:tr>
     </w:tbl>
-    <w:bookmarkEnd w:id="20"/>
-    <w:bookmarkStart w:id="21" w:name="revision-history"/>
     <w:p>
       <w:pPr>
         <w:pStyle w:val="Heading2"/>
       </w:pPr>
+      <w:bookmarkStart w:id="22" w:name="Xb1b59fb676dd662d835fe73b7735d76294c3e07"/>
       <w:r>
         <w:t xml:space="preserve">0.2 Revision history</w:t>
       </w:r>
+      <w:bookmarkEnd w:id="22"/>
     </w:p>
     <w:tbl>
       <w:tblPr>
         <w:tblStyle w:val="Table"/>
-        <w:tblW w:type="pct" w:w="5000"/>
-        <w:tblLook w:firstRow="1" w:lastRow="0" w:firstColumn="0" w:lastColumn="0" w:noHBand="0" w:noVBand="0" w:val="0020"/>
-        <w:jc w:val="start"/>
+        <w:tblW w:type="pct" w:w="0.0"/>
+        <w:tblLook w:firstRow="1"/>
       </w:tblPr>
-      <w:tblGrid>
-        <w:gridCol w:w="2640"/>
-        <w:gridCol w:w="2640"/>
-        <w:gridCol w:w="2640"/>
-      </w:tblGrid>
+      <w:tblGrid/>
       <w:tr>
         <w:trPr>
-          <w:tblHeader w:val="true"/>
+          <w:cnfStyle w:firstRow="1"/>
         </w:trPr>
         <w:tc>
-          <w:tcPr/>
+          <w:tcPr>
+            <w:tcBorders>
+              <w:bottom w:val="single"/>
+            </w:tcBorders>
+            <w:vAlign w:val="bottom"/>
+          </w:tcPr>
           <w:p>
             <w:pPr>
               <w:pStyle w:val="Compact"/>
@@ -291,7 +285,12 @@
           </w:p>
         </w:tc>
         <w:tc>
-          <w:tcPr/>
+          <w:tcPr>
+            <w:tcBorders>
+              <w:bottom w:val="single"/>
+            </w:tcBorders>
+            <w:vAlign w:val="bottom"/>
+          </w:tcPr>
           <w:p>
             <w:pPr>
               <w:pStyle w:val="Compact"/>
@@ -303,7 +302,12 @@
           </w:p>
         </w:tc>
         <w:tc>
-          <w:tcPr/>
+          <w:tcPr>
+            <w:tcBorders>
+              <w:bottom w:val="single"/>
+            </w:tcBorders>
+            <w:vAlign w:val="bottom"/>
+          </w:tcPr>
           <w:p>
             <w:pPr>
               <w:pStyle w:val="Compact"/>
@@ -317,7 +321,6 @@
       </w:tr>
       <w:tr>
         <w:tc>
-          <w:tcPr/>
           <w:p>
             <w:pPr>
               <w:pStyle w:val="Compact"/>
@@ -329,7 +332,6 @@
           </w:p>
         </w:tc>
         <w:tc>
-          <w:tcPr/>
           <w:p>
             <w:pPr>
               <w:pStyle w:val="Compact"/>
@@ -341,7 +343,6 @@
           </w:p>
         </w:tc>
         <w:tc>
-          <w:tcPr/>
           <w:p>
             <w:pPr>
               <w:pStyle w:val="Compact"/>
@@ -355,7 +356,6 @@
       </w:tr>
       <w:tr>
         <w:tc>
-          <w:tcPr/>
           <w:p>
             <w:pPr>
               <w:pStyle w:val="Compact"/>
@@ -367,7 +367,6 @@
           </w:p>
         </w:tc>
         <w:tc>
-          <w:tcPr/>
           <w:p>
             <w:pPr>
               <w:pStyle w:val="Compact"/>
@@ -379,7 +378,6 @@
           </w:p>
         </w:tc>
         <w:tc>
-          <w:tcPr/>
           <w:p>
             <w:pPr>
               <w:pStyle w:val="Compact"/>
@@ -392,15 +390,15 @@
         </w:tc>
       </w:tr>
     </w:tbl>
-    <w:bookmarkEnd w:id="21"/>
-    <w:bookmarkStart w:id="22" w:name="normative-references"/>
     <w:p>
       <w:pPr>
         <w:pStyle w:val="Heading2"/>
       </w:pPr>
+      <w:bookmarkStart w:id="23" w:name="X7d72cd5e2ccd5281d575eeaae2e7a05cbe542e8"/>
       <w:r>
         <w:t xml:space="preserve">0.3 Normative references</w:t>
       </w:r>
+      <w:bookmarkEnd w:id="23"/>
     </w:p>
     <w:p>
       <w:pPr>
@@ -568,24 +566,25 @@
         </w:pict>
       </w:r>
     </w:p>
-    <w:bookmarkEnd w:id="22"/>
-    <w:bookmarkStart w:id="26" w:name="purpose-and-scope"/>
     <w:p>
       <w:pPr>
         <w:pStyle w:val="Heading2"/>
       </w:pPr>
+      <w:bookmarkStart w:id="24" w:name="X4666c8db187a468bd7c4d1efd69e1ca31a62544"/>
       <w:r>
         <w:t xml:space="preserve">1 Purpose and scope</w:t>
       </w:r>
+      <w:bookmarkEnd w:id="24"/>
     </w:p>
-    <w:bookmarkStart w:id="23" w:name="in-scope"/>
     <w:p>
       <w:pPr>
         <w:pStyle w:val="Heading3"/>
       </w:pPr>
+      <w:bookmarkStart w:id="25" w:name="X982033b5eecaea9e0967e965864423587568394"/>
       <w:r>
         <w:t xml:space="preserve">1.1 In scope</w:t>
       </w:r>
+      <w:bookmarkEnd w:id="25"/>
     </w:p>
     <w:p>
       <w:pPr>
@@ -631,15 +630,15 @@
         <w:t xml:space="preserve">always-live read-only taps on the three DSU accumulators.</w:t>
       </w:r>
     </w:p>
-    <w:bookmarkEnd w:id="23"/>
-    <w:bookmarkStart w:id="24" w:name="out-of-scope"/>
     <w:p>
       <w:pPr>
         <w:pStyle w:val="Heading3"/>
       </w:pPr>
+      <w:bookmarkStart w:id="26" w:name="X132851fb01253333d36643f8ae8b0fecae9f6a0"/>
       <w:r>
         <w:t xml:space="preserve">1.2 Out of scope</w:t>
       </w:r>
+      <w:bookmarkEnd w:id="26"/>
     </w:p>
     <w:p>
       <w:pPr>
@@ -671,15 +670,15 @@
         <w:t xml:space="preserve">Boundary scan. See §13.</w:t>
       </w:r>
     </w:p>
-    <w:bookmarkEnd w:id="24"/>
-    <w:bookmarkStart w:id="25" w:name="why-rev-1.0-is-withdrawn-entirely"/>
     <w:p>
       <w:pPr>
         <w:pStyle w:val="Heading3"/>
       </w:pPr>
+      <w:bookmarkStart w:id="27" w:name="Xfb62e7f8362741c357600a8b70ad9b53a51beaa"/>
       <w:r>
         <w:t xml:space="preserve">1.3 Why Rev 1.0 is withdrawn entirely</w:t>
       </w:r>
+      <w:bookmarkEnd w:id="27"/>
     </w:p>
     <w:p>
       <w:pPr>
@@ -716,25 +715,7 @@
         <w:t xml:space="preserve"> </w:t>
       </w:r>
       <w:r>
-        <w:t xml:space="preserve">document stated that the core specification</w:t>
-      </w:r>
-      <w:r>
-        <w:t xml:space="preserve"> </w:t>
-      </w:r>
-      <w:r>
-        <w:t xml:space="preserve">“</w:t>
-      </w:r>
-      <w:r>
-        <w:t xml:space="preserve">already commits to</w:t>
-      </w:r>
-      <w:r>
-        <w:t xml:space="preserve">”</w:t>
-      </w:r>
-      <w:r>
-        <w:t xml:space="preserve"> </w:t>
-      </w:r>
-      <w:r>
-        <w:t xml:space="preserve">the hooks this needs.</w:t>
+        <w:t xml:space="preserve">document stated that the core specification "already commits to" the hooks this needs.</w:t>
       </w:r>
     </w:p>
     <w:p>
@@ -760,20 +741,21 @@
     <w:tbl>
       <w:tblPr>
         <w:tblStyle w:val="Table"/>
-        <w:tblW w:type="auto" w:w="0"/>
-        <w:tblLook w:firstRow="1" w:lastRow="0" w:firstColumn="0" w:lastColumn="0" w:noHBand="0" w:noVBand="0" w:val="0020"/>
-        <w:jc w:val="start"/>
+        <w:tblW w:type="pct" w:w="0.0"/>
+        <w:tblLook w:firstRow="1"/>
       </w:tblPr>
-      <w:tblGrid>
-        <w:gridCol w:w="3960"/>
-        <w:gridCol w:w="3960"/>
-      </w:tblGrid>
+      <w:tblGrid/>
       <w:tr>
         <w:trPr>
-          <w:tblHeader w:val="true"/>
+          <w:cnfStyle w:firstRow="1"/>
         </w:trPr>
         <w:tc>
-          <w:tcPr/>
+          <w:tcPr>
+            <w:tcBorders>
+              <w:bottom w:val="single"/>
+            </w:tcBorders>
+            <w:vAlign w:val="bottom"/>
+          </w:tcPr>
           <w:p>
             <w:pPr>
               <w:pStyle w:val="Compact"/>
@@ -785,7 +767,12 @@
           </w:p>
         </w:tc>
         <w:tc>
-          <w:tcPr/>
+          <w:tcPr>
+            <w:tcBorders>
+              <w:bottom w:val="single"/>
+            </w:tcBorders>
+            <w:vAlign w:val="bottom"/>
+          </w:tcPr>
           <w:p>
             <w:pPr>
               <w:pStyle w:val="Compact"/>
@@ -799,7 +786,6 @@
       </w:tr>
       <w:tr>
         <w:tc>
-          <w:tcPr/>
           <w:p>
             <w:pPr>
               <w:pStyle w:val="Compact"/>
@@ -820,7 +806,6 @@
           </w:p>
         </w:tc>
         <w:tc>
-          <w:tcPr/>
           <w:p>
             <w:pPr>
               <w:pStyle w:val="Compact"/>
@@ -834,7 +819,6 @@
       </w:tr>
       <w:tr>
         <w:tc>
-          <w:tcPr/>
           <w:p>
             <w:pPr>
               <w:pStyle w:val="Compact"/>
@@ -855,7 +839,6 @@
           </w:p>
         </w:tc>
         <w:tc>
-          <w:tcPr/>
           <w:p>
             <w:pPr>
               <w:pStyle w:val="Compact"/>
@@ -869,7 +852,6 @@
       </w:tr>
       <w:tr>
         <w:tc>
-          <w:tcPr/>
           <w:p>
             <w:pPr>
               <w:pStyle w:val="Compact"/>
@@ -890,7 +872,6 @@
           </w:p>
         </w:tc>
         <w:tc>
-          <w:tcPr/>
           <w:p>
             <w:pPr>
               <w:pStyle w:val="Compact"/>
@@ -904,7 +885,6 @@
       </w:tr>
       <w:tr>
         <w:tc>
-          <w:tcPr/>
           <w:p>
             <w:pPr>
               <w:pStyle w:val="Compact"/>
@@ -916,7 +896,6 @@
           </w:p>
         </w:tc>
         <w:tc>
-          <w:tcPr/>
           <w:p>
             <w:pPr>
               <w:pStyle w:val="Compact"/>
@@ -930,7 +909,6 @@
       </w:tr>
       <w:tr>
         <w:tc>
-          <w:tcPr/>
           <w:p>
             <w:pPr>
               <w:pStyle w:val="Compact"/>
@@ -942,7 +920,6 @@
           </w:p>
         </w:tc>
         <w:tc>
-          <w:tcPr/>
           <w:p>
             <w:pPr>
               <w:pStyle w:val="Compact"/>
@@ -956,7 +933,6 @@
       </w:tr>
       <w:tr>
         <w:tc>
-          <w:tcPr/>
           <w:p>
             <w:pPr>
               <w:pStyle w:val="Compact"/>
@@ -968,7 +944,6 @@
           </w:p>
         </w:tc>
         <w:tc>
-          <w:tcPr/>
           <w:p>
             <w:pPr>
               <w:pStyle w:val="Compact"/>
@@ -982,7 +957,6 @@
       </w:tr>
       <w:tr>
         <w:tc>
-          <w:tcPr/>
           <w:p>
             <w:pPr>
               <w:pStyle w:val="Compact"/>
@@ -1003,7 +977,6 @@
           </w:p>
         </w:tc>
         <w:tc>
-          <w:tcPr/>
           <w:p>
             <w:pPr>
               <w:pStyle w:val="Compact"/>
@@ -1017,7 +990,6 @@
       </w:tr>
       <w:tr>
         <w:tc>
-          <w:tcPr/>
           <w:p>
             <w:pPr>
               <w:pStyle w:val="Compact"/>
@@ -1038,7 +1010,6 @@
           </w:p>
         </w:tc>
         <w:tc>
-          <w:tcPr/>
           <w:p>
             <w:pPr>
               <w:pStyle w:val="Compact"/>
@@ -1062,7 +1033,7 @@
         <w:t xml:space="preserve"> </w:t>
       </w:r>
       <w:r>
-        <w:t xml:space="preserve">trap — to the block that produced most of this project’s errata, and then re-verifying the</w:t>
+        <w:t xml:space="preserve">trap — to the block that produced most of this project's errata, and then re-verifying the</w:t>
       </w:r>
       <w:r>
         <w:t xml:space="preserve"> </w:t>
@@ -1127,7 +1098,6 @@
       </w:r>
       <w:r>
         <w:rPr>
-          <w:bCs/>
           <w:b/>
         </w:rPr>
         <w:t xml:space="preserve">zero core changes</w:t>
@@ -1155,35 +1125,34 @@
         </w:pict>
       </w:r>
     </w:p>
-    <w:bookmarkEnd w:id="25"/>
-    <w:bookmarkEnd w:id="26"/>
-    <w:bookmarkStart w:id="27" w:name="requirements"/>
     <w:p>
       <w:pPr>
         <w:pStyle w:val="Heading2"/>
       </w:pPr>
+      <w:bookmarkStart w:id="28" w:name="X7ac32b3a81e4212c01abd06ff86531ccba71244"/>
       <w:r>
         <w:t xml:space="preserve">2 Requirements</w:t>
       </w:r>
+      <w:bookmarkEnd w:id="28"/>
     </w:p>
     <w:tbl>
       <w:tblPr>
         <w:tblStyle w:val="Table"/>
-        <w:tblW w:type="pct" w:w="5000"/>
-        <w:tblLook w:firstRow="1" w:lastRow="0" w:firstColumn="0" w:lastColumn="0" w:noHBand="0" w:noVBand="0" w:val="0020"/>
-        <w:jc w:val="start"/>
+        <w:tblW w:type="pct" w:w="0.0"/>
+        <w:tblLook w:firstRow="1"/>
       </w:tblPr>
-      <w:tblGrid>
-        <w:gridCol w:w="2640"/>
-        <w:gridCol w:w="2640"/>
-        <w:gridCol w:w="2640"/>
-      </w:tblGrid>
+      <w:tblGrid/>
       <w:tr>
         <w:trPr>
-          <w:tblHeader w:val="true"/>
+          <w:cnfStyle w:firstRow="1"/>
         </w:trPr>
         <w:tc>
-          <w:tcPr/>
+          <w:tcPr>
+            <w:tcBorders>
+              <w:bottom w:val="single"/>
+            </w:tcBorders>
+            <w:vAlign w:val="bottom"/>
+          </w:tcPr>
           <w:p>
             <w:pPr>
               <w:pStyle w:val="Compact"/>
@@ -1195,7 +1164,12 @@
           </w:p>
         </w:tc>
         <w:tc>
-          <w:tcPr/>
+          <w:tcPr>
+            <w:tcBorders>
+              <w:bottom w:val="single"/>
+            </w:tcBorders>
+            <w:vAlign w:val="bottom"/>
+          </w:tcPr>
           <w:p>
             <w:pPr>
               <w:pStyle w:val="Compact"/>
@@ -1207,7 +1181,12 @@
           </w:p>
         </w:tc>
         <w:tc>
-          <w:tcPr/>
+          <w:tcPr>
+            <w:tcBorders>
+              <w:bottom w:val="single"/>
+            </w:tcBorders>
+            <w:vAlign w:val="bottom"/>
+          </w:tcPr>
           <w:p>
             <w:pPr>
               <w:pStyle w:val="Compact"/>
@@ -1221,7 +1200,6 @@
       </w:tr>
       <w:tr>
         <w:tc>
-          <w:tcPr/>
           <w:p>
             <w:pPr>
               <w:pStyle w:val="Compact"/>
@@ -1233,7 +1211,6 @@
           </w:p>
         </w:tc>
         <w:tc>
-          <w:tcPr/>
           <w:p>
             <w:pPr>
               <w:pStyle w:val="Compact"/>
@@ -1305,7 +1282,6 @@
           </w:p>
         </w:tc>
         <w:tc>
-          <w:tcPr/>
           <w:p>
             <w:pPr>
               <w:pStyle w:val="Compact"/>
@@ -1319,7 +1295,6 @@
       </w:tr>
       <w:tr>
         <w:tc>
-          <w:tcPr/>
           <w:p>
             <w:pPr>
               <w:pStyle w:val="Compact"/>
@@ -1331,7 +1306,6 @@
           </w:p>
         </w:tc>
         <w:tc>
-          <w:tcPr/>
           <w:p>
             <w:pPr>
               <w:pStyle w:val="Compact"/>
@@ -1343,7 +1317,6 @@
           </w:p>
         </w:tc>
         <w:tc>
-          <w:tcPr/>
           <w:p>
             <w:pPr>
               <w:pStyle w:val="Compact"/>
@@ -1357,7 +1330,6 @@
       </w:tr>
       <w:tr>
         <w:tc>
-          <w:tcPr/>
           <w:p>
             <w:pPr>
               <w:pStyle w:val="Compact"/>
@@ -1369,7 +1341,6 @@
           </w:p>
         </w:tc>
         <w:tc>
-          <w:tcPr/>
           <w:p>
             <w:pPr>
               <w:pStyle w:val="Compact"/>
@@ -1396,7 +1367,6 @@
           </w:p>
         </w:tc>
         <w:tc>
-          <w:tcPr/>
           <w:p>
             <w:pPr>
               <w:pStyle w:val="Compact"/>
@@ -1410,7 +1380,6 @@
       </w:tr>
       <w:tr>
         <w:tc>
-          <w:tcPr/>
           <w:p>
             <w:pPr>
               <w:pStyle w:val="Compact"/>
@@ -1422,7 +1391,6 @@
           </w:p>
         </w:tc>
         <w:tc>
-          <w:tcPr/>
           <w:p>
             <w:pPr>
               <w:pStyle w:val="Compact"/>
@@ -1434,7 +1402,6 @@
           </w:p>
         </w:tc>
         <w:tc>
-          <w:tcPr/>
           <w:p>
             <w:pPr>
               <w:pStyle w:val="Compact"/>
@@ -1448,7 +1415,6 @@
       </w:tr>
       <w:tr>
         <w:tc>
-          <w:tcPr/>
           <w:p>
             <w:pPr>
               <w:pStyle w:val="Compact"/>
@@ -1460,7 +1426,6 @@
           </w:p>
         </w:tc>
         <w:tc>
-          <w:tcPr/>
           <w:p>
             <w:pPr>
               <w:pStyle w:val="Compact"/>
@@ -1481,7 +1446,6 @@
           </w:p>
         </w:tc>
         <w:tc>
-          <w:tcPr/>
           <w:p>
             <w:pPr>
               <w:pStyle w:val="Compact"/>
@@ -1495,7 +1459,6 @@
       </w:tr>
       <w:tr>
         <w:tc>
-          <w:tcPr/>
           <w:p>
             <w:pPr>
               <w:pStyle w:val="Compact"/>
@@ -1507,7 +1470,6 @@
           </w:p>
         </w:tc>
         <w:tc>
-          <w:tcPr/>
           <w:p>
             <w:pPr>
               <w:pStyle w:val="Compact"/>
@@ -1519,7 +1481,6 @@
           </w:p>
         </w:tc>
         <w:tc>
-          <w:tcPr/>
           <w:p>
             <w:pPr>
               <w:pStyle w:val="Compact"/>
@@ -1533,7 +1494,6 @@
       </w:tr>
       <w:tr>
         <w:tc>
-          <w:tcPr/>
           <w:p>
             <w:pPr>
               <w:pStyle w:val="Compact"/>
@@ -1545,7 +1505,6 @@
           </w:p>
         </w:tc>
         <w:tc>
-          <w:tcPr/>
           <w:p>
             <w:pPr>
               <w:pStyle w:val="Compact"/>
@@ -1557,7 +1516,6 @@
           </w:p>
         </w:tc>
         <w:tc>
-          <w:tcPr/>
           <w:p>
             <w:pPr>
               <w:pStyle w:val="Compact"/>
@@ -1571,7 +1529,6 @@
       </w:tr>
       <w:tr>
         <w:tc>
-          <w:tcPr/>
           <w:p>
             <w:pPr>
               <w:pStyle w:val="Compact"/>
@@ -1583,7 +1540,6 @@
           </w:p>
         </w:tc>
         <w:tc>
-          <w:tcPr/>
           <w:p>
             <w:pPr>
               <w:pStyle w:val="Compact"/>
@@ -1595,7 +1551,6 @@
           </w:p>
         </w:tc>
         <w:tc>
-          <w:tcPr/>
           <w:p>
             <w:pPr>
               <w:pStyle w:val="Compact"/>
@@ -1615,15 +1570,15 @@
         </w:pict>
       </w:r>
     </w:p>
-    <w:bookmarkEnd w:id="27"/>
-    <w:bookmarkStart w:id="28" w:name="block-diagram"/>
     <w:p>
       <w:pPr>
         <w:pStyle w:val="Heading2"/>
       </w:pPr>
+      <w:bookmarkStart w:id="29" w:name="X1a7d97650db9c8935e98f54c49fc0d1c2422484"/>
       <w:r>
         <w:t xml:space="preserve">3 Block diagram</w:t>
       </w:r>
+      <w:bookmarkEnd w:id="29"/>
     </w:p>
     <w:p>
       <w:pPr>
@@ -1886,35 +1841,34 @@
         </w:pict>
       </w:r>
     </w:p>
-    <w:bookmarkEnd w:id="28"/>
-    <w:bookmarkStart w:id="29" w:name="sub-block-inventory"/>
     <w:p>
       <w:pPr>
         <w:pStyle w:val="Heading2"/>
       </w:pPr>
+      <w:bookmarkStart w:id="30" w:name="Xebf6fc5ba8dcde2af88cf555221c19004ccfe53"/>
       <w:r>
         <w:t xml:space="preserve">4 Sub-block inventory</w:t>
       </w:r>
+      <w:bookmarkEnd w:id="30"/>
     </w:p>
     <w:tbl>
       <w:tblPr>
         <w:tblStyle w:val="Table"/>
-        <w:tblW w:type="pct" w:w="5000"/>
-        <w:tblLook w:firstRow="1" w:lastRow="0" w:firstColumn="0" w:lastColumn="0" w:noHBand="0" w:noVBand="0" w:val="0020"/>
-        <w:jc w:val="start"/>
+        <w:tblW w:type="pct" w:w="0.0"/>
+        <w:tblLook w:firstRow="1"/>
       </w:tblPr>
-      <w:tblGrid>
-        <w:gridCol w:w="1980"/>
-        <w:gridCol w:w="1980"/>
-        <w:gridCol w:w="1980"/>
-        <w:gridCol w:w="1980"/>
-      </w:tblGrid>
+      <w:tblGrid/>
       <w:tr>
         <w:trPr>
-          <w:tblHeader w:val="true"/>
+          <w:cnfStyle w:firstRow="1"/>
         </w:trPr>
         <w:tc>
-          <w:tcPr/>
+          <w:tcPr>
+            <w:tcBorders>
+              <w:bottom w:val="single"/>
+            </w:tcBorders>
+            <w:vAlign w:val="bottom"/>
+          </w:tcPr>
           <w:p>
             <w:pPr>
               <w:pStyle w:val="Compact"/>
@@ -1926,7 +1880,12 @@
           </w:p>
         </w:tc>
         <w:tc>
-          <w:tcPr/>
+          <w:tcPr>
+            <w:tcBorders>
+              <w:bottom w:val="single"/>
+            </w:tcBorders>
+            <w:vAlign w:val="bottom"/>
+          </w:tcPr>
           <w:p>
             <w:pPr>
               <w:pStyle w:val="Compact"/>
@@ -1938,7 +1897,12 @@
           </w:p>
         </w:tc>
         <w:tc>
-          <w:tcPr/>
+          <w:tcPr>
+            <w:tcBorders>
+              <w:bottom w:val="single"/>
+            </w:tcBorders>
+            <w:vAlign w:val="bottom"/>
+          </w:tcPr>
           <w:p>
             <w:pPr>
               <w:pStyle w:val="Compact"/>
@@ -1950,7 +1914,12 @@
           </w:p>
         </w:tc>
         <w:tc>
-          <w:tcPr/>
+          <w:tcPr>
+            <w:tcBorders>
+              <w:bottom w:val="single"/>
+            </w:tcBorders>
+            <w:vAlign w:val="bottom"/>
+          </w:tcPr>
           <w:p>
             <w:pPr>
               <w:pStyle w:val="Compact"/>
@@ -1964,7 +1933,6 @@
       </w:tr>
       <w:tr>
         <w:tc>
-          <w:tcPr/>
           <w:p>
             <w:pPr>
               <w:pStyle w:val="Compact"/>
@@ -1979,7 +1947,6 @@
           </w:p>
         </w:tc>
         <w:tc>
-          <w:tcPr/>
           <w:p>
             <w:pPr>
               <w:pStyle w:val="Compact"/>
@@ -1991,7 +1958,6 @@
           </w:p>
         </w:tc>
         <w:tc>
-          <w:tcPr/>
           <w:p>
             <w:pPr>
               <w:pStyle w:val="Compact"/>
@@ -2006,7 +1972,6 @@
           </w:p>
         </w:tc>
         <w:tc>
-          <w:tcPr/>
           <w:p>
             <w:pPr>
               <w:pStyle w:val="Compact"/>
@@ -2020,7 +1985,6 @@
       </w:tr>
       <w:tr>
         <w:tc>
-          <w:tcPr/>
           <w:p>
             <w:pPr>
               <w:pStyle w:val="Compact"/>
@@ -2035,7 +1999,6 @@
           </w:p>
         </w:tc>
         <w:tc>
-          <w:tcPr/>
           <w:p>
             <w:pPr>
               <w:pStyle w:val="Compact"/>
@@ -2047,7 +2010,6 @@
           </w:p>
         </w:tc>
         <w:tc>
-          <w:tcPr/>
           <w:p>
             <w:pPr>
               <w:pStyle w:val="Compact"/>
@@ -2062,7 +2024,6 @@
           </w:p>
         </w:tc>
         <w:tc>
-          <w:tcPr/>
           <w:p>
             <w:pPr>
               <w:pStyle w:val="Compact"/>
@@ -2097,7 +2058,6 @@
       </w:tr>
       <w:tr>
         <w:tc>
-          <w:tcPr/>
           <w:p>
             <w:pPr>
               <w:pStyle w:val="Compact"/>
@@ -2112,7 +2072,6 @@
           </w:p>
         </w:tc>
         <w:tc>
-          <w:tcPr/>
           <w:p>
             <w:pPr>
               <w:pStyle w:val="Compact"/>
@@ -2124,7 +2083,6 @@
           </w:p>
         </w:tc>
         <w:tc>
-          <w:tcPr/>
           <w:p>
             <w:pPr>
               <w:pStyle w:val="Compact"/>
@@ -2139,7 +2097,6 @@
           </w:p>
         </w:tc>
         <w:tc>
-          <w:tcPr/>
           <w:p>
             <w:pPr>
               <w:pStyle w:val="Compact"/>
@@ -2153,7 +2110,6 @@
       </w:tr>
       <w:tr>
         <w:tc>
-          <w:tcPr/>
           <w:p>
             <w:pPr>
               <w:pStyle w:val="Compact"/>
@@ -2168,7 +2124,6 @@
           </w:p>
         </w:tc>
         <w:tc>
-          <w:tcPr/>
           <w:p>
             <w:pPr>
               <w:pStyle w:val="Compact"/>
@@ -2180,7 +2135,6 @@
           </w:p>
         </w:tc>
         <w:tc>
-          <w:tcPr/>
           <w:p>
             <w:pPr>
               <w:pStyle w:val="Compact"/>
@@ -2195,7 +2149,6 @@
           </w:p>
         </w:tc>
         <w:tc>
-          <w:tcPr/>
           <w:p>
             <w:pPr>
               <w:pStyle w:val="Compact"/>
@@ -2209,7 +2162,6 @@
       </w:tr>
       <w:tr>
         <w:tc>
-          <w:tcPr/>
           <w:p>
             <w:pPr>
               <w:pStyle w:val="Compact"/>
@@ -2224,7 +2176,6 @@
           </w:p>
         </w:tc>
         <w:tc>
-          <w:tcPr/>
           <w:p>
             <w:pPr>
               <w:pStyle w:val="Compact"/>
@@ -2236,7 +2187,6 @@
           </w:p>
         </w:tc>
         <w:tc>
-          <w:tcPr/>
           <w:p>
             <w:pPr>
               <w:pStyle w:val="Compact"/>
@@ -2251,7 +2201,6 @@
           </w:p>
         </w:tc>
         <w:tc>
-          <w:tcPr/>
           <w:p>
             <w:pPr>
               <w:pStyle w:val="Compact"/>
@@ -2271,43 +2220,44 @@
         </w:pict>
       </w:r>
     </w:p>
-    <w:bookmarkEnd w:id="29"/>
-    <w:bookmarkStart w:id="32" w:name="interfaces"/>
     <w:p>
       <w:pPr>
         <w:pStyle w:val="Heading2"/>
       </w:pPr>
+      <w:bookmarkStart w:id="31" w:name="X1571269831bc8f18807262f96c888bdf754311e"/>
       <w:r>
         <w:t xml:space="preserve">5 Interfaces</w:t>
       </w:r>
+      <w:bookmarkEnd w:id="31"/>
     </w:p>
-    <w:bookmarkStart w:id="30" w:name="jtag-chip-pins"/>
     <w:p>
       <w:pPr>
         <w:pStyle w:val="Heading3"/>
       </w:pPr>
+      <w:bookmarkStart w:id="32" w:name="Xd7c6a9513abfac35a63d31e0453ba9269196302"/>
       <w:r>
         <w:t xml:space="preserve">5.1 JTAG (chip pins)</w:t>
       </w:r>
+      <w:bookmarkEnd w:id="32"/>
     </w:p>
     <w:tbl>
       <w:tblPr>
         <w:tblStyle w:val="Table"/>
-        <w:tblW w:type="auto" w:w="0"/>
-        <w:tblLook w:firstRow="1" w:lastRow="0" w:firstColumn="0" w:lastColumn="0" w:noHBand="0" w:noVBand="0" w:val="0020"/>
-        <w:jc w:val="start"/>
+        <w:tblW w:type="pct" w:w="0.0"/>
+        <w:tblLook w:firstRow="1"/>
       </w:tblPr>
-      <w:tblGrid>
-        <w:gridCol w:w="2640"/>
-        <w:gridCol w:w="2640"/>
-        <w:gridCol w:w="2640"/>
-      </w:tblGrid>
+      <w:tblGrid/>
       <w:tr>
         <w:trPr>
-          <w:tblHeader w:val="true"/>
+          <w:cnfStyle w:firstRow="1"/>
         </w:trPr>
         <w:tc>
-          <w:tcPr/>
+          <w:tcPr>
+            <w:tcBorders>
+              <w:bottom w:val="single"/>
+            </w:tcBorders>
+            <w:vAlign w:val="bottom"/>
+          </w:tcPr>
           <w:p>
             <w:pPr>
               <w:pStyle w:val="Compact"/>
@@ -2319,7 +2269,12 @@
           </w:p>
         </w:tc>
         <w:tc>
-          <w:tcPr/>
+          <w:tcPr>
+            <w:tcBorders>
+              <w:bottom w:val="single"/>
+            </w:tcBorders>
+            <w:vAlign w:val="bottom"/>
+          </w:tcPr>
           <w:p>
             <w:pPr>
               <w:pStyle w:val="Compact"/>
@@ -2331,7 +2286,12 @@
           </w:p>
         </w:tc>
         <w:tc>
-          <w:tcPr/>
+          <w:tcPr>
+            <w:tcBorders>
+              <w:bottom w:val="single"/>
+            </w:tcBorders>
+            <w:vAlign w:val="bottom"/>
+          </w:tcPr>
           <w:p>
             <w:pPr>
               <w:pStyle w:val="Compact"/>
@@ -2345,7 +2305,6 @@
       </w:tr>
       <w:tr>
         <w:tc>
-          <w:tcPr/>
           <w:p>
             <w:pPr>
               <w:pStyle w:val="Compact"/>
@@ -2360,7 +2319,6 @@
           </w:p>
         </w:tc>
         <w:tc>
-          <w:tcPr/>
           <w:p>
             <w:pPr>
               <w:pStyle w:val="Compact"/>
@@ -2372,7 +2330,6 @@
           </w:p>
         </w:tc>
         <w:tc>
-          <w:tcPr/>
           <w:p>
             <w:pPr>
               <w:pStyle w:val="Compact"/>
@@ -2398,7 +2355,6 @@
       </w:tr>
       <w:tr>
         <w:tc>
-          <w:tcPr/>
           <w:p>
             <w:pPr>
               <w:pStyle w:val="Compact"/>
@@ -2413,7 +2369,6 @@
           </w:p>
         </w:tc>
         <w:tc>
-          <w:tcPr/>
           <w:p>
             <w:pPr>
               <w:pStyle w:val="Compact"/>
@@ -2425,7 +2380,6 @@
           </w:p>
         </w:tc>
         <w:tc>
-          <w:tcPr/>
           <w:p>
             <w:pPr>
               <w:pStyle w:val="Compact"/>
@@ -2439,7 +2393,6 @@
       </w:tr>
       <w:tr>
         <w:tc>
-          <w:tcPr/>
           <w:p>
             <w:pPr>
               <w:pStyle w:val="Compact"/>
@@ -2454,7 +2407,6 @@
           </w:p>
         </w:tc>
         <w:tc>
-          <w:tcPr/>
           <w:p>
             <w:pPr>
               <w:pStyle w:val="Compact"/>
@@ -2466,7 +2418,6 @@
           </w:p>
         </w:tc>
         <w:tc>
-          <w:tcPr/>
           <w:p>
             <w:pPr>
               <w:pStyle w:val="Compact"/>
@@ -2480,7 +2431,6 @@
       </w:tr>
       <w:tr>
         <w:tc>
-          <w:tcPr/>
           <w:p>
             <w:pPr>
               <w:pStyle w:val="Compact"/>
@@ -2495,7 +2445,6 @@
           </w:p>
         </w:tc>
         <w:tc>
-          <w:tcPr/>
           <w:p>
             <w:pPr>
               <w:pStyle w:val="Compact"/>
@@ -2507,7 +2456,6 @@
           </w:p>
         </w:tc>
         <w:tc>
-          <w:tcPr/>
           <w:p>
             <w:pPr>
               <w:pStyle w:val="Compact"/>
@@ -2526,7 +2474,6 @@
       </w:pPr>
       <w:r>
         <w:rPr>
-          <w:bCs/>
           <w:b/>
         </w:rPr>
         <w:t xml:space="preserve">[N-5.1]</w:t>
@@ -2589,7 +2536,6 @@
       </w:pPr>
       <w:r>
         <w:rPr>
-          <w:bCs/>
           <w:b/>
         </w:rPr>
         <w:t xml:space="preserve">[N-5.2]</w:t>
@@ -2664,12 +2610,11 @@
         <w:t xml:space="preserve">makes debugging a chip stuck in reset possible.</w:t>
       </w:r>
     </w:p>
-    <w:bookmarkEnd w:id="30"/>
-    <w:bookmarkStart w:id="31" w:name="to-the-rest-of-the-chip-hclk"/>
     <w:p>
       <w:pPr>
         <w:pStyle w:val="Heading3"/>
       </w:pPr>
+      <w:bookmarkStart w:id="33" w:name="Xf7198b4d907128302ad4469318db06ee30ff1a9"/>
       <w:r>
         <w:t xml:space="preserve">5.2 To the rest of the chip (</w:t>
       </w:r>
@@ -2682,26 +2627,26 @@
       <w:r>
         <w:t xml:space="preserve">)</w:t>
       </w:r>
+      <w:bookmarkEnd w:id="33"/>
     </w:p>
     <w:tbl>
       <w:tblPr>
         <w:tblStyle w:val="Table"/>
-        <w:tblW w:type="pct" w:w="5000"/>
-        <w:tblLook w:firstRow="1" w:lastRow="0" w:firstColumn="0" w:lastColumn="0" w:noHBand="0" w:noVBand="0" w:val="0020"/>
-        <w:jc w:val="start"/>
+        <w:tblW w:type="pct" w:w="0.0"/>
+        <w:tblLook w:firstRow="1"/>
       </w:tblPr>
-      <w:tblGrid>
-        <w:gridCol w:w="1980"/>
-        <w:gridCol w:w="1980"/>
-        <w:gridCol w:w="1980"/>
-        <w:gridCol w:w="1980"/>
-      </w:tblGrid>
+      <w:tblGrid/>
       <w:tr>
         <w:trPr>
-          <w:tblHeader w:val="true"/>
+          <w:cnfStyle w:firstRow="1"/>
         </w:trPr>
         <w:tc>
-          <w:tcPr/>
+          <w:tcPr>
+            <w:tcBorders>
+              <w:bottom w:val="single"/>
+            </w:tcBorders>
+            <w:vAlign w:val="bottom"/>
+          </w:tcPr>
           <w:p>
             <w:pPr>
               <w:pStyle w:val="Compact"/>
@@ -2713,7 +2658,12 @@
           </w:p>
         </w:tc>
         <w:tc>
-          <w:tcPr/>
+          <w:tcPr>
+            <w:tcBorders>
+              <w:bottom w:val="single"/>
+            </w:tcBorders>
+            <w:vAlign w:val="bottom"/>
+          </w:tcPr>
           <w:p>
             <w:pPr>
               <w:pStyle w:val="Compact"/>
@@ -2725,7 +2675,12 @@
           </w:p>
         </w:tc>
         <w:tc>
-          <w:tcPr/>
+          <w:tcPr>
+            <w:tcBorders>
+              <w:bottom w:val="single"/>
+            </w:tcBorders>
+            <w:vAlign w:val="bottom"/>
+          </w:tcPr>
           <w:p>
             <w:pPr>
               <w:pStyle w:val="Compact"/>
@@ -2737,7 +2692,12 @@
           </w:p>
         </w:tc>
         <w:tc>
-          <w:tcPr/>
+          <w:tcPr>
+            <w:tcBorders>
+              <w:bottom w:val="single"/>
+            </w:tcBorders>
+            <w:vAlign w:val="bottom"/>
+          </w:tcPr>
           <w:p>
             <w:pPr>
               <w:pStyle w:val="Compact"/>
@@ -2751,7 +2711,6 @@
       </w:tr>
       <w:tr>
         <w:tc>
-          <w:tcPr/>
           <w:p>
             <w:pPr>
               <w:pStyle w:val="Compact"/>
@@ -2766,7 +2725,6 @@
           </w:p>
         </w:tc>
         <w:tc>
-          <w:tcPr/>
           <w:p>
             <w:pPr>
               <w:pStyle w:val="Compact"/>
@@ -2778,7 +2736,6 @@
           </w:p>
         </w:tc>
         <w:tc>
-          <w:tcPr/>
           <w:p>
             <w:pPr>
               <w:pStyle w:val="Compact"/>
@@ -2790,7 +2747,6 @@
           </w:p>
         </w:tc>
         <w:tc>
-          <w:tcPr/>
           <w:p>
             <w:pPr>
               <w:pStyle w:val="Compact"/>
@@ -2816,7 +2772,6 @@
       </w:tr>
       <w:tr>
         <w:tc>
-          <w:tcPr/>
           <w:p>
             <w:pPr>
               <w:pStyle w:val="Compact"/>
@@ -2831,7 +2786,6 @@
           </w:p>
         </w:tc>
         <w:tc>
-          <w:tcPr/>
           <w:p>
             <w:pPr>
               <w:pStyle w:val="Compact"/>
@@ -2843,7 +2797,6 @@
           </w:p>
         </w:tc>
         <w:tc>
-          <w:tcPr/>
           <w:p>
             <w:pPr>
               <w:pStyle w:val="Compact"/>
@@ -2855,7 +2808,6 @@
           </w:p>
         </w:tc>
         <w:tc>
-          <w:tcPr/>
           <w:p>
             <w:pPr>
               <w:pStyle w:val="Compact"/>
@@ -2881,7 +2833,6 @@
       </w:tr>
       <w:tr>
         <w:tc>
-          <w:tcPr/>
           <w:p>
             <w:pPr>
               <w:pStyle w:val="Compact"/>
@@ -2896,7 +2847,6 @@
           </w:p>
         </w:tc>
         <w:tc>
-          <w:tcPr/>
           <w:p>
             <w:pPr>
               <w:pStyle w:val="Compact"/>
@@ -2908,7 +2858,6 @@
           </w:p>
         </w:tc>
         <w:tc>
-          <w:tcPr/>
           <w:p>
             <w:pPr>
               <w:pStyle w:val="Compact"/>
@@ -2920,7 +2869,6 @@
           </w:p>
         </w:tc>
         <w:tc>
-          <w:tcPr/>
           <w:p>
             <w:pPr>
               <w:pStyle w:val="Compact"/>
@@ -2934,7 +2882,6 @@
       </w:tr>
       <w:tr>
         <w:tc>
-          <w:tcPr/>
           <w:p>
             <w:pPr>
               <w:pStyle w:val="Compact"/>
@@ -2949,7 +2896,6 @@
           </w:p>
         </w:tc>
         <w:tc>
-          <w:tcPr/>
           <w:p>
             <w:pPr>
               <w:pStyle w:val="Compact"/>
@@ -2961,7 +2907,6 @@
           </w:p>
         </w:tc>
         <w:tc>
-          <w:tcPr/>
           <w:p>
             <w:pPr>
               <w:pStyle w:val="Compact"/>
@@ -2973,7 +2918,6 @@
           </w:p>
         </w:tc>
         <w:tc>
-          <w:tcPr/>
           <w:p>
             <w:pPr>
               <w:pStyle w:val="Compact"/>
@@ -2987,7 +2931,6 @@
       </w:tr>
       <w:tr>
         <w:tc>
-          <w:tcPr/>
           <w:p>
             <w:pPr>
               <w:pStyle w:val="Compact"/>
@@ -2999,7 +2942,6 @@
           </w:p>
         </w:tc>
         <w:tc>
-          <w:tcPr/>
           <w:p>
             <w:pPr>
               <w:pStyle w:val="Compact"/>
@@ -3011,7 +2953,6 @@
           </w:p>
         </w:tc>
         <w:tc>
-          <w:tcPr/>
           <w:p>
             <w:pPr>
               <w:pStyle w:val="Compact"/>
@@ -3023,7 +2964,6 @@
           </w:p>
         </w:tc>
         <w:tc>
-          <w:tcPr/>
           <w:p>
             <w:pPr>
               <w:pStyle w:val="Compact"/>
@@ -3057,7 +2997,6 @@
       </w:pPr>
       <w:r>
         <w:rPr>
-          <w:bCs/>
           <w:b/>
         </w:rPr>
         <w:t xml:space="preserve">[N-5.3]</w:t>
@@ -3066,7 +3005,7 @@
         <w:t xml:space="preserve"> </w:t>
       </w:r>
       <w:r>
-        <w:t xml:space="preserve">There is no connection to the core’s pipeline, register file or CSRs. That</w:t>
+        <w:t xml:space="preserve">There is no connection to the core's pipeline, register file or CSRs. That</w:t>
       </w:r>
       <w:r>
         <w:t xml:space="preserve"> </w:t>
@@ -3082,45 +3021,44 @@
         </w:pict>
       </w:r>
     </w:p>
-    <w:bookmarkEnd w:id="31"/>
-    <w:bookmarkEnd w:id="32"/>
-    <w:bookmarkStart w:id="41" w:name="register-map"/>
     <w:p>
       <w:pPr>
         <w:pStyle w:val="Heading2"/>
       </w:pPr>
+      <w:bookmarkStart w:id="34" w:name="X993360f134ac5f4020b563a2e981249bc87d383"/>
       <w:r>
         <w:t xml:space="preserve">6 Register map</w:t>
       </w:r>
+      <w:bookmarkEnd w:id="34"/>
     </w:p>
-    <w:bookmarkStart w:id="33" w:name="jtag-instruction-register-5-bits"/>
     <w:p>
       <w:pPr>
         <w:pStyle w:val="Heading3"/>
       </w:pPr>
+      <w:bookmarkStart w:id="35" w:name="Xc0e0cb4afe50b21e34488735f74622d7273abc0"/>
       <w:r>
         <w:t xml:space="preserve">6.1 JTAG instruction register (5 bits)</w:t>
       </w:r>
+      <w:bookmarkEnd w:id="35"/>
     </w:p>
     <w:tbl>
       <w:tblPr>
         <w:tblStyle w:val="Table"/>
-        <w:tblW w:type="pct" w:w="5000"/>
-        <w:tblLook w:firstRow="1" w:lastRow="0" w:firstColumn="0" w:lastColumn="0" w:noHBand="0" w:noVBand="0" w:val="0020"/>
-        <w:jc w:val="start"/>
+        <w:tblW w:type="pct" w:w="0.0"/>
+        <w:tblLook w:firstRow="1"/>
       </w:tblPr>
-      <w:tblGrid>
-        <w:gridCol w:w="1980"/>
-        <w:gridCol w:w="1980"/>
-        <w:gridCol w:w="1980"/>
-        <w:gridCol w:w="1980"/>
-      </w:tblGrid>
+      <w:tblGrid/>
       <w:tr>
         <w:trPr>
-          <w:tblHeader w:val="true"/>
+          <w:cnfStyle w:firstRow="1"/>
         </w:trPr>
         <w:tc>
-          <w:tcPr/>
+          <w:tcPr>
+            <w:tcBorders>
+              <w:bottom w:val="single"/>
+            </w:tcBorders>
+            <w:vAlign w:val="bottom"/>
+          </w:tcPr>
           <w:p>
             <w:pPr>
               <w:pStyle w:val="Compact"/>
@@ -3132,7 +3070,12 @@
           </w:p>
         </w:tc>
         <w:tc>
-          <w:tcPr/>
+          <w:tcPr>
+            <w:tcBorders>
+              <w:bottom w:val="single"/>
+            </w:tcBorders>
+            <w:vAlign w:val="bottom"/>
+          </w:tcPr>
           <w:p>
             <w:pPr>
               <w:pStyle w:val="Compact"/>
@@ -3144,7 +3087,12 @@
           </w:p>
         </w:tc>
         <w:tc>
-          <w:tcPr/>
+          <w:tcPr>
+            <w:tcBorders>
+              <w:bottom w:val="single"/>
+            </w:tcBorders>
+            <w:vAlign w:val="bottom"/>
+          </w:tcPr>
           <w:p>
             <w:pPr>
               <w:pStyle w:val="Compact"/>
@@ -3156,7 +3104,12 @@
           </w:p>
         </w:tc>
         <w:tc>
-          <w:tcPr/>
+          <w:tcPr>
+            <w:tcBorders>
+              <w:bottom w:val="single"/>
+            </w:tcBorders>
+            <w:vAlign w:val="bottom"/>
+          </w:tcPr>
           <w:p>
             <w:pPr>
               <w:pStyle w:val="Compact"/>
@@ -3170,7 +3123,6 @@
       </w:tr>
       <w:tr>
         <w:tc>
-          <w:tcPr/>
           <w:p>
             <w:pPr>
               <w:pStyle w:val="Compact"/>
@@ -3182,7 +3134,6 @@
           </w:p>
         </w:tc>
         <w:tc>
-          <w:tcPr/>
           <w:p>
             <w:pPr>
               <w:pStyle w:val="Compact"/>
@@ -3197,7 +3148,6 @@
           </w:p>
         </w:tc>
         <w:tc>
-          <w:tcPr/>
           <w:p>
             <w:pPr>
               <w:pStyle w:val="Compact"/>
@@ -3209,7 +3159,6 @@
           </w:p>
         </w:tc>
         <w:tc>
-          <w:tcPr/>
           <w:p>
             <w:pPr>
               <w:pStyle w:val="Compact"/>
@@ -3223,7 +3172,6 @@
       </w:tr>
       <w:tr>
         <w:tc>
-          <w:tcPr/>
           <w:p>
             <w:pPr>
               <w:pStyle w:val="Compact"/>
@@ -3235,7 +3183,6 @@
           </w:p>
         </w:tc>
         <w:tc>
-          <w:tcPr/>
           <w:p>
             <w:pPr>
               <w:pStyle w:val="Compact"/>
@@ -3250,7 +3197,6 @@
           </w:p>
         </w:tc>
         <w:tc>
-          <w:tcPr/>
           <w:p>
             <w:pPr>
               <w:pStyle w:val="Compact"/>
@@ -3262,7 +3208,6 @@
           </w:p>
         </w:tc>
         <w:tc>
-          <w:tcPr/>
           <w:p>
             <w:pPr>
               <w:pStyle w:val="Compact"/>
@@ -3276,7 +3221,6 @@
       </w:tr>
       <w:tr>
         <w:tc>
-          <w:tcPr/>
           <w:p>
             <w:pPr>
               <w:pStyle w:val="Compact"/>
@@ -3288,7 +3232,6 @@
           </w:p>
         </w:tc>
         <w:tc>
-          <w:tcPr/>
           <w:p>
             <w:pPr>
               <w:pStyle w:val="Compact"/>
@@ -3303,7 +3246,6 @@
           </w:p>
         </w:tc>
         <w:tc>
-          <w:tcPr/>
           <w:p>
             <w:pPr>
               <w:pStyle w:val="Compact"/>
@@ -3315,7 +3257,6 @@
           </w:p>
         </w:tc>
         <w:tc>
-          <w:tcPr/>
           <w:p>
             <w:pPr>
               <w:pStyle w:val="Compact"/>
@@ -3329,7 +3270,6 @@
       </w:tr>
       <w:tr>
         <w:tc>
-          <w:tcPr/>
           <w:p>
             <w:pPr>
               <w:pStyle w:val="Compact"/>
@@ -3341,7 +3281,6 @@
           </w:p>
         </w:tc>
         <w:tc>
-          <w:tcPr/>
           <w:p>
             <w:pPr>
               <w:pStyle w:val="Compact"/>
@@ -3356,7 +3295,6 @@
           </w:p>
         </w:tc>
         <w:tc>
-          <w:tcPr/>
           <w:p>
             <w:pPr>
               <w:pStyle w:val="Compact"/>
@@ -3368,7 +3306,6 @@
           </w:p>
         </w:tc>
         <w:tc>
-          <w:tcPr/>
           <w:p>
             <w:pPr>
               <w:pStyle w:val="Compact"/>
@@ -3382,7 +3319,6 @@
       </w:tr>
       <w:tr>
         <w:tc>
-          <w:tcPr/>
           <w:p>
             <w:pPr>
               <w:pStyle w:val="Compact"/>
@@ -3394,7 +3330,6 @@
           </w:p>
         </w:tc>
         <w:tc>
-          <w:tcPr/>
           <w:p>
             <w:pPr>
               <w:pStyle w:val="Compact"/>
@@ -3415,7 +3350,6 @@
           </w:p>
         </w:tc>
         <w:tc>
-          <w:tcPr/>
           <w:p>
             <w:pPr>
               <w:pStyle w:val="Compact"/>
@@ -3427,7 +3361,6 @@
           </w:p>
         </w:tc>
         <w:tc>
-          <w:tcPr/>
           <w:p>
             <w:pPr>
               <w:pStyle w:val="Compact"/>
@@ -3446,7 +3379,6 @@
       </w:pPr>
       <w:r>
         <w:rPr>
-          <w:bCs/>
           <w:b/>
         </w:rPr>
         <w:t xml:space="preserve">[N-6.1]</w:t>
@@ -3524,12 +3456,11 @@
         <w:t xml:space="preserve">check at bring-up.</w:t>
       </w:r>
     </w:p>
-    <w:bookmarkEnd w:id="33"/>
-    <w:bookmarkStart w:id="34" w:name="dtmcs-ir-0x10"/>
     <w:p>
       <w:pPr>
         <w:pStyle w:val="Heading3"/>
       </w:pPr>
+      <w:bookmarkStart w:id="36" w:name="X17f3f9056e01a710b167f51611b9a88723180be"/>
       <w:r>
         <w:t xml:space="preserve">6.2</w:t>
       </w:r>
@@ -3548,27 +3479,26 @@
       <w:r>
         <w:t xml:space="preserve">(IR 0x10)</w:t>
       </w:r>
+      <w:bookmarkEnd w:id="36"/>
     </w:p>
     <w:tbl>
       <w:tblPr>
         <w:tblStyle w:val="Table"/>
-        <w:tblW w:type="pct" w:w="5000"/>
-        <w:tblLook w:firstRow="1" w:lastRow="0" w:firstColumn="0" w:lastColumn="0" w:noHBand="0" w:noVBand="0" w:val="0020"/>
-        <w:jc w:val="start"/>
+        <w:tblW w:type="pct" w:w="0.0"/>
+        <w:tblLook w:firstRow="1"/>
       </w:tblPr>
-      <w:tblGrid>
-        <w:gridCol w:w="1584"/>
-        <w:gridCol w:w="1584"/>
-        <w:gridCol w:w="1584"/>
-        <w:gridCol w:w="1584"/>
-        <w:gridCol w:w="1584"/>
-      </w:tblGrid>
+      <w:tblGrid/>
       <w:tr>
         <w:trPr>
-          <w:tblHeader w:val="true"/>
+          <w:cnfStyle w:firstRow="1"/>
         </w:trPr>
         <w:tc>
-          <w:tcPr/>
+          <w:tcPr>
+            <w:tcBorders>
+              <w:bottom w:val="single"/>
+            </w:tcBorders>
+            <w:vAlign w:val="bottom"/>
+          </w:tcPr>
           <w:p>
             <w:pPr>
               <w:pStyle w:val="Compact"/>
@@ -3580,7 +3510,12 @@
           </w:p>
         </w:tc>
         <w:tc>
-          <w:tcPr/>
+          <w:tcPr>
+            <w:tcBorders>
+              <w:bottom w:val="single"/>
+            </w:tcBorders>
+            <w:vAlign w:val="bottom"/>
+          </w:tcPr>
           <w:p>
             <w:pPr>
               <w:pStyle w:val="Compact"/>
@@ -3592,7 +3527,12 @@
           </w:p>
         </w:tc>
         <w:tc>
-          <w:tcPr/>
+          <w:tcPr>
+            <w:tcBorders>
+              <w:bottom w:val="single"/>
+            </w:tcBorders>
+            <w:vAlign w:val="bottom"/>
+          </w:tcPr>
           <w:p>
             <w:pPr>
               <w:pStyle w:val="Compact"/>
@@ -3604,7 +3544,12 @@
           </w:p>
         </w:tc>
         <w:tc>
-          <w:tcPr/>
+          <w:tcPr>
+            <w:tcBorders>
+              <w:bottom w:val="single"/>
+            </w:tcBorders>
+            <w:vAlign w:val="bottom"/>
+          </w:tcPr>
           <w:p>
             <w:pPr>
               <w:pStyle w:val="Compact"/>
@@ -3616,7 +3561,12 @@
           </w:p>
         </w:tc>
         <w:tc>
-          <w:tcPr/>
+          <w:tcPr>
+            <w:tcBorders>
+              <w:bottom w:val="single"/>
+            </w:tcBorders>
+            <w:vAlign w:val="bottom"/>
+          </w:tcPr>
           <w:p>
             <w:pPr>
               <w:pStyle w:val="Compact"/>
@@ -3630,7 +3580,6 @@
       </w:tr>
       <w:tr>
         <w:tc>
-          <w:tcPr/>
           <w:p>
             <w:pPr>
               <w:pStyle w:val="Compact"/>
@@ -3642,7 +3591,6 @@
           </w:p>
         </w:tc>
         <w:tc>
-          <w:tcPr/>
           <w:p>
             <w:pPr>
               <w:pStyle w:val="Compact"/>
@@ -3657,7 +3605,6 @@
           </w:p>
         </w:tc>
         <w:tc>
-          <w:tcPr/>
           <w:p>
             <w:pPr>
               <w:pStyle w:val="Compact"/>
@@ -3669,7 +3616,6 @@
           </w:p>
         </w:tc>
         <w:tc>
-          <w:tcPr/>
           <w:p>
             <w:pPr>
               <w:pStyle w:val="Compact"/>
@@ -3684,7 +3630,6 @@
           </w:p>
         </w:tc>
         <w:tc>
-          <w:tcPr/>
           <w:p>
             <w:pPr>
               <w:pStyle w:val="Compact"/>
@@ -3698,7 +3643,6 @@
       </w:tr>
       <w:tr>
         <w:tc>
-          <w:tcPr/>
           <w:p>
             <w:pPr>
               <w:pStyle w:val="Compact"/>
@@ -3710,7 +3654,6 @@
           </w:p>
         </w:tc>
         <w:tc>
-          <w:tcPr/>
           <w:p>
             <w:pPr>
               <w:pStyle w:val="Compact"/>
@@ -3725,7 +3668,6 @@
           </w:p>
         </w:tc>
         <w:tc>
-          <w:tcPr/>
           <w:p>
             <w:pPr>
               <w:pStyle w:val="Compact"/>
@@ -3737,7 +3679,6 @@
           </w:p>
         </w:tc>
         <w:tc>
-          <w:tcPr/>
           <w:p>
             <w:pPr>
               <w:pStyle w:val="Compact"/>
@@ -3752,7 +3693,6 @@
           </w:p>
         </w:tc>
         <w:tc>
-          <w:tcPr/>
           <w:p>
             <w:pPr>
               <w:pStyle w:val="Compact"/>
@@ -3766,7 +3706,6 @@
       </w:tr>
       <w:tr>
         <w:tc>
-          <w:tcPr/>
           <w:p>
             <w:pPr>
               <w:pStyle w:val="Compact"/>
@@ -3778,7 +3717,6 @@
           </w:p>
         </w:tc>
         <w:tc>
-          <w:tcPr/>
           <w:p>
             <w:pPr>
               <w:pStyle w:val="Compact"/>
@@ -3793,7 +3731,6 @@
           </w:p>
         </w:tc>
         <w:tc>
-          <w:tcPr/>
           <w:p>
             <w:pPr>
               <w:pStyle w:val="Compact"/>
@@ -3805,7 +3742,6 @@
           </w:p>
         </w:tc>
         <w:tc>
-          <w:tcPr/>
           <w:p>
             <w:pPr>
               <w:pStyle w:val="Compact"/>
@@ -3817,7 +3753,6 @@
           </w:p>
         </w:tc>
         <w:tc>
-          <w:tcPr/>
           <w:p>
             <w:pPr>
               <w:pStyle w:val="Compact"/>
@@ -3831,7 +3766,6 @@
       </w:tr>
       <w:tr>
         <w:tc>
-          <w:tcPr/>
           <w:p>
             <w:pPr>
               <w:pStyle w:val="Compact"/>
@@ -3843,7 +3777,6 @@
           </w:p>
         </w:tc>
         <w:tc>
-          <w:tcPr/>
           <w:p>
             <w:pPr>
               <w:pStyle w:val="Compact"/>
@@ -3858,7 +3791,6 @@
           </w:p>
         </w:tc>
         <w:tc>
-          <w:tcPr/>
           <w:p>
             <w:pPr>
               <w:pStyle w:val="Compact"/>
@@ -3870,7 +3802,6 @@
           </w:p>
         </w:tc>
         <w:tc>
-          <w:tcPr/>
           <w:p>
             <w:pPr>
               <w:pStyle w:val="Compact"/>
@@ -3885,7 +3816,6 @@
           </w:p>
         </w:tc>
         <w:tc>
-          <w:tcPr/>
           <w:p>
             <w:pPr>
               <w:pStyle w:val="Compact"/>
@@ -3899,7 +3829,6 @@
       </w:tr>
       <w:tr>
         <w:tc>
-          <w:tcPr/>
           <w:p>
             <w:pPr>
               <w:pStyle w:val="Compact"/>
@@ -3911,7 +3840,6 @@
           </w:p>
         </w:tc>
         <w:tc>
-          <w:tcPr/>
           <w:p>
             <w:pPr>
               <w:pStyle w:val="Compact"/>
@@ -3926,7 +3854,6 @@
           </w:p>
         </w:tc>
         <w:tc>
-          <w:tcPr/>
           <w:p>
             <w:pPr>
               <w:pStyle w:val="Compact"/>
@@ -3938,7 +3865,6 @@
           </w:p>
         </w:tc>
         <w:tc>
-          <w:tcPr/>
           <w:p>
             <w:pPr>
               <w:pStyle w:val="Compact"/>
@@ -3950,7 +3876,6 @@
           </w:p>
         </w:tc>
         <w:tc>
-          <w:tcPr/>
           <w:p>
             <w:pPr>
               <w:pStyle w:val="Compact"/>
@@ -3964,7 +3889,6 @@
       </w:tr>
       <w:tr>
         <w:tc>
-          <w:tcPr/>
           <w:p>
             <w:pPr>
               <w:pStyle w:val="Compact"/>
@@ -3976,7 +3900,6 @@
           </w:p>
         </w:tc>
         <w:tc>
-          <w:tcPr/>
           <w:p>
             <w:pPr>
               <w:pStyle w:val="Compact"/>
@@ -3991,7 +3914,6 @@
           </w:p>
         </w:tc>
         <w:tc>
-          <w:tcPr/>
           <w:p>
             <w:pPr>
               <w:pStyle w:val="Compact"/>
@@ -4003,7 +3925,6 @@
           </w:p>
         </w:tc>
         <w:tc>
-          <w:tcPr/>
           <w:p>
             <w:pPr>
               <w:pStyle w:val="Compact"/>
@@ -4015,7 +3936,6 @@
           </w:p>
         </w:tc>
         <w:tc>
-          <w:tcPr/>
           <w:p>
             <w:pPr>
               <w:pStyle w:val="Compact"/>
@@ -4034,7 +3954,6 @@
       </w:pPr>
       <w:r>
         <w:rPr>
-          <w:bCs/>
           <w:b/>
         </w:rPr>
         <w:t xml:space="preserve">[N-6.2]</w:t>
@@ -4106,12 +4025,11 @@
         <w:t xml:space="preserve">nothing.</w:t>
       </w:r>
     </w:p>
-    <w:bookmarkEnd w:id="34"/>
-    <w:bookmarkStart w:id="35" w:name="dmi-ir-0x11-41-bits"/>
     <w:p>
       <w:pPr>
         <w:pStyle w:val="Heading3"/>
       </w:pPr>
+      <w:bookmarkStart w:id="37" w:name="Xbd260b55f582da8867cdd650bc9a05f0a31e256"/>
       <w:r>
         <w:t xml:space="preserve">6.3</w:t>
       </w:r>
@@ -4130,24 +4048,26 @@
       <w:r>
         <w:t xml:space="preserve">(IR 0x11, 41 bits)</w:t>
       </w:r>
+      <w:bookmarkEnd w:id="37"/>
     </w:p>
     <w:tbl>
       <w:tblPr>
         <w:tblStyle w:val="Table"/>
-        <w:tblW w:type="auto" w:w="0"/>
-        <w:tblLook w:firstRow="1" w:lastRow="0" w:firstColumn="0" w:lastColumn="0" w:noHBand="0" w:noVBand="0" w:val="0020"/>
-        <w:jc w:val="start"/>
+        <w:tblW w:type="pct" w:w="0.0"/>
+        <w:tblLook w:firstRow="1"/>
       </w:tblPr>
-      <w:tblGrid>
-        <w:gridCol w:w="3960"/>
-        <w:gridCol w:w="3960"/>
-      </w:tblGrid>
+      <w:tblGrid/>
       <w:tr>
         <w:trPr>
-          <w:tblHeader w:val="true"/>
+          <w:cnfStyle w:firstRow="1"/>
         </w:trPr>
         <w:tc>
-          <w:tcPr/>
+          <w:tcPr>
+            <w:tcBorders>
+              <w:bottom w:val="single"/>
+            </w:tcBorders>
+            <w:vAlign w:val="bottom"/>
+          </w:tcPr>
           <w:p>
             <w:pPr>
               <w:pStyle w:val="Compact"/>
@@ -4159,7 +4079,12 @@
           </w:p>
         </w:tc>
         <w:tc>
-          <w:tcPr/>
+          <w:tcPr>
+            <w:tcBorders>
+              <w:bottom w:val="single"/>
+            </w:tcBorders>
+            <w:vAlign w:val="bottom"/>
+          </w:tcPr>
           <w:p>
             <w:pPr>
               <w:pStyle w:val="Compact"/>
@@ -4173,7 +4098,6 @@
       </w:tr>
       <w:tr>
         <w:tc>
-          <w:tcPr/>
           <w:p>
             <w:pPr>
               <w:pStyle w:val="Compact"/>
@@ -4185,7 +4109,6 @@
           </w:p>
         </w:tc>
         <w:tc>
-          <w:tcPr/>
           <w:p>
             <w:pPr>
               <w:pStyle w:val="Compact"/>
@@ -4208,7 +4131,6 @@
       </w:tr>
       <w:tr>
         <w:tc>
-          <w:tcPr/>
           <w:p>
             <w:pPr>
               <w:pStyle w:val="Compact"/>
@@ -4220,7 +4142,6 @@
           </w:p>
         </w:tc>
         <w:tc>
-          <w:tcPr/>
           <w:p>
             <w:pPr>
               <w:pStyle w:val="Compact"/>
@@ -4243,7 +4164,6 @@
       </w:tr>
       <w:tr>
         <w:tc>
-          <w:tcPr/>
           <w:p>
             <w:pPr>
               <w:pStyle w:val="Compact"/>
@@ -4255,7 +4175,6 @@
           </w:p>
         </w:tc>
         <w:tc>
-          <w:tcPr/>
           <w:p>
             <w:pPr>
               <w:pStyle w:val="Compact"/>
@@ -4277,34 +4196,34 @@
         </w:tc>
       </w:tr>
     </w:tbl>
-    <w:bookmarkEnd w:id="35"/>
-    <w:bookmarkStart w:id="36" w:name="debug-module-registers-dmi-address-space"/>
     <w:p>
       <w:pPr>
         <w:pStyle w:val="Heading3"/>
       </w:pPr>
+      <w:bookmarkStart w:id="38" w:name="X4d9f65ed7879e76b8c1383076576ffd188cc6d8"/>
       <w:r>
         <w:t xml:space="preserve">6.4 Debug Module registers (DMI address space)</w:t>
       </w:r>
+      <w:bookmarkEnd w:id="38"/>
     </w:p>
     <w:tbl>
       <w:tblPr>
         <w:tblStyle w:val="Table"/>
-        <w:tblW w:type="auto" w:w="0"/>
-        <w:tblLook w:firstRow="1" w:lastRow="0" w:firstColumn="0" w:lastColumn="0" w:noHBand="0" w:noVBand="0" w:val="0020"/>
-        <w:jc w:val="start"/>
+        <w:tblW w:type="pct" w:w="0.0"/>
+        <w:tblLook w:firstRow="1"/>
       </w:tblPr>
-      <w:tblGrid>
-        <w:gridCol w:w="2640"/>
-        <w:gridCol w:w="2640"/>
-        <w:gridCol w:w="2640"/>
-      </w:tblGrid>
+      <w:tblGrid/>
       <w:tr>
         <w:trPr>
-          <w:tblHeader w:val="true"/>
+          <w:cnfStyle w:firstRow="1"/>
         </w:trPr>
         <w:tc>
-          <w:tcPr/>
+          <w:tcPr>
+            <w:tcBorders>
+              <w:bottom w:val="single"/>
+            </w:tcBorders>
+            <w:vAlign w:val="bottom"/>
+          </w:tcPr>
           <w:p>
             <w:pPr>
               <w:pStyle w:val="Compact"/>
@@ -4316,7 +4235,12 @@
           </w:p>
         </w:tc>
         <w:tc>
-          <w:tcPr/>
+          <w:tcPr>
+            <w:tcBorders>
+              <w:bottom w:val="single"/>
+            </w:tcBorders>
+            <w:vAlign w:val="bottom"/>
+          </w:tcPr>
           <w:p>
             <w:pPr>
               <w:pStyle w:val="Compact"/>
@@ -4328,7 +4252,12 @@
           </w:p>
         </w:tc>
         <w:tc>
-          <w:tcPr/>
+          <w:tcPr>
+            <w:tcBorders>
+              <w:bottom w:val="single"/>
+            </w:tcBorders>
+            <w:vAlign w:val="bottom"/>
+          </w:tcPr>
           <w:p>
             <w:pPr>
               <w:pStyle w:val="Compact"/>
@@ -4342,7 +4271,6 @@
       </w:tr>
       <w:tr>
         <w:tc>
-          <w:tcPr/>
           <w:p>
             <w:pPr>
               <w:pStyle w:val="Compact"/>
@@ -4354,7 +4282,6 @@
           </w:p>
         </w:tc>
         <w:tc>
-          <w:tcPr/>
           <w:p>
             <w:pPr>
               <w:pStyle w:val="Compact"/>
@@ -4369,7 +4296,6 @@
           </w:p>
         </w:tc>
         <w:tc>
-          <w:tcPr/>
           <w:p>
             <w:pPr>
               <w:pStyle w:val="Compact"/>
@@ -4383,7 +4309,6 @@
       </w:tr>
       <w:tr>
         <w:tc>
-          <w:tcPr/>
           <w:p>
             <w:pPr>
               <w:pStyle w:val="Compact"/>
@@ -4395,7 +4320,6 @@
           </w:p>
         </w:tc>
         <w:tc>
-          <w:tcPr/>
           <w:p>
             <w:pPr>
               <w:pStyle w:val="Compact"/>
@@ -4410,7 +4334,6 @@
           </w:p>
         </w:tc>
         <w:tc>
-          <w:tcPr/>
           <w:p>
             <w:pPr>
               <w:pStyle w:val="Compact"/>
@@ -4424,7 +4347,6 @@
       </w:tr>
       <w:tr>
         <w:tc>
-          <w:tcPr/>
           <w:p>
             <w:pPr>
               <w:pStyle w:val="Compact"/>
@@ -4436,7 +4358,6 @@
           </w:p>
         </w:tc>
         <w:tc>
-          <w:tcPr/>
           <w:p>
             <w:pPr>
               <w:pStyle w:val="Compact"/>
@@ -4451,7 +4372,6 @@
           </w:p>
         </w:tc>
         <w:tc>
-          <w:tcPr/>
           <w:p>
             <w:pPr>
               <w:pStyle w:val="Compact"/>
@@ -4465,7 +4385,6 @@
       </w:tr>
       <w:tr>
         <w:tc>
-          <w:tcPr/>
           <w:p>
             <w:pPr>
               <w:pStyle w:val="Compact"/>
@@ -4477,7 +4396,6 @@
           </w:p>
         </w:tc>
         <w:tc>
-          <w:tcPr/>
           <w:p>
             <w:pPr>
               <w:pStyle w:val="Compact"/>
@@ -4492,7 +4410,6 @@
           </w:p>
         </w:tc>
         <w:tc>
-          <w:tcPr/>
           <w:p>
             <w:pPr>
               <w:pStyle w:val="Compact"/>
@@ -4506,7 +4423,6 @@
       </w:tr>
       <w:tr>
         <w:tc>
-          <w:tcPr/>
           <w:p>
             <w:pPr>
               <w:pStyle w:val="Compact"/>
@@ -4518,7 +4434,6 @@
           </w:p>
         </w:tc>
         <w:tc>
-          <w:tcPr/>
           <w:p>
             <w:pPr>
               <w:pStyle w:val="Compact"/>
@@ -4533,7 +4448,6 @@
           </w:p>
         </w:tc>
         <w:tc>
-          <w:tcPr/>
           <w:p>
             <w:pPr>
               <w:pStyle w:val="Compact"/>
@@ -4547,7 +4461,6 @@
       </w:tr>
       <w:tr>
         <w:tc>
-          <w:tcPr/>
           <w:p>
             <w:pPr>
               <w:pStyle w:val="Compact"/>
@@ -4559,7 +4472,6 @@
           </w:p>
         </w:tc>
         <w:tc>
-          <w:tcPr/>
           <w:p>
             <w:pPr>
               <w:pStyle w:val="Compact"/>
@@ -4574,7 +4486,6 @@
           </w:p>
         </w:tc>
         <w:tc>
-          <w:tcPr/>
           <w:p>
             <w:pPr>
               <w:pStyle w:val="Compact"/>
@@ -4588,7 +4499,6 @@
       </w:tr>
       <w:tr>
         <w:tc>
-          <w:tcPr/>
           <w:p>
             <w:pPr>
               <w:pStyle w:val="Compact"/>
@@ -4600,7 +4510,6 @@
           </w:p>
         </w:tc>
         <w:tc>
-          <w:tcPr/>
           <w:p>
             <w:pPr>
               <w:pStyle w:val="Compact"/>
@@ -4615,7 +4524,6 @@
           </w:p>
         </w:tc>
         <w:tc>
-          <w:tcPr/>
           <w:p>
             <w:pPr>
               <w:pStyle w:val="Compact"/>
@@ -4629,7 +4537,6 @@
       </w:tr>
       <w:tr>
         <w:tc>
-          <w:tcPr/>
           <w:p>
             <w:pPr>
               <w:pStyle w:val="Compact"/>
@@ -4641,7 +4548,6 @@
           </w:p>
         </w:tc>
         <w:tc>
-          <w:tcPr/>
           <w:p>
             <w:pPr>
               <w:pStyle w:val="Compact"/>
@@ -4656,7 +4562,6 @@
           </w:p>
         </w:tc>
         <w:tc>
-          <w:tcPr/>
           <w:p>
             <w:pPr>
               <w:pStyle w:val="Compact"/>
@@ -4670,7 +4575,6 @@
       </w:tr>
       <w:tr>
         <w:tc>
-          <w:tcPr/>
           <w:p>
             <w:pPr>
               <w:pStyle w:val="Compact"/>
@@ -4682,7 +4586,6 @@
           </w:p>
         </w:tc>
         <w:tc>
-          <w:tcPr/>
           <w:p>
             <w:pPr>
               <w:pStyle w:val="Compact"/>
@@ -4697,7 +4600,6 @@
           </w:p>
         </w:tc>
         <w:tc>
-          <w:tcPr/>
           <w:p>
             <w:pPr>
               <w:pStyle w:val="Compact"/>
@@ -4711,7 +4613,6 @@
       </w:tr>
       <w:tr>
         <w:tc>
-          <w:tcPr/>
           <w:p>
             <w:pPr>
               <w:pStyle w:val="Compact"/>
@@ -4723,7 +4624,6 @@
           </w:p>
         </w:tc>
         <w:tc>
-          <w:tcPr/>
           <w:p>
             <w:pPr>
               <w:pStyle w:val="Compact"/>
@@ -4738,7 +4638,6 @@
           </w:p>
         </w:tc>
         <w:tc>
-          <w:tcPr/>
           <w:p>
             <w:pPr>
               <w:pStyle w:val="Compact"/>
@@ -4752,7 +4651,6 @@
       </w:tr>
       <w:tr>
         <w:tc>
-          <w:tcPr/>
           <w:p>
             <w:pPr>
               <w:pStyle w:val="Compact"/>
@@ -4764,7 +4662,6 @@
           </w:p>
         </w:tc>
         <w:tc>
-          <w:tcPr/>
           <w:p>
             <w:pPr>
               <w:pStyle w:val="Compact"/>
@@ -4779,7 +4676,6 @@
           </w:p>
         </w:tc>
         <w:tc>
-          <w:tcPr/>
           <w:p>
             <w:pPr>
               <w:pStyle w:val="Compact"/>
@@ -4793,7 +4689,6 @@
       </w:tr>
       <w:tr>
         <w:tc>
-          <w:tcPr/>
           <w:p>
             <w:pPr>
               <w:pStyle w:val="Compact"/>
@@ -4805,7 +4700,6 @@
           </w:p>
         </w:tc>
         <w:tc>
-          <w:tcPr/>
           <w:p>
             <w:pPr>
               <w:pStyle w:val="Compact"/>
@@ -4820,7 +4714,6 @@
           </w:p>
         </w:tc>
         <w:tc>
-          <w:tcPr/>
           <w:p>
             <w:pPr>
               <w:pStyle w:val="Compact"/>
@@ -4839,7 +4732,6 @@
       </w:pPr>
       <w:r>
         <w:rPr>
-          <w:bCs/>
           <w:b/>
         </w:rPr>
         <w:t xml:space="preserve">[N-6.3]</w:t>
@@ -4960,7 +4852,6 @@
       </w:r>
       <w:r>
         <w:rPr>
-          <w:bCs/>
           <w:b/>
         </w:rPr>
         <w:t xml:space="preserve">not implemented</w:t>
@@ -5020,12 +4911,11 @@
         <w:t xml:space="preserve">custom configuration.</w:t>
       </w:r>
     </w:p>
-    <w:bookmarkEnd w:id="36"/>
-    <w:bookmarkStart w:id="37" w:name="dmcontrol-0x10"/>
     <w:p>
       <w:pPr>
         <w:pStyle w:val="Heading3"/>
       </w:pPr>
+      <w:bookmarkStart w:id="39" w:name="Xe8b1f43084f7b0886b8956ef71b822a8f17532f"/>
       <w:r>
         <w:t xml:space="preserve">6.5</w:t>
       </w:r>
@@ -5044,27 +4934,26 @@
       <w:r>
         <w:t xml:space="preserve">(0x10)</w:t>
       </w:r>
+      <w:bookmarkEnd w:id="39"/>
     </w:p>
     <w:tbl>
       <w:tblPr>
         <w:tblStyle w:val="Table"/>
-        <w:tblW w:type="pct" w:w="5000"/>
-        <w:tblLook w:firstRow="1" w:lastRow="0" w:firstColumn="0" w:lastColumn="0" w:noHBand="0" w:noVBand="0" w:val="0020"/>
-        <w:jc w:val="start"/>
+        <w:tblW w:type="pct" w:w="0.0"/>
+        <w:tblLook w:firstRow="1"/>
       </w:tblPr>
-      <w:tblGrid>
-        <w:gridCol w:w="1584"/>
-        <w:gridCol w:w="1584"/>
-        <w:gridCol w:w="1584"/>
-        <w:gridCol w:w="1584"/>
-        <w:gridCol w:w="1584"/>
-      </w:tblGrid>
+      <w:tblGrid/>
       <w:tr>
         <w:trPr>
-          <w:tblHeader w:val="true"/>
+          <w:cnfStyle w:firstRow="1"/>
         </w:trPr>
         <w:tc>
-          <w:tcPr/>
+          <w:tcPr>
+            <w:tcBorders>
+              <w:bottom w:val="single"/>
+            </w:tcBorders>
+            <w:vAlign w:val="bottom"/>
+          </w:tcPr>
           <w:p>
             <w:pPr>
               <w:pStyle w:val="Compact"/>
@@ -5076,7 +4965,12 @@
           </w:p>
         </w:tc>
         <w:tc>
-          <w:tcPr/>
+          <w:tcPr>
+            <w:tcBorders>
+              <w:bottom w:val="single"/>
+            </w:tcBorders>
+            <w:vAlign w:val="bottom"/>
+          </w:tcPr>
           <w:p>
             <w:pPr>
               <w:pStyle w:val="Compact"/>
@@ -5088,7 +4982,12 @@
           </w:p>
         </w:tc>
         <w:tc>
-          <w:tcPr/>
+          <w:tcPr>
+            <w:tcBorders>
+              <w:bottom w:val="single"/>
+            </w:tcBorders>
+            <w:vAlign w:val="bottom"/>
+          </w:tcPr>
           <w:p>
             <w:pPr>
               <w:pStyle w:val="Compact"/>
@@ -5100,7 +4999,12 @@
           </w:p>
         </w:tc>
         <w:tc>
-          <w:tcPr/>
+          <w:tcPr>
+            <w:tcBorders>
+              <w:bottom w:val="single"/>
+            </w:tcBorders>
+            <w:vAlign w:val="bottom"/>
+          </w:tcPr>
           <w:p>
             <w:pPr>
               <w:pStyle w:val="Compact"/>
@@ -5112,7 +5016,12 @@
           </w:p>
         </w:tc>
         <w:tc>
-          <w:tcPr/>
+          <w:tcPr>
+            <w:tcBorders>
+              <w:bottom w:val="single"/>
+            </w:tcBorders>
+            <w:vAlign w:val="bottom"/>
+          </w:tcPr>
           <w:p>
             <w:pPr>
               <w:pStyle w:val="Compact"/>
@@ -5126,7 +5035,6 @@
       </w:tr>
       <w:tr>
         <w:tc>
-          <w:tcPr/>
           <w:p>
             <w:pPr>
               <w:pStyle w:val="Compact"/>
@@ -5138,7 +5046,6 @@
           </w:p>
         </w:tc>
         <w:tc>
-          <w:tcPr/>
           <w:p>
             <w:pPr>
               <w:pStyle w:val="Compact"/>
@@ -5153,7 +5060,6 @@
           </w:p>
         </w:tc>
         <w:tc>
-          <w:tcPr/>
           <w:p>
             <w:pPr>
               <w:pStyle w:val="Compact"/>
@@ -5165,7 +5071,6 @@
           </w:p>
         </w:tc>
         <w:tc>
-          <w:tcPr/>
           <w:p>
             <w:pPr>
               <w:pStyle w:val="Compact"/>
@@ -5177,7 +5082,6 @@
           </w:p>
         </w:tc>
         <w:tc>
-          <w:tcPr/>
           <w:p>
             <w:pPr>
               <w:pStyle w:val="Compact"/>
@@ -5191,7 +5095,6 @@
       </w:tr>
       <w:tr>
         <w:tc>
-          <w:tcPr/>
           <w:p>
             <w:pPr>
               <w:pStyle w:val="Compact"/>
@@ -5203,7 +5106,6 @@
           </w:p>
         </w:tc>
         <w:tc>
-          <w:tcPr/>
           <w:p>
             <w:pPr>
               <w:pStyle w:val="Compact"/>
@@ -5218,7 +5120,6 @@
           </w:p>
         </w:tc>
         <w:tc>
-          <w:tcPr/>
           <w:p>
             <w:pPr>
               <w:pStyle w:val="Compact"/>
@@ -5230,7 +5131,6 @@
           </w:p>
         </w:tc>
         <w:tc>
-          <w:tcPr/>
           <w:p>
             <w:pPr>
               <w:pStyle w:val="Compact"/>
@@ -5242,7 +5142,6 @@
           </w:p>
         </w:tc>
         <w:tc>
-          <w:tcPr/>
           <w:p>
             <w:pPr>
               <w:pStyle w:val="Compact"/>
@@ -5256,7 +5155,6 @@
       </w:tr>
       <w:tr>
         <w:tc>
-          <w:tcPr/>
           <w:p>
             <w:pPr>
               <w:pStyle w:val="Compact"/>
@@ -5268,7 +5166,6 @@
           </w:p>
         </w:tc>
         <w:tc>
-          <w:tcPr/>
           <w:p>
             <w:pPr>
               <w:pStyle w:val="Compact"/>
@@ -5283,7 +5180,6 @@
           </w:p>
         </w:tc>
         <w:tc>
-          <w:tcPr/>
           <w:p>
             <w:pPr>
               <w:pStyle w:val="Compact"/>
@@ -5295,7 +5191,6 @@
           </w:p>
         </w:tc>
         <w:tc>
-          <w:tcPr/>
           <w:p>
             <w:pPr>
               <w:pStyle w:val="Compact"/>
@@ -5307,7 +5202,6 @@
           </w:p>
         </w:tc>
         <w:tc>
-          <w:tcPr/>
           <w:p>
             <w:pPr>
               <w:pStyle w:val="Compact"/>
@@ -5321,7 +5215,6 @@
       </w:tr>
       <w:tr>
         <w:tc>
-          <w:tcPr/>
           <w:p>
             <w:pPr>
               <w:pStyle w:val="Compact"/>
@@ -5333,7 +5226,6 @@
           </w:p>
         </w:tc>
         <w:tc>
-          <w:tcPr/>
           <w:p>
             <w:pPr>
               <w:pStyle w:val="Compact"/>
@@ -5348,7 +5240,6 @@
           </w:p>
         </w:tc>
         <w:tc>
-          <w:tcPr/>
           <w:p>
             <w:pPr>
               <w:pStyle w:val="Compact"/>
@@ -5360,7 +5251,6 @@
           </w:p>
         </w:tc>
         <w:tc>
-          <w:tcPr/>
           <w:p>
             <w:pPr>
               <w:pStyle w:val="Compact"/>
@@ -5372,7 +5262,6 @@
           </w:p>
         </w:tc>
         <w:tc>
-          <w:tcPr/>
           <w:p>
             <w:pPr>
               <w:pStyle w:val="Compact"/>
@@ -5398,7 +5287,6 @@
       </w:tr>
       <w:tr>
         <w:tc>
-          <w:tcPr/>
           <w:p>
             <w:pPr>
               <w:pStyle w:val="Compact"/>
@@ -5410,7 +5298,6 @@
           </w:p>
         </w:tc>
         <w:tc>
-          <w:tcPr/>
           <w:p>
             <w:pPr>
               <w:pStyle w:val="Compact"/>
@@ -5425,7 +5312,6 @@
           </w:p>
         </w:tc>
         <w:tc>
-          <w:tcPr/>
           <w:p>
             <w:pPr>
               <w:pStyle w:val="Compact"/>
@@ -5437,7 +5323,6 @@
           </w:p>
         </w:tc>
         <w:tc>
-          <w:tcPr/>
           <w:p>
             <w:pPr>
               <w:pStyle w:val="Compact"/>
@@ -5449,7 +5334,6 @@
           </w:p>
         </w:tc>
         <w:tc>
-          <w:tcPr/>
           <w:p>
             <w:pPr>
               <w:pStyle w:val="Compact"/>
@@ -5480,7 +5364,6 @@
       </w:pPr>
       <w:r>
         <w:rPr>
-          <w:bCs/>
           <w:b/>
         </w:rPr>
         <w:t xml:space="preserve">[N-6.4]</w:t>
@@ -5498,31 +5381,40 @@
         <w:t xml:space="preserve"> </w:t>
       </w:r>
       <w:r>
-        <w:t xml:space="preserve">resets to 0 and is reset only by</w:t>
-      </w:r>
-      <w:r>
-        <w:t xml:space="preserve"> </w:t>
-      </w:r>
-      <w:r>
-        <w:rPr>
-          <w:rStyle w:val="VerbatimChar"/>
-        </w:rPr>
-        <w:t xml:space="preserve">tck</w:t>
-      </w:r>
-      <w:r>
-        <w:t xml:space="preserve">-domain TAP reset — never by</w:t>
-      </w:r>
-      <w:r>
-        <w:t xml:space="preserve"> </w:t>
-      </w:r>
-      <w:r>
-        <w:rPr>
-          <w:rStyle w:val="VerbatimChar"/>
-        </w:rPr>
-        <w:t xml:space="preserve">hreset_n</w:t>
-      </w:r>
-      <w:r>
-        <w:t xml:space="preserve">,</w:t>
+        <w:t xml:space="preserve">resets to 0. It is an</w:t>
+      </w:r>
+      <w:r>
+        <w:t xml:space="preserve"> </w:t>
+      </w:r>
+      <w:r>
+        <w:rPr>
+          <w:rStyle w:val="VerbatimChar"/>
+        </w:rPr>
+        <w:t xml:space="preserve">hclk</w:t>
+      </w:r>
+      <w:r>
+        <w:t xml:space="preserve"> </w:t>
+      </w:r>
+      <w:r>
+        <w:t xml:space="preserve">register on</w:t>
+      </w:r>
+      <w:r>
+        <w:t xml:space="preserve"> </w:t>
+      </w:r>
+      <w:r>
+        <w:rPr>
+          <w:rStyle w:val="VerbatimChar"/>
+        </w:rPr>
+        <w:t xml:space="preserve">dm_rst_n</w:t>
+      </w:r>
+      <w:r>
+        <w:t xml:space="preserve">, which the</w:t>
+      </w:r>
+      <w:r>
+        <w:t xml:space="preserve"> </w:t>
+      </w:r>
+      <w:r>
+        <w:t xml:space="preserve">external, watchdog and software resets assert, and which</w:t>
       </w:r>
       <w:r>
         <w:t xml:space="preserve"> </w:t>
@@ -5537,7 +5429,7 @@
         <w:t xml:space="preserve"> </w:t>
       </w:r>
       <w:r>
-        <w:t xml:space="preserve">or</w:t>
+        <w:t xml:space="preserve">and</w:t>
       </w:r>
       <w:r>
         <w:t xml:space="preserve"> </w:t>
@@ -5549,21 +5441,62 @@
         <w:t xml:space="preserve">hartreset</w:t>
       </w:r>
       <w:r>
-        <w:t xml:space="preserve">. This is what satisfies R-8: a system reset in the</w:t>
-      </w:r>
-      <w:r>
-        <w:t xml:space="preserve"> </w:t>
-      </w:r>
-      <w:r>
-        <w:t xml:space="preserve">middle of a debug session leaves the session intact.</w:t>
+        <w:t xml:space="preserve"> </w:t>
+      </w:r>
+      <w:r>
+        <w:t xml:space="preserve">never</w:t>
+      </w:r>
+      <w:r>
+        <w:t xml:space="preserve"> </w:t>
+      </w:r>
+      <w:r>
+        <w:t xml:space="preserve">assert (</w:t>
+      </w:r>
+      <w:r>
+        <w:rPr>
+          <w:rStyle w:val="VerbatimChar"/>
+        </w:rPr>
+        <w:t xml:space="preserve">Docs/DECISIONS.md</w:t>
+      </w:r>
+      <w:r>
+        <w:t xml:space="preserve"> </w:t>
+      </w:r>
+      <w:r>
+        <w:t xml:space="preserve">D-18). This meets the intent of R-8: a reset that the debugger</w:t>
+      </w:r>
+      <w:r>
+        <w:t xml:space="preserve"> </w:t>
+      </w:r>
+      <w:r>
+        <w:t xml:space="preserve">starts never ends the session. An external, watchdog or software reset does end it, and the</w:t>
+      </w:r>
+      <w:r>
+        <w:t xml:space="preserve"> </w:t>
+      </w:r>
+      <w:r>
+        <w:t xml:space="preserve">debugger writes</w:t>
+      </w:r>
+      <w:r>
+        <w:t xml:space="preserve"> </w:t>
+      </w:r>
+      <w:r>
+        <w:rPr>
+          <w:rStyle w:val="VerbatimChar"/>
+        </w:rPr>
+        <w:t xml:space="preserve">dmactive</w:t>
+      </w:r>
+      <w:r>
+        <w:t xml:space="preserve"> </w:t>
+      </w:r>
+      <w:r>
+        <w:t xml:space="preserve">= 1 again.</w:t>
       </w:r>
     </w:p>
-    <w:bookmarkEnd w:id="37"/>
-    <w:bookmarkStart w:id="38" w:name="dmstatus-0x11"/>
     <w:p>
       <w:pPr>
         <w:pStyle w:val="Heading3"/>
       </w:pPr>
+      <w:bookmarkStart w:id="40" w:name="X42d87e1a6c963deb1614c4cff0955932784d855"/>
       <w:r>
         <w:t xml:space="preserve">6.6</w:t>
       </w:r>
@@ -5582,26 +5515,26 @@
       <w:r>
         <w:t xml:space="preserve">(0x11)</w:t>
       </w:r>
+      <w:bookmarkEnd w:id="40"/>
     </w:p>
     <w:tbl>
       <w:tblPr>
         <w:tblStyle w:val="Table"/>
-        <w:tblW w:type="auto" w:w="0"/>
-        <w:tblLook w:firstRow="1" w:lastRow="0" w:firstColumn="0" w:lastColumn="0" w:noHBand="0" w:noVBand="0" w:val="0020"/>
-        <w:jc w:val="start"/>
+        <w:tblW w:type="pct" w:w="0.0"/>
+        <w:tblLook w:firstRow="1"/>
       </w:tblPr>
-      <w:tblGrid>
-        <w:gridCol w:w="1980"/>
-        <w:gridCol w:w="1980"/>
-        <w:gridCol w:w="1980"/>
-        <w:gridCol w:w="1980"/>
-      </w:tblGrid>
+      <w:tblGrid/>
       <w:tr>
         <w:trPr>
-          <w:tblHeader w:val="true"/>
+          <w:cnfStyle w:firstRow="1"/>
         </w:trPr>
         <w:tc>
-          <w:tcPr/>
+          <w:tcPr>
+            <w:tcBorders>
+              <w:bottom w:val="single"/>
+            </w:tcBorders>
+            <w:vAlign w:val="bottom"/>
+          </w:tcPr>
           <w:p>
             <w:pPr>
               <w:pStyle w:val="Compact"/>
@@ -5613,7 +5546,12 @@
           </w:p>
         </w:tc>
         <w:tc>
-          <w:tcPr/>
+          <w:tcPr>
+            <w:tcBorders>
+              <w:bottom w:val="single"/>
+            </w:tcBorders>
+            <w:vAlign w:val="bottom"/>
+          </w:tcPr>
           <w:p>
             <w:pPr>
               <w:pStyle w:val="Compact"/>
@@ -5625,7 +5563,12 @@
           </w:p>
         </w:tc>
         <w:tc>
-          <w:tcPr/>
+          <w:tcPr>
+            <w:tcBorders>
+              <w:bottom w:val="single"/>
+            </w:tcBorders>
+            <w:vAlign w:val="bottom"/>
+          </w:tcPr>
           <w:p>
             <w:pPr>
               <w:pStyle w:val="Compact"/>
@@ -5637,7 +5580,12 @@
           </w:p>
         </w:tc>
         <w:tc>
-          <w:tcPr/>
+          <w:tcPr>
+            <w:tcBorders>
+              <w:bottom w:val="single"/>
+            </w:tcBorders>
+            <w:vAlign w:val="bottom"/>
+          </w:tcPr>
           <w:p>
             <w:pPr>
               <w:pStyle w:val="Compact"/>
@@ -5651,7 +5599,6 @@
       </w:tr>
       <w:tr>
         <w:tc>
-          <w:tcPr/>
           <w:p>
             <w:pPr>
               <w:pStyle w:val="Compact"/>
@@ -5663,7 +5610,6 @@
           </w:p>
         </w:tc>
         <w:tc>
-          <w:tcPr/>
           <w:p>
             <w:pPr>
               <w:pStyle w:val="Compact"/>
@@ -5678,7 +5624,6 @@
           </w:p>
         </w:tc>
         <w:tc>
-          <w:tcPr/>
           <w:p>
             <w:pPr>
               <w:pStyle w:val="Compact"/>
@@ -5690,7 +5635,6 @@
           </w:p>
         </w:tc>
         <w:tc>
-          <w:tcPr/>
           <w:p>
             <w:pPr>
               <w:pStyle w:val="Compact"/>
@@ -5704,7 +5648,6 @@
       </w:tr>
       <w:tr>
         <w:tc>
-          <w:tcPr/>
           <w:p>
             <w:pPr>
               <w:pStyle w:val="Compact"/>
@@ -5716,7 +5659,6 @@
           </w:p>
         </w:tc>
         <w:tc>
-          <w:tcPr/>
           <w:p>
             <w:pPr>
               <w:pStyle w:val="Compact"/>
@@ -5731,7 +5673,6 @@
           </w:p>
         </w:tc>
         <w:tc>
-          <w:tcPr/>
           <w:p>
             <w:pPr>
               <w:pStyle w:val="Compact"/>
@@ -5743,7 +5684,6 @@
           </w:p>
         </w:tc>
         <w:tc>
-          <w:tcPr/>
           <w:p>
             <w:pPr>
               <w:pStyle w:val="Compact"/>
@@ -5757,7 +5697,6 @@
       </w:tr>
       <w:tr>
         <w:tc>
-          <w:tcPr/>
           <w:p>
             <w:pPr>
               <w:pStyle w:val="Compact"/>
@@ -5769,7 +5708,6 @@
           </w:p>
         </w:tc>
         <w:tc>
-          <w:tcPr/>
           <w:p>
             <w:pPr>
               <w:pStyle w:val="Compact"/>
@@ -5784,7 +5722,6 @@
           </w:p>
         </w:tc>
         <w:tc>
-          <w:tcPr/>
           <w:p>
             <w:pPr>
               <w:pStyle w:val="Compact"/>
@@ -5796,7 +5733,6 @@
           </w:p>
         </w:tc>
         <w:tc>
-          <w:tcPr/>
           <w:p>
             <w:pPr>
               <w:pStyle w:val="Compact"/>
@@ -5822,7 +5758,6 @@
       </w:tr>
       <w:tr>
         <w:tc>
-          <w:tcPr/>
           <w:p>
             <w:pPr>
               <w:pStyle w:val="Compact"/>
@@ -5834,7 +5769,6 @@
           </w:p>
         </w:tc>
         <w:tc>
-          <w:tcPr/>
           <w:p>
             <w:pPr>
               <w:pStyle w:val="Compact"/>
@@ -5849,7 +5783,6 @@
           </w:p>
         </w:tc>
         <w:tc>
-          <w:tcPr/>
           <w:p>
             <w:pPr>
               <w:pStyle w:val="Compact"/>
@@ -5861,7 +5794,6 @@
           </w:p>
         </w:tc>
         <w:tc>
-          <w:tcPr/>
           <w:p>
             <w:pPr>
               <w:pStyle w:val="Compact"/>
@@ -5875,7 +5807,6 @@
       </w:tr>
       <w:tr>
         <w:tc>
-          <w:tcPr/>
           <w:p>
             <w:pPr>
               <w:pStyle w:val="Compact"/>
@@ -5887,7 +5818,6 @@
           </w:p>
         </w:tc>
         <w:tc>
-          <w:tcPr/>
           <w:p>
             <w:pPr>
               <w:pStyle w:val="Compact"/>
@@ -5902,7 +5832,6 @@
           </w:p>
         </w:tc>
         <w:tc>
-          <w:tcPr/>
           <w:p>
             <w:pPr>
               <w:pStyle w:val="Compact"/>
@@ -5914,7 +5843,6 @@
           </w:p>
         </w:tc>
         <w:tc>
-          <w:tcPr/>
           <w:p>
             <w:pPr>
               <w:pStyle w:val="Compact"/>
@@ -5934,7 +5862,6 @@
       </w:tr>
       <w:tr>
         <w:tc>
-          <w:tcPr/>
           <w:p>
             <w:pPr>
               <w:pStyle w:val="Compact"/>
@@ -5946,7 +5873,6 @@
           </w:p>
         </w:tc>
         <w:tc>
-          <w:tcPr/>
           <w:p>
             <w:pPr>
               <w:pStyle w:val="Compact"/>
@@ -5961,7 +5887,6 @@
           </w:p>
         </w:tc>
         <w:tc>
-          <w:tcPr/>
           <w:p>
             <w:pPr>
               <w:pStyle w:val="Compact"/>
@@ -5973,7 +5898,6 @@
           </w:p>
         </w:tc>
         <w:tc>
-          <w:tcPr/>
           <w:p>
             <w:pPr>
               <w:pStyle w:val="Compact"/>
@@ -5987,7 +5911,6 @@
       </w:tr>
       <w:tr>
         <w:tc>
-          <w:tcPr/>
           <w:p>
             <w:pPr>
               <w:pStyle w:val="Compact"/>
@@ -5999,7 +5922,6 @@
           </w:p>
         </w:tc>
         <w:tc>
-          <w:tcPr/>
           <w:p>
             <w:pPr>
               <w:pStyle w:val="Compact"/>
@@ -6014,7 +5936,6 @@
           </w:p>
         </w:tc>
         <w:tc>
-          <w:tcPr/>
           <w:p>
             <w:pPr>
               <w:pStyle w:val="Compact"/>
@@ -6026,7 +5947,6 @@
           </w:p>
         </w:tc>
         <w:tc>
-          <w:tcPr/>
           <w:p>
             <w:pPr>
               <w:pStyle w:val="Compact"/>
@@ -6039,12 +5959,11 @@
         </w:tc>
       </w:tr>
     </w:tbl>
-    <w:bookmarkEnd w:id="38"/>
-    <w:bookmarkStart w:id="39" w:name="sbcs-0x38"/>
     <w:p>
       <w:pPr>
         <w:pStyle w:val="Heading3"/>
       </w:pPr>
+      <w:bookmarkStart w:id="41" w:name="X1661a37dbec6e8450d2f16615955c9cfb48bd0b"/>
       <w:r>
         <w:t xml:space="preserve">6.7</w:t>
       </w:r>
@@ -6063,27 +5982,26 @@
       <w:r>
         <w:t xml:space="preserve">(0x38)</w:t>
       </w:r>
+      <w:bookmarkEnd w:id="41"/>
     </w:p>
     <w:tbl>
       <w:tblPr>
         <w:tblStyle w:val="Table"/>
-        <w:tblW w:type="pct" w:w="5000"/>
-        <w:tblLook w:firstRow="1" w:lastRow="0" w:firstColumn="0" w:lastColumn="0" w:noHBand="0" w:noVBand="0" w:val="0020"/>
-        <w:jc w:val="start"/>
+        <w:tblW w:type="pct" w:w="0.0"/>
+        <w:tblLook w:firstRow="1"/>
       </w:tblPr>
-      <w:tblGrid>
-        <w:gridCol w:w="1584"/>
-        <w:gridCol w:w="1584"/>
-        <w:gridCol w:w="1584"/>
-        <w:gridCol w:w="1584"/>
-        <w:gridCol w:w="1584"/>
-      </w:tblGrid>
+      <w:tblGrid/>
       <w:tr>
         <w:trPr>
-          <w:tblHeader w:val="true"/>
+          <w:cnfStyle w:firstRow="1"/>
         </w:trPr>
         <w:tc>
-          <w:tcPr/>
+          <w:tcPr>
+            <w:tcBorders>
+              <w:bottom w:val="single"/>
+            </w:tcBorders>
+            <w:vAlign w:val="bottom"/>
+          </w:tcPr>
           <w:p>
             <w:pPr>
               <w:pStyle w:val="Compact"/>
@@ -6095,7 +6013,12 @@
           </w:p>
         </w:tc>
         <w:tc>
-          <w:tcPr/>
+          <w:tcPr>
+            <w:tcBorders>
+              <w:bottom w:val="single"/>
+            </w:tcBorders>
+            <w:vAlign w:val="bottom"/>
+          </w:tcPr>
           <w:p>
             <w:pPr>
               <w:pStyle w:val="Compact"/>
@@ -6107,7 +6030,12 @@
           </w:p>
         </w:tc>
         <w:tc>
-          <w:tcPr/>
+          <w:tcPr>
+            <w:tcBorders>
+              <w:bottom w:val="single"/>
+            </w:tcBorders>
+            <w:vAlign w:val="bottom"/>
+          </w:tcPr>
           <w:p>
             <w:pPr>
               <w:pStyle w:val="Compact"/>
@@ -6119,7 +6047,12 @@
           </w:p>
         </w:tc>
         <w:tc>
-          <w:tcPr/>
+          <w:tcPr>
+            <w:tcBorders>
+              <w:bottom w:val="single"/>
+            </w:tcBorders>
+            <w:vAlign w:val="bottom"/>
+          </w:tcPr>
           <w:p>
             <w:pPr>
               <w:pStyle w:val="Compact"/>
@@ -6131,7 +6064,12 @@
           </w:p>
         </w:tc>
         <w:tc>
-          <w:tcPr/>
+          <w:tcPr>
+            <w:tcBorders>
+              <w:bottom w:val="single"/>
+            </w:tcBorders>
+            <w:vAlign w:val="bottom"/>
+          </w:tcPr>
           <w:p>
             <w:pPr>
               <w:pStyle w:val="Compact"/>
@@ -6145,7 +6083,6 @@
       </w:tr>
       <w:tr>
         <w:tc>
-          <w:tcPr/>
           <w:p>
             <w:pPr>
               <w:pStyle w:val="Compact"/>
@@ -6157,7 +6094,6 @@
           </w:p>
         </w:tc>
         <w:tc>
-          <w:tcPr/>
           <w:p>
             <w:pPr>
               <w:pStyle w:val="Compact"/>
@@ -6172,7 +6108,6 @@
           </w:p>
         </w:tc>
         <w:tc>
-          <w:tcPr/>
           <w:p>
             <w:pPr>
               <w:pStyle w:val="Compact"/>
@@ -6184,7 +6119,6 @@
           </w:p>
         </w:tc>
         <w:tc>
-          <w:tcPr/>
           <w:p>
             <w:pPr>
               <w:pStyle w:val="Compact"/>
@@ -6196,17 +6130,11 @@
           </w:p>
         </w:tc>
         <w:tc>
-          <w:tcPr/>
-          <w:p>
-            <w:pPr>
-              <w:pStyle w:val="Compact"/>
-            </w:pPr>
-          </w:p>
-        </w:tc>
-      </w:tr>
-      <w:tr>
-        <w:tc>
-          <w:tcPr/>
+          <w:p/>
+        </w:tc>
+      </w:tr>
+      <w:tr>
+        <w:tc>
           <w:p>
             <w:pPr>
               <w:pStyle w:val="Compact"/>
@@ -6218,7 +6146,6 @@
           </w:p>
         </w:tc>
         <w:tc>
-          <w:tcPr/>
           <w:p>
             <w:pPr>
               <w:pStyle w:val="Compact"/>
@@ -6233,7 +6160,6 @@
           </w:p>
         </w:tc>
         <w:tc>
-          <w:tcPr/>
           <w:p>
             <w:pPr>
               <w:pStyle w:val="Compact"/>
@@ -6245,7 +6171,6 @@
           </w:p>
         </w:tc>
         <w:tc>
-          <w:tcPr/>
           <w:p>
             <w:pPr>
               <w:pStyle w:val="Compact"/>
@@ -6257,7 +6182,6 @@
           </w:p>
         </w:tc>
         <w:tc>
-          <w:tcPr/>
           <w:p>
             <w:pPr>
               <w:pStyle w:val="Compact"/>
@@ -6271,7 +6195,6 @@
       </w:tr>
       <w:tr>
         <w:tc>
-          <w:tcPr/>
           <w:p>
             <w:pPr>
               <w:pStyle w:val="Compact"/>
@@ -6283,7 +6206,6 @@
           </w:p>
         </w:tc>
         <w:tc>
-          <w:tcPr/>
           <w:p>
             <w:pPr>
               <w:pStyle w:val="Compact"/>
@@ -6298,7 +6220,6 @@
           </w:p>
         </w:tc>
         <w:tc>
-          <w:tcPr/>
           <w:p>
             <w:pPr>
               <w:pStyle w:val="Compact"/>
@@ -6310,7 +6231,6 @@
           </w:p>
         </w:tc>
         <w:tc>
-          <w:tcPr/>
           <w:p>
             <w:pPr>
               <w:pStyle w:val="Compact"/>
@@ -6322,7 +6242,6 @@
           </w:p>
         </w:tc>
         <w:tc>
-          <w:tcPr/>
           <w:p>
             <w:pPr>
               <w:pStyle w:val="Compact"/>
@@ -6336,7 +6255,6 @@
       </w:tr>
       <w:tr>
         <w:tc>
-          <w:tcPr/>
           <w:p>
             <w:pPr>
               <w:pStyle w:val="Compact"/>
@@ -6348,7 +6266,6 @@
           </w:p>
         </w:tc>
         <w:tc>
-          <w:tcPr/>
           <w:p>
             <w:pPr>
               <w:pStyle w:val="Compact"/>
@@ -6363,7 +6280,6 @@
           </w:p>
         </w:tc>
         <w:tc>
-          <w:tcPr/>
           <w:p>
             <w:pPr>
               <w:pStyle w:val="Compact"/>
@@ -6375,7 +6291,6 @@
           </w:p>
         </w:tc>
         <w:tc>
-          <w:tcPr/>
           <w:p>
             <w:pPr>
               <w:pStyle w:val="Compact"/>
@@ -6387,7 +6302,6 @@
           </w:p>
         </w:tc>
         <w:tc>
-          <w:tcPr/>
           <w:p>
             <w:pPr>
               <w:pStyle w:val="Compact"/>
@@ -6416,7 +6330,6 @@
       </w:tr>
       <w:tr>
         <w:tc>
-          <w:tcPr/>
           <w:p>
             <w:pPr>
               <w:pStyle w:val="Compact"/>
@@ -6428,7 +6341,6 @@
           </w:p>
         </w:tc>
         <w:tc>
-          <w:tcPr/>
           <w:p>
             <w:pPr>
               <w:pStyle w:val="Compact"/>
@@ -6443,7 +6355,6 @@
           </w:p>
         </w:tc>
         <w:tc>
-          <w:tcPr/>
           <w:p>
             <w:pPr>
               <w:pStyle w:val="Compact"/>
@@ -6455,7 +6366,6 @@
           </w:p>
         </w:tc>
         <w:tc>
-          <w:tcPr/>
           <w:p>
             <w:pPr>
               <w:pStyle w:val="Compact"/>
@@ -6467,7 +6377,6 @@
           </w:p>
         </w:tc>
         <w:tc>
-          <w:tcPr/>
           <w:p>
             <w:pPr>
               <w:pStyle w:val="Compact"/>
@@ -6481,7 +6390,6 @@
       </w:tr>
       <w:tr>
         <w:tc>
-          <w:tcPr/>
           <w:p>
             <w:pPr>
               <w:pStyle w:val="Compact"/>
@@ -6493,7 +6401,6 @@
           </w:p>
         </w:tc>
         <w:tc>
-          <w:tcPr/>
           <w:p>
             <w:pPr>
               <w:pStyle w:val="Compact"/>
@@ -6508,7 +6415,6 @@
           </w:p>
         </w:tc>
         <w:tc>
-          <w:tcPr/>
           <w:p>
             <w:pPr>
               <w:pStyle w:val="Compact"/>
@@ -6520,7 +6426,6 @@
           </w:p>
         </w:tc>
         <w:tc>
-          <w:tcPr/>
           <w:p>
             <w:pPr>
               <w:pStyle w:val="Compact"/>
@@ -6532,7 +6437,6 @@
           </w:p>
         </w:tc>
         <w:tc>
-          <w:tcPr/>
           <w:p>
             <w:pPr>
               <w:pStyle w:val="Compact"/>
@@ -6561,7 +6465,6 @@
       </w:tr>
       <w:tr>
         <w:tc>
-          <w:tcPr/>
           <w:p>
             <w:pPr>
               <w:pStyle w:val="Compact"/>
@@ -6573,7 +6476,6 @@
           </w:p>
         </w:tc>
         <w:tc>
-          <w:tcPr/>
           <w:p>
             <w:pPr>
               <w:pStyle w:val="Compact"/>
@@ -6588,7 +6490,6 @@
           </w:p>
         </w:tc>
         <w:tc>
-          <w:tcPr/>
           <w:p>
             <w:pPr>
               <w:pStyle w:val="Compact"/>
@@ -6600,7 +6501,6 @@
           </w:p>
         </w:tc>
         <w:tc>
-          <w:tcPr/>
           <w:p>
             <w:pPr>
               <w:pStyle w:val="Compact"/>
@@ -6612,7 +6512,6 @@
           </w:p>
         </w:tc>
         <w:tc>
-          <w:tcPr/>
           <w:p>
             <w:pPr>
               <w:pStyle w:val="Compact"/>
@@ -6641,7 +6540,6 @@
       </w:tr>
       <w:tr>
         <w:tc>
-          <w:tcPr/>
           <w:p>
             <w:pPr>
               <w:pStyle w:val="Compact"/>
@@ -6653,7 +6551,6 @@
           </w:p>
         </w:tc>
         <w:tc>
-          <w:tcPr/>
           <w:p>
             <w:pPr>
               <w:pStyle w:val="Compact"/>
@@ -6668,7 +6565,6 @@
           </w:p>
         </w:tc>
         <w:tc>
-          <w:tcPr/>
           <w:p>
             <w:pPr>
               <w:pStyle w:val="Compact"/>
@@ -6680,7 +6576,6 @@
           </w:p>
         </w:tc>
         <w:tc>
-          <w:tcPr/>
           <w:p>
             <w:pPr>
               <w:pStyle w:val="Compact"/>
@@ -6692,7 +6587,6 @@
           </w:p>
         </w:tc>
         <w:tc>
-          <w:tcPr/>
           <w:p>
             <w:pPr>
               <w:pStyle w:val="Compact"/>
@@ -6706,7 +6600,6 @@
       </w:tr>
       <w:tr>
         <w:tc>
-          <w:tcPr/>
           <w:p>
             <w:pPr>
               <w:pStyle w:val="Compact"/>
@@ -6718,7 +6611,6 @@
           </w:p>
         </w:tc>
         <w:tc>
-          <w:tcPr/>
           <w:p>
             <w:pPr>
               <w:pStyle w:val="Compact"/>
@@ -6733,7 +6625,6 @@
           </w:p>
         </w:tc>
         <w:tc>
-          <w:tcPr/>
           <w:p>
             <w:pPr>
               <w:pStyle w:val="Compact"/>
@@ -6745,7 +6636,6 @@
           </w:p>
         </w:tc>
         <w:tc>
-          <w:tcPr/>
           <w:p>
             <w:pPr>
               <w:pStyle w:val="Compact"/>
@@ -6757,17 +6647,11 @@
           </w:p>
         </w:tc>
         <w:tc>
-          <w:tcPr/>
-          <w:p>
-            <w:pPr>
-              <w:pStyle w:val="Compact"/>
-            </w:pPr>
-          </w:p>
-        </w:tc>
-      </w:tr>
-      <w:tr>
-        <w:tc>
-          <w:tcPr/>
+          <w:p/>
+        </w:tc>
+      </w:tr>
+      <w:tr>
+        <w:tc>
           <w:p>
             <w:pPr>
               <w:pStyle w:val="Compact"/>
@@ -6779,7 +6663,6 @@
           </w:p>
         </w:tc>
         <w:tc>
-          <w:tcPr/>
           <w:p>
             <w:pPr>
               <w:pStyle w:val="Compact"/>
@@ -6800,7 +6683,6 @@
           </w:p>
         </w:tc>
         <w:tc>
-          <w:tcPr/>
           <w:p>
             <w:pPr>
               <w:pStyle w:val="Compact"/>
@@ -6812,7 +6694,6 @@
           </w:p>
         </w:tc>
         <w:tc>
-          <w:tcPr/>
           <w:p>
             <w:pPr>
               <w:pStyle w:val="Compact"/>
@@ -6824,7 +6705,6 @@
           </w:p>
         </w:tc>
         <w:tc>
-          <w:tcPr/>
           <w:p>
             <w:pPr>
               <w:pStyle w:val="Compact"/>
@@ -6838,7 +6718,6 @@
       </w:tr>
       <w:tr>
         <w:tc>
-          <w:tcPr/>
           <w:p>
             <w:pPr>
               <w:pStyle w:val="Compact"/>
@@ -6850,7 +6729,6 @@
           </w:p>
         </w:tc>
         <w:tc>
-          <w:tcPr/>
           <w:p>
             <w:pPr>
               <w:pStyle w:val="Compact"/>
@@ -6865,7 +6743,6 @@
           </w:p>
         </w:tc>
         <w:tc>
-          <w:tcPr/>
           <w:p>
             <w:pPr>
               <w:pStyle w:val="Compact"/>
@@ -6877,7 +6754,6 @@
           </w:p>
         </w:tc>
         <w:tc>
-          <w:tcPr/>
           <w:p>
             <w:pPr>
               <w:pStyle w:val="Compact"/>
@@ -6889,7 +6765,6 @@
           </w:p>
         </w:tc>
         <w:tc>
-          <w:tcPr/>
           <w:p>
             <w:pPr>
               <w:pStyle w:val="Compact"/>
@@ -6903,7 +6778,6 @@
       </w:tr>
       <w:tr>
         <w:tc>
-          <w:tcPr/>
           <w:p>
             <w:pPr>
               <w:pStyle w:val="Compact"/>
@@ -6915,7 +6789,6 @@
           </w:p>
         </w:tc>
         <w:tc>
-          <w:tcPr/>
           <w:p>
             <w:pPr>
               <w:pStyle w:val="Compact"/>
@@ -6930,7 +6803,6 @@
           </w:p>
         </w:tc>
         <w:tc>
-          <w:tcPr/>
           <w:p>
             <w:pPr>
               <w:pStyle w:val="Compact"/>
@@ -6942,7 +6814,6 @@
           </w:p>
         </w:tc>
         <w:tc>
-          <w:tcPr/>
           <w:p>
             <w:pPr>
               <w:pStyle w:val="Compact"/>
@@ -6954,7 +6825,6 @@
           </w:p>
         </w:tc>
         <w:tc>
-          <w:tcPr/>
           <w:p>
             <w:pPr>
               <w:pStyle w:val="Compact"/>
@@ -6973,7 +6843,6 @@
       </w:pPr>
       <w:r>
         <w:rPr>
-          <w:bCs/>
           <w:b/>
         </w:rPr>
         <w:t xml:space="preserve">[N-6.5]</w:t>
@@ -7075,7 +6944,6 @@
       </w:pPr>
       <w:r>
         <w:rPr>
-          <w:bCs/>
           <w:b/>
         </w:rPr>
         <w:t xml:space="preserve">[N-6.6]</w:t>
@@ -7168,15 +7036,15 @@
         <w:t xml:space="preserve">§7.4).</w:t>
       </w:r>
     </w:p>
-    <w:bookmarkEnd w:id="39"/>
-    <w:bookmarkStart w:id="40" w:name="dsu-accumulator-taps-0x600x66"/>
     <w:p>
       <w:pPr>
         <w:pStyle w:val="Heading3"/>
       </w:pPr>
+      <w:bookmarkStart w:id="42" w:name="X69201bedf9f2b3ea3c57170dd861f227aa29787"/>
       <w:r>
         <w:t xml:space="preserve">6.8 DSU accumulator taps (0x60–0x66)</w:t>
       </w:r>
+      <w:bookmarkEnd w:id="42"/>
     </w:p>
     <w:p>
       <w:pPr>
@@ -7184,7 +7052,6 @@
       </w:pPr>
       <w:r>
         <w:rPr>
-          <w:bCs/>
           <w:b/>
         </w:rPr>
         <w:t xml:space="preserve">[N-6.7]</w:t>
@@ -7223,7 +7090,6 @@
       </w:pPr>
       <w:r>
         <w:rPr>
-          <w:bCs/>
           <w:b/>
         </w:rPr>
         <w:t xml:space="preserve">[N-6.8]</w:t>
@@ -7260,7 +7126,6 @@
       </w:r>
       <w:r>
         <w:rPr>
-          <w:bCs/>
           <w:b/>
         </w:rPr>
         <w:t xml:space="preserve">both</w:t>
@@ -7369,25 +7234,25 @@
         </w:pict>
       </w:r>
     </w:p>
-    <w:bookmarkEnd w:id="40"/>
-    <w:bookmarkEnd w:id="41"/>
-    <w:bookmarkStart w:id="48" w:name="functional-description"/>
     <w:p>
       <w:pPr>
         <w:pStyle w:val="Heading2"/>
       </w:pPr>
+      <w:bookmarkStart w:id="43" w:name="X43b40caff11aa9e2dfba708922741378dc13e92"/>
       <w:r>
         <w:t xml:space="preserve">7 Functional description</w:t>
       </w:r>
+      <w:bookmarkEnd w:id="43"/>
     </w:p>
-    <w:bookmarkStart w:id="42" w:name="session-start"/>
     <w:p>
       <w:pPr>
         <w:pStyle w:val="Heading3"/>
       </w:pPr>
+      <w:bookmarkStart w:id="44" w:name="X338d436da9650f04e14705de88807632dd53f34"/>
       <w:r>
         <w:t xml:space="preserve">7.1 Session start</w:t>
       </w:r>
+      <w:bookmarkEnd w:id="44"/>
     </w:p>
     <w:p>
       <w:pPr>
@@ -7395,7 +7260,6 @@
       </w:pPr>
       <w:r>
         <w:rPr>
-          <w:bCs/>
           <w:b/>
         </w:rPr>
         <w:t xml:space="preserve">[N-7.1]</w:t>
@@ -7536,15 +7400,15 @@
         <w:t xml:space="preserve">running throughout.</w:t>
       </w:r>
     </w:p>
-    <w:bookmarkEnd w:id="42"/>
-    <w:bookmarkStart w:id="43" w:name="system-bus-access"/>
     <w:p>
       <w:pPr>
         <w:pStyle w:val="Heading3"/>
       </w:pPr>
+      <w:bookmarkStart w:id="45" w:name="X883e253d0299d86021d82975ffef090d481fc95"/>
       <w:r>
         <w:t xml:space="preserve">7.2 System Bus Access</w:t>
       </w:r>
+      <w:bookmarkEnd w:id="45"/>
     </w:p>
     <w:p>
       <w:pPr>
@@ -7552,7 +7416,6 @@
       </w:pPr>
       <w:r>
         <w:rPr>
-          <w:bCs/>
           <w:b/>
         </w:rPr>
         <w:t xml:space="preserve">[N-7.2]</w:t>
@@ -7654,7 +7517,6 @@
       </w:pPr>
       <w:r>
         <w:rPr>
-          <w:bCs/>
           <w:b/>
         </w:rPr>
         <w:t xml:space="preserve">[N-7.3]</w:t>
@@ -7711,7 +7573,6 @@
       </w:pPr>
       <w:r>
         <w:rPr>
-          <w:bCs/>
           <w:b/>
         </w:rPr>
         <w:t xml:space="preserve">[N-7.4]</w:t>
@@ -7804,7 +7665,6 @@
       </w:pPr>
       <w:r>
         <w:rPr>
-          <w:bCs/>
           <w:b/>
         </w:rPr>
         <w:t xml:space="preserve">[N-7.5]</w:t>
@@ -7846,7 +7706,6 @@
       </w:pPr>
       <w:r>
         <w:rPr>
-          <w:bCs/>
           <w:b/>
         </w:rPr>
         <w:t xml:space="preserve">[N-7.6]</w:t>
@@ -7936,7 +7795,6 @@
       </w:pPr>
       <w:r>
         <w:rPr>
-          <w:bCs/>
           <w:b/>
         </w:rPr>
         <w:t xml:space="preserve">[N-7.7]</w:t>
@@ -7993,15 +7851,15 @@
         <w:t xml:space="preserve">want to inspect.</w:t>
       </w:r>
     </w:p>
-    <w:bookmarkEnd w:id="43"/>
-    <w:bookmarkStart w:id="44" w:name="halt-and-resume"/>
     <w:p>
       <w:pPr>
         <w:pStyle w:val="Heading3"/>
       </w:pPr>
+      <w:bookmarkStart w:id="46" w:name="X1426223beec0a4b2aa5de29598fdd61bf99c4c0"/>
       <w:r>
         <w:t xml:space="preserve">7.3 Halt and resume</w:t>
       </w:r>
+      <w:bookmarkEnd w:id="46"/>
     </w:p>
     <w:p>
       <w:pPr>
@@ -8009,7 +7867,6 @@
       </w:pPr>
       <w:r>
         <w:rPr>
-          <w:bCs/>
           <w:b/>
         </w:rPr>
         <w:t xml:space="preserve">[N-7.8]</w:t>
@@ -8018,19 +7875,7 @@
         <w:t xml:space="preserve"> </w:t>
       </w:r>
       <w:r>
-        <w:t xml:space="preserve">“</w:t>
-      </w:r>
-      <w:r>
-        <w:t xml:space="preserve">Halt</w:t>
-      </w:r>
-      <w:r>
-        <w:t xml:space="preserve">”</w:t>
-      </w:r>
-      <w:r>
-        <w:t xml:space="preserve"> </w:t>
-      </w:r>
-      <w:r>
-        <w:t xml:space="preserve">in this design means holding the core in</w:t>
+        <w:t xml:space="preserve">"Halt" in this design means holding the core in</w:t>
       </w:r>
       <w:r>
         <w:t xml:space="preserve"> </w:t>
@@ -8099,7 +7944,6 @@
       </w:pPr>
       <w:r>
         <w:rPr>
-          <w:bCs/>
           <w:b/>
         </w:rPr>
         <w:t xml:space="preserve">[N-7.9]</w:t>
@@ -8120,29 +7964,30 @@
     <w:tbl>
       <w:tblPr>
         <w:tblStyle w:val="Table"/>
-        <w:tblW w:type="pct" w:w="5000"/>
-        <w:tblLook w:firstRow="1" w:lastRow="0" w:firstColumn="0" w:lastColumn="0" w:noHBand="0" w:noVBand="0" w:val="0020"/>
-        <w:jc w:val="start"/>
+        <w:tblW w:type="pct" w:w="0.0"/>
+        <w:tblLook w:firstRow="1"/>
       </w:tblPr>
-      <w:tblGrid>
-        <w:gridCol w:w="2640"/>
-        <w:gridCol w:w="2640"/>
-        <w:gridCol w:w="2640"/>
-      </w:tblGrid>
+      <w:tblGrid/>
       <w:tr>
         <w:trPr>
-          <w:tblHeader w:val="true"/>
+          <w:cnfStyle w:firstRow="1"/>
         </w:trPr>
         <w:tc>
-          <w:tcPr/>
-          <w:p>
-            <w:pPr>
-              <w:pStyle w:val="Compact"/>
-            </w:pPr>
-          </w:p>
-        </w:tc>
-        <w:tc>
-          <w:tcPr/>
+          <w:tcPr>
+            <w:tcBorders>
+              <w:bottom w:val="single"/>
+            </w:tcBorders>
+            <w:vAlign w:val="bottom"/>
+          </w:tcPr>
+          <w:p/>
+        </w:tc>
+        <w:tc>
+          <w:tcPr>
+            <w:tcBorders>
+              <w:bottom w:val="single"/>
+            </w:tcBorders>
+            <w:vAlign w:val="bottom"/>
+          </w:tcPr>
           <w:p>
             <w:pPr>
               <w:pStyle w:val="Compact"/>
@@ -8154,7 +7999,12 @@
           </w:p>
         </w:tc>
         <w:tc>
-          <w:tcPr/>
+          <w:tcPr>
+            <w:tcBorders>
+              <w:bottom w:val="single"/>
+            </w:tcBorders>
+            <w:vAlign w:val="bottom"/>
+          </w:tcPr>
           <w:p>
             <w:pPr>
               <w:pStyle w:val="Compact"/>
@@ -8177,7 +8027,6 @@
       </w:tr>
       <w:tr>
         <w:tc>
-          <w:tcPr/>
           <w:p>
             <w:pPr>
               <w:pStyle w:val="Compact"/>
@@ -8189,7 +8038,6 @@
           </w:p>
         </w:tc>
         <w:tc>
-          <w:tcPr/>
           <w:p>
             <w:pPr>
               <w:pStyle w:val="Compact"/>
@@ -8201,15 +8049,13 @@
           </w:p>
         </w:tc>
         <w:tc>
-          <w:tcPr/>
-          <w:p>
-            <w:pPr>
-              <w:pStyle w:val="Compact"/>
-              <w:jc w:val="left"/>
-            </w:pPr>
-            <w:r>
-              <w:rPr>
-                <w:bCs/>
+          <w:p>
+            <w:pPr>
+              <w:pStyle w:val="Compact"/>
+              <w:jc w:val="left"/>
+            </w:pPr>
+            <w:r>
+              <w:rPr>
                 <w:b/>
               </w:rPr>
               <w:t xml:space="preserve">no</w:t>
@@ -8219,7 +8065,6 @@
       </w:tr>
       <w:tr>
         <w:tc>
-          <w:tcPr/>
           <w:p>
             <w:pPr>
               <w:pStyle w:val="Compact"/>
@@ -8231,7 +8076,6 @@
           </w:p>
         </w:tc>
         <w:tc>
-          <w:tcPr/>
           <w:p>
             <w:pPr>
               <w:pStyle w:val="Compact"/>
@@ -8243,7 +8087,6 @@
           </w:p>
         </w:tc>
         <w:tc>
-          <w:tcPr/>
           <w:p>
             <w:pPr>
               <w:pStyle w:val="Compact"/>
@@ -8257,7 +8100,6 @@
       </w:tr>
       <w:tr>
         <w:tc>
-          <w:tcPr/>
           <w:p>
             <w:pPr>
               <w:pStyle w:val="Compact"/>
@@ -8269,7 +8111,6 @@
           </w:p>
         </w:tc>
         <w:tc>
-          <w:tcPr/>
           <w:p>
             <w:pPr>
               <w:pStyle w:val="Compact"/>
@@ -8281,7 +8122,6 @@
           </w:p>
         </w:tc>
         <w:tc>
-          <w:tcPr/>
           <w:p>
             <w:pPr>
               <w:pStyle w:val="Compact"/>
@@ -8295,7 +8135,6 @@
       </w:tr>
       <w:tr>
         <w:tc>
-          <w:tcPr/>
           <w:p>
             <w:pPr>
               <w:pStyle w:val="Compact"/>
@@ -8316,7 +8155,6 @@
           </w:p>
         </w:tc>
         <w:tc>
-          <w:tcPr/>
           <w:p>
             <w:pPr>
               <w:pStyle w:val="Compact"/>
@@ -8328,7 +8166,6 @@
           </w:p>
         </w:tc>
         <w:tc>
-          <w:tcPr/>
           <w:p>
             <w:pPr>
               <w:pStyle w:val="Compact"/>
@@ -8342,7 +8179,6 @@
       </w:tr>
       <w:tr>
         <w:tc>
-          <w:tcPr/>
           <w:p>
             <w:pPr>
               <w:pStyle w:val="Compact"/>
@@ -8354,7 +8190,6 @@
           </w:p>
         </w:tc>
         <w:tc>
-          <w:tcPr/>
           <w:p>
             <w:pPr>
               <w:pStyle w:val="Compact"/>
@@ -8366,15 +8201,13 @@
           </w:p>
         </w:tc>
         <w:tc>
-          <w:tcPr/>
-          <w:p>
-            <w:pPr>
-              <w:pStyle w:val="Compact"/>
-              <w:jc w:val="left"/>
-            </w:pPr>
-            <w:r>
-              <w:rPr>
-                <w:bCs/>
+          <w:p>
+            <w:pPr>
+              <w:pStyle w:val="Compact"/>
+              <w:jc w:val="left"/>
+            </w:pPr>
+            <w:r>
+              <w:rPr>
                 <w:b/>
               </w:rPr>
               <w:t xml:space="preserve">no — restarts from the reset vector</w:t>
@@ -8384,7 +8217,6 @@
       </w:tr>
       <w:tr>
         <w:tc>
-          <w:tcPr/>
           <w:p>
             <w:pPr>
               <w:pStyle w:val="Compact"/>
@@ -8396,7 +8228,6 @@
           </w:p>
         </w:tc>
         <w:tc>
-          <w:tcPr/>
           <w:p>
             <w:pPr>
               <w:pStyle w:val="Compact"/>
@@ -8408,7 +8239,6 @@
           </w:p>
         </w:tc>
         <w:tc>
-          <w:tcPr/>
           <w:p>
             <w:pPr>
               <w:pStyle w:val="Compact"/>
@@ -8422,7 +8252,6 @@
       </w:tr>
       <w:tr>
         <w:tc>
-          <w:tcPr/>
           <w:p>
             <w:pPr>
               <w:pStyle w:val="Compact"/>
@@ -8434,7 +8263,6 @@
           </w:p>
         </w:tc>
         <w:tc>
-          <w:tcPr/>
           <w:p>
             <w:pPr>
               <w:pStyle w:val="Compact"/>
@@ -8446,7 +8274,6 @@
           </w:p>
         </w:tc>
         <w:tc>
-          <w:tcPr/>
           <w:p>
             <w:pPr>
               <w:pStyle w:val="Compact"/>
@@ -8465,7 +8292,6 @@
       </w:pPr>
       <w:r>
         <w:rPr>
-          <w:bCs/>
           <w:b/>
         </w:rPr>
         <w:t xml:space="preserve">[N-7.10]</w:t>
@@ -8507,7 +8333,6 @@
       </w:pPr>
       <w:r>
         <w:rPr>
-          <w:bCs/>
           <w:b/>
         </w:rPr>
         <w:t xml:space="preserve">[N-7.11]</w:t>
@@ -8570,7 +8395,7 @@
         <w:t xml:space="preserve"> </w:t>
       </w:r>
       <w:r>
-        <w:t xml:space="preserve">diagnosable, and it costs about 40 instructions in the firmware’s trap handler. This</w:t>
+        <w:t xml:space="preserve">diagnosable, and it costs about 40 instructions in the firmware's trap handler. This</w:t>
       </w:r>
       <w:r>
         <w:t xml:space="preserve"> </w:t>
@@ -8579,15 +8404,15 @@
         <w:t xml:space="preserve">technique should be in the firmware from day one, not added after the first hang.</w:t>
       </w:r>
     </w:p>
-    <w:bookmarkEnd w:id="44"/>
-    <w:bookmarkStart w:id="45" w:name="resets"/>
     <w:p>
       <w:pPr>
         <w:pStyle w:val="Heading3"/>
       </w:pPr>
+      <w:bookmarkStart w:id="47" w:name="X4b66e8696d09287c9d16a2dcd10d4b0dc53e98c"/>
       <w:r>
         <w:t xml:space="preserve">7.4 Resets</w:t>
       </w:r>
+      <w:bookmarkEnd w:id="47"/>
     </w:p>
     <w:p>
       <w:pPr>
@@ -8595,7 +8420,6 @@
       </w:pPr>
       <w:r>
         <w:rPr>
-          <w:bCs/>
           <w:b/>
         </w:rPr>
         <w:t xml:space="preserve">[N-7.12]</w:t>
@@ -8667,7 +8491,6 @@
       </w:pPr>
       <w:r>
         <w:rPr>
-          <w:bCs/>
           <w:b/>
         </w:rPr>
         <w:t xml:space="preserve">[N-7.13]</w:t>
@@ -8700,7 +8523,6 @@
       </w:pPr>
       <w:r>
         <w:rPr>
-          <w:bCs/>
           <w:b/>
         </w:rPr>
         <w:t xml:space="preserve">[N-7.14]</w:t>
@@ -8736,7 +8558,7 @@
         <w:t xml:space="preserve">reset_ctrl</w:t>
       </w:r>
       <w:r>
-        <w:t xml:space="preserve">’s stretch counter, which exists for the self-cancelling</w:t>
+        <w:t xml:space="preserve">'s stretch counter, which exists for the self-cancelling</w:t>
       </w:r>
       <w:r>
         <w:t xml:space="preserve"> </w:t>
@@ -8745,15 +8567,15 @@
         <w:t xml:space="preserve">sources ([N-7.9] of the ClkRst spec); a debugger-held level has no such problem.</w:t>
       </w:r>
     </w:p>
-    <w:bookmarkEnd w:id="45"/>
-    <w:bookmarkStart w:id="46" w:name="the-dmi-clock-crossing"/>
     <w:p>
       <w:pPr>
         <w:pStyle w:val="Heading3"/>
       </w:pPr>
+      <w:bookmarkStart w:id="48" w:name="X817bbf12174be625f5586f00ef117d1685a5bb1"/>
       <w:r>
         <w:t xml:space="preserve">7.5 The DMI clock crossing</w:t>
       </w:r>
+      <w:bookmarkEnd w:id="48"/>
     </w:p>
     <w:p>
       <w:pPr>
@@ -8761,7 +8583,6 @@
       </w:pPr>
       <w:r>
         <w:rPr>
-          <w:bCs/>
           <w:b/>
         </w:rPr>
         <w:t xml:space="preserve">[N-7.15]</w:t>
@@ -8800,7 +8621,6 @@
       </w:pPr>
       <w:r>
         <w:rPr>
-          <w:bCs/>
           <w:b/>
         </w:rPr>
         <w:t xml:space="preserve">[N-7.16]</w:t>
@@ -8872,7 +8692,6 @@
       </w:pPr>
       <w:r>
         <w:rPr>
-          <w:bCs/>
           <w:b/>
         </w:rPr>
         <w:t xml:space="preserve">[N-7.17]</w:t>
@@ -8986,15 +8805,15 @@
         <w:t xml:space="preserve">could hold the bus indefinitely when a probe is unplugged.</w:t>
       </w:r>
     </w:p>
-    <w:bookmarkEnd w:id="46"/>
-    <w:bookmarkStart w:id="47" w:name="development-loop-this-enables"/>
     <w:p>
       <w:pPr>
         <w:pStyle w:val="Heading3"/>
       </w:pPr>
+      <w:bookmarkStart w:id="49" w:name="Xf861d9d586d1c2014207f7265d13a7e6d786573"/>
       <w:r>
         <w:t xml:space="preserve">7.6 Development loop this enables</w:t>
       </w:r>
+      <w:bookmarkEnd w:id="49"/>
     </w:p>
     <w:p>
       <w:pPr>
@@ -9002,7 +8821,6 @@
       </w:pPr>
       <w:r>
         <w:rPr>
-          <w:bCs/>
           <w:b/>
         </w:rPr>
         <w:t xml:space="preserve">[N-7.18]</w:t>
@@ -9120,25 +8938,25 @@
         </w:pict>
       </w:r>
     </w:p>
-    <w:bookmarkEnd w:id="47"/>
-    <w:bookmarkEnd w:id="48"/>
-    <w:bookmarkStart w:id="52" w:name="timing"/>
     <w:p>
       <w:pPr>
         <w:pStyle w:val="Heading2"/>
       </w:pPr>
+      <w:bookmarkStart w:id="50" w:name="Xaccd823957f7d6a3a504e6ec5042401faeeed45"/>
       <w:r>
         <w:t xml:space="preserve">8 Timing</w:t>
       </w:r>
+      <w:bookmarkEnd w:id="50"/>
     </w:p>
-    <w:bookmarkStart w:id="49" w:name="dmi-access-across-the-clock-crossing"/>
     <w:p>
       <w:pPr>
         <w:pStyle w:val="Heading3"/>
       </w:pPr>
+      <w:bookmarkStart w:id="51" w:name="X91539dae40fad49ea9b737b68ae14767a2039f3"/>
       <w:r>
         <w:t xml:space="preserve">8.1 DMI access across the clock crossing</w:t>
       </w:r>
+      <w:bookmarkEnd w:id="51"/>
     </w:p>
     <w:p>
       <w:pPr>
@@ -9319,15 +9137,15 @@
         <w:t xml:space="preserve">                                       └── debugger may shift again</w:t>
       </w:r>
     </w:p>
-    <w:bookmarkEnd w:id="49"/>
-    <w:bookmarkStart w:id="50" w:name="bulk-isram-load-with-autoincrement"/>
     <w:p>
       <w:pPr>
         <w:pStyle w:val="Heading3"/>
       </w:pPr>
+      <w:bookmarkStart w:id="52" w:name="Xe3ac3b50014c696c48f86072a9a01eeffd94848"/>
       <w:r>
         <w:t xml:space="preserve">8.2 Bulk ISRAM load with autoincrement</w:t>
       </w:r>
+      <w:bookmarkEnd w:id="52"/>
     </w:p>
     <w:p>
       <w:pPr>
@@ -9433,7 +9251,6 @@
       </w:pPr>
       <w:r>
         <w:rPr>
-          <w:bCs/>
           <w:b/>
         </w:rPr>
         <w:t xml:space="preserve">[N-8.1]</w:t>
@@ -9484,15 +9301,15 @@
         <w:t xml:space="preserve">handling.</w:t>
       </w:r>
     </w:p>
-    <w:bookmarkEnd w:id="50"/>
-    <w:bookmarkStart w:id="51" w:name="coherent-48-bit-accumulator-read"/>
     <w:p>
       <w:pPr>
         <w:pStyle w:val="Heading3"/>
       </w:pPr>
+      <w:bookmarkStart w:id="53" w:name="X15d922056cbae296a34ce7dd43532ef63a8eaf4"/>
       <w:r>
         <w:t xml:space="preserve">8.3 Coherent 48-bit accumulator read</w:t>
       </w:r>
+      <w:bookmarkEnd w:id="53"/>
     </w:p>
     <w:p>
       <w:pPr>
@@ -9572,34 +9389,34 @@
         </w:pict>
       </w:r>
     </w:p>
-    <w:bookmarkEnd w:id="51"/>
-    <w:bookmarkEnd w:id="52"/>
-    <w:bookmarkStart w:id="53" w:name="clock-reset-and-power"/>
     <w:p>
       <w:pPr>
         <w:pStyle w:val="Heading2"/>
       </w:pPr>
+      <w:bookmarkStart w:id="54" w:name="X972733491b067ed0fa9a9862bf68234c05bd95b"/>
       <w:r>
         <w:t xml:space="preserve">9 Clock, reset and power</w:t>
       </w:r>
+      <w:bookmarkEnd w:id="54"/>
     </w:p>
     <w:tbl>
       <w:tblPr>
         <w:tblStyle w:val="Table"/>
-        <w:tblW w:type="auto" w:w="0"/>
-        <w:tblLook w:firstRow="1" w:lastRow="0" w:firstColumn="0" w:lastColumn="0" w:noHBand="0" w:noVBand="0" w:val="0020"/>
-        <w:jc w:val="start"/>
+        <w:tblW w:type="pct" w:w="0.0"/>
+        <w:tblLook w:firstRow="1"/>
       </w:tblPr>
-      <w:tblGrid>
-        <w:gridCol w:w="3960"/>
-        <w:gridCol w:w="3960"/>
-      </w:tblGrid>
+      <w:tblGrid/>
       <w:tr>
         <w:trPr>
-          <w:tblHeader w:val="true"/>
+          <w:cnfStyle w:firstRow="1"/>
         </w:trPr>
         <w:tc>
-          <w:tcPr/>
+          <w:tcPr>
+            <w:tcBorders>
+              <w:bottom w:val="single"/>
+            </w:tcBorders>
+            <w:vAlign w:val="bottom"/>
+          </w:tcPr>
           <w:p>
             <w:pPr>
               <w:pStyle w:val="Compact"/>
@@ -9611,7 +9428,12 @@
           </w:p>
         </w:tc>
         <w:tc>
-          <w:tcPr/>
+          <w:tcPr>
+            <w:tcBorders>
+              <w:bottom w:val="single"/>
+            </w:tcBorders>
+            <w:vAlign w:val="bottom"/>
+          </w:tcPr>
           <w:p>
             <w:pPr>
               <w:pStyle w:val="Compact"/>
@@ -9625,7 +9447,6 @@
       </w:tr>
       <w:tr>
         <w:tc>
-          <w:tcPr/>
           <w:p>
             <w:pPr>
               <w:pStyle w:val="Compact"/>
@@ -9640,7 +9461,6 @@
           </w:p>
         </w:tc>
         <w:tc>
-          <w:tcPr/>
           <w:p>
             <w:pPr>
               <w:pStyle w:val="Compact"/>
@@ -9699,7 +9519,6 @@
       </w:tr>
       <w:tr>
         <w:tc>
-          <w:tcPr/>
           <w:p>
             <w:pPr>
               <w:pStyle w:val="Compact"/>
@@ -9714,7 +9533,6 @@
           </w:p>
         </w:tc>
         <w:tc>
-          <w:tcPr/>
           <w:p>
             <w:pPr>
               <w:pStyle w:val="Compact"/>
@@ -9778,7 +9596,6 @@
       </w:pPr>
       <w:r>
         <w:rPr>
-          <w:bCs/>
           <w:b/>
         </w:rPr>
         <w:t xml:space="preserve">[N-9.1]</w:t>
@@ -9796,28 +9613,7 @@
         <w:t xml:space="preserve"> </w:t>
       </w:r>
       <w:r>
-        <w:t xml:space="preserve">is in the</w:t>
-      </w:r>
-      <w:r>
-        <w:t xml:space="preserve"> </w:t>
-      </w:r>
-      <w:r>
-        <w:rPr>
-          <w:rStyle w:val="VerbatimChar"/>
-        </w:rPr>
-        <w:t xml:space="preserve">tck</w:t>
-      </w:r>
-      <w:r>
-        <w:t xml:space="preserve"> </w:t>
-      </w:r>
-      <w:r>
-        <w:t xml:space="preserve">domain and is reset only by TAP reset. Everything</w:t>
-      </w:r>
-      <w:r>
-        <w:t xml:space="preserve"> </w:t>
-      </w:r>
-      <w:r>
-        <w:t xml:space="preserve">else in the</w:t>
+        <w:t xml:space="preserve">and the rest of the</w:t>
       </w:r>
       <w:r>
         <w:t xml:space="preserve"> </w:t>
@@ -9832,29 +9628,34 @@
         <w:t xml:space="preserve"> </w:t>
       </w:r>
       <w:r>
-        <w:t xml:space="preserve">half is reset by</w:t>
-      </w:r>
-      <w:r>
-        <w:t xml:space="preserve"> </w:t>
-      </w:r>
-      <w:r>
-        <w:rPr>
-          <w:rStyle w:val="VerbatimChar"/>
-        </w:rPr>
-        <w:t xml:space="preserve">hreset_n</w:t>
-      </w:r>
-      <w:r>
-        <w:t xml:space="preserve"> </w:t>
-      </w:r>
-      <w:r>
-        <w:rPr>
-          <w:bCs/>
-          <w:b/>
-        </w:rPr>
-        <w:t xml:space="preserve">excluding</w:t>
-      </w:r>
-      <w:r>
-        <w:t xml:space="preserve"> </w:t>
+        <w:t xml:space="preserve">half are reset by</w:t>
+      </w:r>
+      <w:r>
+        <w:t xml:space="preserve"> </w:t>
+      </w:r>
+      <w:r>
+        <w:rPr>
+          <w:rStyle w:val="VerbatimChar"/>
+        </w:rPr>
+        <w:t xml:space="preserve">dm_rst_n</w:t>
+      </w:r>
+      <w:r>
+        <w:t xml:space="preserve"> </w:t>
+      </w:r>
+      <w:r>
+        <w:t xml:space="preserve">(D-18):</w:t>
+      </w:r>
+      <w:r>
+        <w:t xml:space="preserve"> </w:t>
+      </w:r>
+      <w:r>
+        <w:t xml:space="preserve">external, watchdog and software resets reset them, and the debug resets the DM generates</w:t>
+      </w:r>
+      <w:r>
+        <w:t xml:space="preserve"> </w:t>
+      </w:r>
+      <w:r>
+        <w:t xml:space="preserve">itself (</w:t>
       </w:r>
       <w:r>
         <w:rPr>
@@ -9863,31 +9664,19 @@
         <w:t xml:space="preserve">ndmreset</w:t>
       </w:r>
       <w:r>
-        <w:t xml:space="preserve"> </w:t>
-      </w:r>
-      <w:r>
-        <w:t xml:space="preserve">— that is, the DM’s</w:t>
-      </w:r>
-      <w:r>
-        <w:t xml:space="preserve"> </w:t>
-      </w:r>
-      <w:r>
-        <w:rPr>
-          <w:rStyle w:val="VerbatimChar"/>
-        </w:rPr>
-        <w:t xml:space="preserve">hclk</w:t>
-      </w:r>
-      <w:r>
-        <w:t xml:space="preserve"> </w:t>
-      </w:r>
-      <w:r>
-        <w:t xml:space="preserve">logic is reset by external, watchdog and software resets, but not by the debug reset</w:t>
-      </w:r>
-      <w:r>
-        <w:t xml:space="preserve"> </w:t>
-      </w:r>
-      <w:r>
-        <w:t xml:space="preserve">it generates itself.</w:t>
+        <w:t xml:space="preserve">,</w:t>
+      </w:r>
+      <w:r>
+        <w:t xml:space="preserve"> </w:t>
+      </w:r>
+      <w:r>
+        <w:rPr>
+          <w:rStyle w:val="VerbatimChar"/>
+        </w:rPr>
+        <w:t xml:space="preserve">hartreset</w:t>
+      </w:r>
+      <w:r>
+        <w:t xml:space="preserve">) do not.</w:t>
       </w:r>
     </w:p>
     <w:p>
@@ -9896,7 +9685,6 @@
       </w:pPr>
       <w:r>
         <w:rPr>
-          <w:bCs/>
           <w:b/>
         </w:rPr>
         <w:t xml:space="preserve">[N-9.2]</w:t>
@@ -9989,43 +9777,7 @@
         <w:t xml:space="preserve"> </w:t>
       </w:r>
       <w:r>
-        <w:t xml:space="preserve">to distinguish</w:t>
-      </w:r>
-      <w:r>
-        <w:t xml:space="preserve"> </w:t>
-      </w:r>
-      <w:r>
-        <w:t xml:space="preserve">“</w:t>
-      </w:r>
-      <w:r>
-        <w:t xml:space="preserve">dead chip</w:t>
-      </w:r>
-      <w:r>
-        <w:t xml:space="preserve">”</w:t>
-      </w:r>
-      <w:r>
-        <w:t xml:space="preserve"> </w:t>
-      </w:r>
-      <w:r>
-        <w:t xml:space="preserve">from</w:t>
-      </w:r>
-      <w:r>
-        <w:t xml:space="preserve"> </w:t>
-      </w:r>
-      <w:r>
-        <w:t xml:space="preserve">“</w:t>
-      </w:r>
-      <w:r>
-        <w:t xml:space="preserve">chip held in reset</w:t>
-      </w:r>
-      <w:r>
-        <w:t xml:space="preserve">”</w:t>
-      </w:r>
-      <w:r>
-        <w:t xml:space="preserve"> </w:t>
-      </w:r>
-      <w:r>
-        <w:t xml:space="preserve">at bring-up — the first question you</w:t>
+        <w:t xml:space="preserve">to distinguish "dead chip" from "chip held in reset" at bring-up — the first question you</w:t>
       </w:r>
       <w:r>
         <w:t xml:space="preserve"> </w:t>
@@ -10040,7 +9792,6 @@
       </w:pPr>
       <w:r>
         <w:rPr>
-          <w:bCs/>
           <w:b/>
         </w:rPr>
         <w:t xml:space="preserve">[N-9.3]</w:t>
@@ -10115,7 +9866,7 @@
         <w:t xml:space="preserve"> </w:t>
       </w:r>
       <w:r>
-        <w:t xml:space="preserve">— with no debug session, the DM’s</w:t>
+        <w:t xml:space="preserve">— with no debug session, the DM's</w:t>
       </w:r>
       <w:r>
         <w:t xml:space="preserve"> </w:t>
@@ -10146,15 +9897,15 @@
         </w:pict>
       </w:r>
     </w:p>
-    <w:bookmarkEnd w:id="53"/>
-    <w:bookmarkStart w:id="54" w:name="assertions"/>
     <w:p>
       <w:pPr>
         <w:pStyle w:val="Heading2"/>
       </w:pPr>
+      <w:bookmarkStart w:id="55" w:name="X80dcce1fe51588c653d94ff32f780f3b44b607a"/>
       <w:r>
         <w:t xml:space="preserve">10 Assertions</w:t>
       </w:r>
+      <w:bookmarkEnd w:id="55"/>
     </w:p>
     <w:p>
       <w:pPr>
@@ -10162,117 +9913,45 @@
       </w:pPr>
       <w:r>
         <w:rPr>
-          <w:rStyle w:val="CommentTok"/>
-        </w:rPr>
-        <w:t xml:space="preserve">// --- dmactive survives every system reset (R-8, N-6.4)</w:t>
+          <w:rStyle w:val="VerbatimChar"/>
+        </w:rPr>
+        <w:t xml:space="preserve">// --- dmactive survives the debugger's own resets (R-8, N-6.4, D-18)</w:t>
       </w:r>
       <w:r>
         <w:br/>
       </w:r>
       <w:r>
         <w:rPr>
-          <w:rStyle w:val="NormalTok"/>
-        </w:rPr>
-        <w:t xml:space="preserve">a_dmactive_survives: </w:t>
-      </w:r>
-      <w:r>
-        <w:rPr>
-          <w:rStyle w:val="KeywordTok"/>
-        </w:rPr>
-        <w:t xml:space="preserve">assert</w:t>
-      </w:r>
-      <w:r>
-        <w:rPr>
-          <w:rStyle w:val="NormalTok"/>
-        </w:rPr>
-        <w:t xml:space="preserve"> </w:t>
-      </w:r>
-      <w:r>
-        <w:rPr>
-          <w:rStyle w:val="KeywordTok"/>
-        </w:rPr>
-        <w:t xml:space="preserve">property</w:t>
-      </w:r>
-      <w:r>
-        <w:rPr>
-          <w:rStyle w:val="NormalTok"/>
-        </w:rPr>
-        <w:t xml:space="preserve"> (</w:t>
+          <w:rStyle w:val="VerbatimChar"/>
+        </w:rPr>
+        <w:t xml:space="preserve">a_dmactive_survives_hart: assert property (</w:t>
       </w:r>
       <w:r>
         <w:br/>
       </w:r>
       <w:r>
         <w:rPr>
-          <w:rStyle w:val="NormalTok"/>
-        </w:rPr>
-        <w:t xml:space="preserve">  @(</w:t>
-      </w:r>
-      <w:r>
-        <w:rPr>
-          <w:rStyle w:val="KeywordTok"/>
-        </w:rPr>
-        <w:t xml:space="preserve">posedge</w:t>
-      </w:r>
-      <w:r>
-        <w:rPr>
-          <w:rStyle w:val="NormalTok"/>
-        </w:rPr>
-        <w:t xml:space="preserve"> hclk_i) (dmactive &amp;&amp; !hreset_n_i) |=&gt; dmactive);</w:t>
+          <w:rStyle w:val="VerbatimChar"/>
+        </w:rPr>
+        <w:t xml:space="preserve">  @(posedge hclk_i) (dmactive &amp;&amp; hartreset_o) |=&gt; dmactive);</w:t>
       </w:r>
       <w:r>
         <w:br/>
       </w:r>
       <w:r>
         <w:rPr>
-          <w:rStyle w:val="NormalTok"/>
-        </w:rPr>
-        <w:t xml:space="preserve">a_dmactive_survives_ndm: </w:t>
-      </w:r>
-      <w:r>
-        <w:rPr>
-          <w:rStyle w:val="KeywordTok"/>
-        </w:rPr>
-        <w:t xml:space="preserve">assert</w:t>
-      </w:r>
-      <w:r>
-        <w:rPr>
-          <w:rStyle w:val="NormalTok"/>
-        </w:rPr>
-        <w:t xml:space="preserve"> </w:t>
-      </w:r>
-      <w:r>
-        <w:rPr>
-          <w:rStyle w:val="KeywordTok"/>
-        </w:rPr>
-        <w:t xml:space="preserve">property</w:t>
-      </w:r>
-      <w:r>
-        <w:rPr>
-          <w:rStyle w:val="NormalTok"/>
-        </w:rPr>
-        <w:t xml:space="preserve"> (</w:t>
+          <w:rStyle w:val="VerbatimChar"/>
+        </w:rPr>
+        <w:t xml:space="preserve">a_dmactive_survives_ndm: assert property (</w:t>
       </w:r>
       <w:r>
         <w:br/>
       </w:r>
       <w:r>
         <w:rPr>
-          <w:rStyle w:val="NormalTok"/>
-        </w:rPr>
-        <w:t xml:space="preserve">  @(</w:t>
-      </w:r>
-      <w:r>
-        <w:rPr>
-          <w:rStyle w:val="KeywordTok"/>
-        </w:rPr>
-        <w:t xml:space="preserve">posedge</w:t>
-      </w:r>
-      <w:r>
-        <w:rPr>
-          <w:rStyle w:val="NormalTok"/>
-        </w:rPr>
-        <w:t xml:space="preserve"> hclk_i) (dmactive &amp;&amp; ndmreset_o) |=&gt; dmactive);</w:t>
+          <w:rStyle w:val="VerbatimChar"/>
+        </w:rPr>
+        <w:t xml:space="preserve">  @(posedge hclk_i) (dmactive &amp;&amp; ndmreset_o) |=&gt; dmactive);</w:t>
       </w:r>
       <w:r>
         <w:br/>
@@ -10282,7 +9961,7 @@
       </w:r>
       <w:r>
         <w:rPr>
-          <w:rStyle w:val="CommentTok"/>
+          <w:rStyle w:val="VerbatimChar"/>
         </w:rPr>
         <w:t xml:space="preserve">// --- ndmreset does not reset the DM's own registers (R-5)</w:t>
       </w:r>
@@ -10291,102 +9970,18 @@
       </w:r>
       <w:r>
         <w:rPr>
-          <w:rStyle w:val="NormalTok"/>
-        </w:rPr>
-        <w:t xml:space="preserve">a_ndmreset_dm_alive: </w:t>
-      </w:r>
-      <w:r>
-        <w:rPr>
-          <w:rStyle w:val="KeywordTok"/>
-        </w:rPr>
-        <w:t xml:space="preserve">assert</w:t>
-      </w:r>
-      <w:r>
-        <w:rPr>
-          <w:rStyle w:val="NormalTok"/>
-        </w:rPr>
-        <w:t xml:space="preserve"> </w:t>
-      </w:r>
-      <w:r>
-        <w:rPr>
-          <w:rStyle w:val="KeywordTok"/>
-        </w:rPr>
-        <w:t xml:space="preserve">property</w:t>
-      </w:r>
-      <w:r>
-        <w:rPr>
-          <w:rStyle w:val="NormalTok"/>
-        </w:rPr>
-        <w:t xml:space="preserve"> (</w:t>
+          <w:rStyle w:val="VerbatimChar"/>
+        </w:rPr>
+        <w:t xml:space="preserve">a_ndmreset_dm_alive: assert property (</w:t>
       </w:r>
       <w:r>
         <w:br/>
       </w:r>
       <w:r>
         <w:rPr>
-          <w:rStyle w:val="NormalTok"/>
-        </w:rPr>
-        <w:t xml:space="preserve">  @(</w:t>
-      </w:r>
-      <w:r>
-        <w:rPr>
-          <w:rStyle w:val="KeywordTok"/>
-        </w:rPr>
-        <w:t xml:space="preserve">posedge</w:t>
-      </w:r>
-      <w:r>
-        <w:rPr>
-          <w:rStyle w:val="NormalTok"/>
-        </w:rPr>
-        <w:t xml:space="preserve"> hclk_i) </w:t>
-      </w:r>
-      <w:r>
-        <w:rPr>
-          <w:rStyle w:val="KeywordTok"/>
-        </w:rPr>
-        <w:t xml:space="preserve">$rose</w:t>
-      </w:r>
-      <w:r>
-        <w:rPr>
-          <w:rStyle w:val="NormalTok"/>
-        </w:rPr>
-        <w:t xml:space="preserve">(ndmreset_o) |=&gt; </w:t>
-      </w:r>
-      <w:r>
-        <w:rPr>
-          <w:rStyle w:val="KeywordTok"/>
-        </w:rPr>
-        <w:t xml:space="preserve">$stable</w:t>
-      </w:r>
-      <w:r>
-        <w:rPr>
-          <w:rStyle w:val="NormalTok"/>
-        </w:rPr>
-        <w:t xml:space="preserve">(sbcs_q[</w:t>
-      </w:r>
-      <w:r>
-        <w:rPr>
-          <w:rStyle w:val="DecValTok"/>
-        </w:rPr>
-        <w:t xml:space="preserve">19</w:t>
-      </w:r>
-      <w:r>
-        <w:rPr>
-          <w:rStyle w:val="NormalTok"/>
-        </w:rPr>
-        <w:t xml:space="preserve">:</w:t>
-      </w:r>
-      <w:r>
-        <w:rPr>
-          <w:rStyle w:val="DecValTok"/>
-        </w:rPr>
-        <w:t xml:space="preserve">17</w:t>
-      </w:r>
-      <w:r>
-        <w:rPr>
-          <w:rStyle w:val="NormalTok"/>
-        </w:rPr>
-        <w:t xml:space="preserve">]));</w:t>
+          <w:rStyle w:val="VerbatimChar"/>
+        </w:rPr>
+        <w:t xml:space="preserve">  @(posedge hclk_i) $rose(ndmreset_o) |=&gt; $stable(sbcs_q[19:17]));</w:t>
       </w:r>
       <w:r>
         <w:br/>
@@ -10396,7 +9991,7 @@
       </w:r>
       <w:r>
         <w:rPr>
-          <w:rStyle w:val="CommentTok"/>
+          <w:rStyle w:val="VerbatimChar"/>
         </w:rPr>
         <w:t xml:space="preserve">// --- SBA: only 32-bit access is ever issued</w:t>
       </w:r>
@@ -10405,99 +10000,27 @@
       </w:r>
       <w:r>
         <w:rPr>
-          <w:rStyle w:val="NormalTok"/>
-        </w:rPr>
-        <w:t xml:space="preserve">a_sba_word_only: </w:t>
-      </w:r>
-      <w:r>
-        <w:rPr>
-          <w:rStyle w:val="KeywordTok"/>
-        </w:rPr>
-        <w:t xml:space="preserve">assert</w:t>
-      </w:r>
-      <w:r>
-        <w:rPr>
-          <w:rStyle w:val="NormalTok"/>
-        </w:rPr>
-        <w:t xml:space="preserve"> </w:t>
-      </w:r>
-      <w:r>
-        <w:rPr>
-          <w:rStyle w:val="KeywordTok"/>
-        </w:rPr>
-        <w:t xml:space="preserve">property</w:t>
-      </w:r>
-      <w:r>
-        <w:rPr>
-          <w:rStyle w:val="NormalTok"/>
-        </w:rPr>
-        <w:t xml:space="preserve"> (</w:t>
+          <w:rStyle w:val="VerbatimChar"/>
+        </w:rPr>
+        <w:t xml:space="preserve">a_sba_word_only: assert property (</w:t>
       </w:r>
       <w:r>
         <w:br/>
       </w:r>
       <w:r>
         <w:rPr>
-          <w:rStyle w:val="NormalTok"/>
-        </w:rPr>
-        <w:t xml:space="preserve">  @(</w:t>
-      </w:r>
-      <w:r>
-        <w:rPr>
-          <w:rStyle w:val="KeywordTok"/>
-        </w:rPr>
-        <w:t xml:space="preserve">posedge</w:t>
-      </w:r>
-      <w:r>
-        <w:rPr>
-          <w:rStyle w:val="NormalTok"/>
-        </w:rPr>
-        <w:t xml:space="preserve"> hclk_i) </w:t>
-      </w:r>
-      <w:r>
-        <w:rPr>
-          <w:rStyle w:val="KeywordTok"/>
-        </w:rPr>
-        <w:t xml:space="preserve">disable</w:t>
-      </w:r>
-      <w:r>
-        <w:rPr>
-          <w:rStyle w:val="NormalTok"/>
-        </w:rPr>
-        <w:t xml:space="preserve"> </w:t>
-      </w:r>
-      <w:r>
-        <w:rPr>
-          <w:rStyle w:val="KeywordTok"/>
-        </w:rPr>
-        <w:t xml:space="preserve">iff</w:t>
-      </w:r>
-      <w:r>
-        <w:rPr>
-          <w:rStyle w:val="NormalTok"/>
-        </w:rPr>
-        <w:t xml:space="preserve"> (!hreset_n_i)</w:t>
+          <w:rStyle w:val="VerbatimChar"/>
+        </w:rPr>
+        <w:t xml:space="preserve">  @(posedge hclk_i) disable iff (!hreset_n_i)</w:t>
       </w:r>
       <w:r>
         <w:br/>
       </w:r>
       <w:r>
         <w:rPr>
-          <w:rStyle w:val="NormalTok"/>
-        </w:rPr>
-        <w:t xml:space="preserve">  sba_htrans != IDLE |-&gt; (sba_hsize == </w:t>
-      </w:r>
-      <w:r>
-        <w:rPr>
-          <w:rStyle w:val="BaseNTok"/>
-        </w:rPr>
-        <w:t xml:space="preserve">3'b010</w:t>
-      </w:r>
-      <w:r>
-        <w:rPr>
-          <w:rStyle w:val="NormalTok"/>
-        </w:rPr>
-        <w:t xml:space="preserve">));</w:t>
+          <w:rStyle w:val="VerbatimChar"/>
+        </w:rPr>
+        <w:t xml:space="preserve">  sba_htrans != IDLE |-&gt; (sba_hsize == 3'b010));</w:t>
       </w:r>
       <w:r>
         <w:br/>
@@ -10507,7 +10030,7 @@
       </w:r>
       <w:r>
         <w:rPr>
-          <w:rStyle w:val="CommentTok"/>
+          <w:rStyle w:val="VerbatimChar"/>
         </w:rPr>
         <w:t xml:space="preserve">// --- SBA: misaligned address is rejected before any transfer</w:t>
       </w:r>
@@ -10516,123 +10039,27 @@
       </w:r>
       <w:r>
         <w:rPr>
-          <w:rStyle w:val="NormalTok"/>
-        </w:rPr>
-        <w:t xml:space="preserve">a_sba_align: </w:t>
-      </w:r>
-      <w:r>
-        <w:rPr>
-          <w:rStyle w:val="KeywordTok"/>
-        </w:rPr>
-        <w:t xml:space="preserve">assert</w:t>
-      </w:r>
-      <w:r>
-        <w:rPr>
-          <w:rStyle w:val="NormalTok"/>
-        </w:rPr>
-        <w:t xml:space="preserve"> </w:t>
-      </w:r>
-      <w:r>
-        <w:rPr>
-          <w:rStyle w:val="KeywordTok"/>
-        </w:rPr>
-        <w:t xml:space="preserve">property</w:t>
-      </w:r>
-      <w:r>
-        <w:rPr>
-          <w:rStyle w:val="NormalTok"/>
-        </w:rPr>
-        <w:t xml:space="preserve"> (</w:t>
+          <w:rStyle w:val="VerbatimChar"/>
+        </w:rPr>
+        <w:t xml:space="preserve">a_sba_align: assert property (</w:t>
       </w:r>
       <w:r>
         <w:br/>
       </w:r>
       <w:r>
         <w:rPr>
-          <w:rStyle w:val="NormalTok"/>
-        </w:rPr>
-        <w:t xml:space="preserve">  @(</w:t>
-      </w:r>
-      <w:r>
-        <w:rPr>
-          <w:rStyle w:val="KeywordTok"/>
-        </w:rPr>
-        <w:t xml:space="preserve">posedge</w:t>
-      </w:r>
-      <w:r>
-        <w:rPr>
-          <w:rStyle w:val="NormalTok"/>
-        </w:rPr>
-        <w:t xml:space="preserve"> hclk_i) </w:t>
-      </w:r>
-      <w:r>
-        <w:rPr>
-          <w:rStyle w:val="KeywordTok"/>
-        </w:rPr>
-        <w:t xml:space="preserve">disable</w:t>
-      </w:r>
-      <w:r>
-        <w:rPr>
-          <w:rStyle w:val="NormalTok"/>
-        </w:rPr>
-        <w:t xml:space="preserve"> </w:t>
-      </w:r>
-      <w:r>
-        <w:rPr>
-          <w:rStyle w:val="KeywordTok"/>
-        </w:rPr>
-        <w:t xml:space="preserve">iff</w:t>
-      </w:r>
-      <w:r>
-        <w:rPr>
-          <w:rStyle w:val="NormalTok"/>
-        </w:rPr>
-        <w:t xml:space="preserve"> (!hreset_n_i)</w:t>
+          <w:rStyle w:val="VerbatimChar"/>
+        </w:rPr>
+        <w:t xml:space="preserve">  @(posedge hclk_i) disable iff (!hreset_n_i)</w:t>
       </w:r>
       <w:r>
         <w:br/>
       </w:r>
       <w:r>
         <w:rPr>
-          <w:rStyle w:val="NormalTok"/>
-        </w:rPr>
-        <w:t xml:space="preserve">  (sb_start &amp;&amp; |sbaddress0[</w:t>
-      </w:r>
-      <w:r>
-        <w:rPr>
-          <w:rStyle w:val="DecValTok"/>
-        </w:rPr>
-        <w:t xml:space="preserve">1</w:t>
-      </w:r>
-      <w:r>
-        <w:rPr>
-          <w:rStyle w:val="NormalTok"/>
-        </w:rPr>
-        <w:t xml:space="preserve">:</w:t>
-      </w:r>
-      <w:r>
-        <w:rPr>
-          <w:rStyle w:val="DecValTok"/>
-        </w:rPr>
-        <w:t xml:space="preserve">0</w:t>
-      </w:r>
-      <w:r>
-        <w:rPr>
-          <w:rStyle w:val="NormalTok"/>
-        </w:rPr>
-        <w:t xml:space="preserve">]) |-&gt; (sberror == </w:t>
-      </w:r>
-      <w:r>
-        <w:rPr>
-          <w:rStyle w:val="BaseNTok"/>
-        </w:rPr>
-        <w:t xml:space="preserve">3'd2</w:t>
-      </w:r>
-      <w:r>
-        <w:rPr>
-          <w:rStyle w:val="NormalTok"/>
-        </w:rPr>
-        <w:t xml:space="preserve">) &amp;&amp; (sba_htrans == IDLE));</w:t>
+          <w:rStyle w:val="VerbatimChar"/>
+        </w:rPr>
+        <w:t xml:space="preserve">  (sb_start &amp;&amp; |sbaddress0[1:0]) |-&gt; (sberror == 3'd2) &amp;&amp; (sba_htrans == IDLE));</w:t>
       </w:r>
       <w:r>
         <w:br/>
@@ -10642,7 +10069,7 @@
       </w:r>
       <w:r>
         <w:rPr>
-          <w:rStyle w:val="CommentTok"/>
+          <w:rStyle w:val="VerbatimChar"/>
         </w:rPr>
         <w:t xml:space="preserve">// --- SBA: AHB error becomes sberror 4</w:t>
       </w:r>
@@ -10651,99 +10078,27 @@
       </w:r>
       <w:r>
         <w:rPr>
-          <w:rStyle w:val="NormalTok"/>
-        </w:rPr>
-        <w:t xml:space="preserve">a_sba_bus_error: </w:t>
-      </w:r>
-      <w:r>
-        <w:rPr>
-          <w:rStyle w:val="KeywordTok"/>
-        </w:rPr>
-        <w:t xml:space="preserve">assert</w:t>
-      </w:r>
-      <w:r>
-        <w:rPr>
-          <w:rStyle w:val="NormalTok"/>
-        </w:rPr>
-        <w:t xml:space="preserve"> </w:t>
-      </w:r>
-      <w:r>
-        <w:rPr>
-          <w:rStyle w:val="KeywordTok"/>
-        </w:rPr>
-        <w:t xml:space="preserve">property</w:t>
-      </w:r>
-      <w:r>
-        <w:rPr>
-          <w:rStyle w:val="NormalTok"/>
-        </w:rPr>
-        <w:t xml:space="preserve"> (</w:t>
+          <w:rStyle w:val="VerbatimChar"/>
+        </w:rPr>
+        <w:t xml:space="preserve">a_sba_bus_error: assert property (</w:t>
       </w:r>
       <w:r>
         <w:br/>
       </w:r>
       <w:r>
         <w:rPr>
-          <w:rStyle w:val="NormalTok"/>
-        </w:rPr>
-        <w:t xml:space="preserve">  @(</w:t>
-      </w:r>
-      <w:r>
-        <w:rPr>
-          <w:rStyle w:val="KeywordTok"/>
-        </w:rPr>
-        <w:t xml:space="preserve">posedge</w:t>
-      </w:r>
-      <w:r>
-        <w:rPr>
-          <w:rStyle w:val="NormalTok"/>
-        </w:rPr>
-        <w:t xml:space="preserve"> hclk_i) </w:t>
-      </w:r>
-      <w:r>
-        <w:rPr>
-          <w:rStyle w:val="KeywordTok"/>
-        </w:rPr>
-        <w:t xml:space="preserve">disable</w:t>
-      </w:r>
-      <w:r>
-        <w:rPr>
-          <w:rStyle w:val="NormalTok"/>
-        </w:rPr>
-        <w:t xml:space="preserve"> </w:t>
-      </w:r>
-      <w:r>
-        <w:rPr>
-          <w:rStyle w:val="KeywordTok"/>
-        </w:rPr>
-        <w:t xml:space="preserve">iff</w:t>
-      </w:r>
-      <w:r>
-        <w:rPr>
-          <w:rStyle w:val="NormalTok"/>
-        </w:rPr>
-        <w:t xml:space="preserve"> (!hreset_n_i)</w:t>
+          <w:rStyle w:val="VerbatimChar"/>
+        </w:rPr>
+        <w:t xml:space="preserve">  @(posedge hclk_i) disable iff (!hreset_n_i)</w:t>
       </w:r>
       <w:r>
         <w:br/>
       </w:r>
       <w:r>
         <w:rPr>
-          <w:rStyle w:val="NormalTok"/>
-        </w:rPr>
-        <w:t xml:space="preserve">  (sba_hresp &amp;&amp; sba_hready) |=&gt; (sberror == </w:t>
-      </w:r>
-      <w:r>
-        <w:rPr>
-          <w:rStyle w:val="BaseNTok"/>
-        </w:rPr>
-        <w:t xml:space="preserve">3'd4</w:t>
-      </w:r>
-      <w:r>
-        <w:rPr>
-          <w:rStyle w:val="NormalTok"/>
-        </w:rPr>
-        <w:t xml:space="preserve">));</w:t>
+          <w:rStyle w:val="VerbatimChar"/>
+        </w:rPr>
+        <w:t xml:space="preserve">  (sba_hresp &amp;&amp; sba_hready) |=&gt; (sberror == 3'd4));</w:t>
       </w:r>
       <w:r>
         <w:br/>
@@ -10753,7 +10108,7 @@
       </w:r>
       <w:r>
         <w:rPr>
-          <w:rStyle w:val="CommentTok"/>
+          <w:rStyle w:val="VerbatimChar"/>
         </w:rPr>
         <w:t xml:space="preserve">// --- sberror is sticky until W1C</w:t>
       </w:r>
@@ -10762,111 +10117,27 @@
       </w:r>
       <w:r>
         <w:rPr>
-          <w:rStyle w:val="NormalTok"/>
-        </w:rPr>
-        <w:t xml:space="preserve">a_sberror_sticky: </w:t>
-      </w:r>
-      <w:r>
-        <w:rPr>
-          <w:rStyle w:val="KeywordTok"/>
-        </w:rPr>
-        <w:t xml:space="preserve">assert</w:t>
-      </w:r>
-      <w:r>
-        <w:rPr>
-          <w:rStyle w:val="NormalTok"/>
-        </w:rPr>
-        <w:t xml:space="preserve"> </w:t>
-      </w:r>
-      <w:r>
-        <w:rPr>
-          <w:rStyle w:val="KeywordTok"/>
-        </w:rPr>
-        <w:t xml:space="preserve">property</w:t>
-      </w:r>
-      <w:r>
-        <w:rPr>
-          <w:rStyle w:val="NormalTok"/>
-        </w:rPr>
-        <w:t xml:space="preserve"> (</w:t>
+          <w:rStyle w:val="VerbatimChar"/>
+        </w:rPr>
+        <w:t xml:space="preserve">a_sberror_sticky: assert property (</w:t>
       </w:r>
       <w:r>
         <w:br/>
       </w:r>
       <w:r>
         <w:rPr>
-          <w:rStyle w:val="NormalTok"/>
-        </w:rPr>
-        <w:t xml:space="preserve">  @(</w:t>
-      </w:r>
-      <w:r>
-        <w:rPr>
-          <w:rStyle w:val="KeywordTok"/>
-        </w:rPr>
-        <w:t xml:space="preserve">posedge</w:t>
-      </w:r>
-      <w:r>
-        <w:rPr>
-          <w:rStyle w:val="NormalTok"/>
-        </w:rPr>
-        <w:t xml:space="preserve"> hclk_i) </w:t>
-      </w:r>
-      <w:r>
-        <w:rPr>
-          <w:rStyle w:val="KeywordTok"/>
-        </w:rPr>
-        <w:t xml:space="preserve">disable</w:t>
-      </w:r>
-      <w:r>
-        <w:rPr>
-          <w:rStyle w:val="NormalTok"/>
-        </w:rPr>
-        <w:t xml:space="preserve"> </w:t>
-      </w:r>
-      <w:r>
-        <w:rPr>
-          <w:rStyle w:val="KeywordTok"/>
-        </w:rPr>
-        <w:t xml:space="preserve">iff</w:t>
-      </w:r>
-      <w:r>
-        <w:rPr>
-          <w:rStyle w:val="NormalTok"/>
-        </w:rPr>
-        <w:t xml:space="preserve"> (!hreset_n_i)</w:t>
+          <w:rStyle w:val="VerbatimChar"/>
+        </w:rPr>
+        <w:t xml:space="preserve">  @(posedge hclk_i) disable iff (!hreset_n_i)</w:t>
       </w:r>
       <w:r>
         <w:br/>
       </w:r>
       <w:r>
         <w:rPr>
-          <w:rStyle w:val="NormalTok"/>
-        </w:rPr>
-        <w:t xml:space="preserve">  (sberror != </w:t>
-      </w:r>
-      <w:r>
-        <w:rPr>
-          <w:rStyle w:val="DecValTok"/>
-        </w:rPr>
-        <w:t xml:space="preserve">0</w:t>
-      </w:r>
-      <w:r>
-        <w:rPr>
-          <w:rStyle w:val="NormalTok"/>
-        </w:rPr>
-        <w:t xml:space="preserve"> &amp;&amp; !sberror_w1c) |=&gt; </w:t>
-      </w:r>
-      <w:r>
-        <w:rPr>
-          <w:rStyle w:val="KeywordTok"/>
-        </w:rPr>
-        <w:t xml:space="preserve">$stable</w:t>
-      </w:r>
-      <w:r>
-        <w:rPr>
-          <w:rStyle w:val="NormalTok"/>
-        </w:rPr>
-        <w:t xml:space="preserve">(sberror));</w:t>
+          <w:rStyle w:val="VerbatimChar"/>
+        </w:rPr>
+        <w:t xml:space="preserve">  (sberror != 0 &amp;&amp; !sberror_w1c) |=&gt; $stable(sberror));</w:t>
       </w:r>
       <w:r>
         <w:br/>
@@ -10876,7 +10147,7 @@
       </w:r>
       <w:r>
         <w:rPr>
-          <w:rStyle w:val="CommentTok"/>
+          <w:rStyle w:val="VerbatimChar"/>
         </w:rPr>
         <w:t xml:space="preserve">// --- sbbusy asserted for the whole transfer, and access while busy errors</w:t>
       </w:r>
@@ -10885,184 +10156,52 @@
       </w:r>
       <w:r>
         <w:rPr>
-          <w:rStyle w:val="NormalTok"/>
-        </w:rPr>
-        <w:t xml:space="preserve">a_sbbusy: </w:t>
-      </w:r>
-      <w:r>
-        <w:rPr>
-          <w:rStyle w:val="KeywordTok"/>
-        </w:rPr>
-        <w:t xml:space="preserve">assert</w:t>
-      </w:r>
-      <w:r>
-        <w:rPr>
-          <w:rStyle w:val="NormalTok"/>
-        </w:rPr>
-        <w:t xml:space="preserve"> </w:t>
-      </w:r>
-      <w:r>
-        <w:rPr>
-          <w:rStyle w:val="KeywordTok"/>
-        </w:rPr>
-        <w:t xml:space="preserve">property</w:t>
-      </w:r>
-      <w:r>
-        <w:rPr>
-          <w:rStyle w:val="NormalTok"/>
-        </w:rPr>
-        <w:t xml:space="preserve"> (</w:t>
+          <w:rStyle w:val="VerbatimChar"/>
+        </w:rPr>
+        <w:t xml:space="preserve">a_sbbusy: assert property (</w:t>
       </w:r>
       <w:r>
         <w:br/>
       </w:r>
       <w:r>
         <w:rPr>
-          <w:rStyle w:val="NormalTok"/>
-        </w:rPr>
-        <w:t xml:space="preserve">  @(</w:t>
-      </w:r>
-      <w:r>
-        <w:rPr>
-          <w:rStyle w:val="KeywordTok"/>
-        </w:rPr>
-        <w:t xml:space="preserve">posedge</w:t>
-      </w:r>
-      <w:r>
-        <w:rPr>
-          <w:rStyle w:val="NormalTok"/>
-        </w:rPr>
-        <w:t xml:space="preserve"> hclk_i) </w:t>
-      </w:r>
-      <w:r>
-        <w:rPr>
-          <w:rStyle w:val="KeywordTok"/>
-        </w:rPr>
-        <w:t xml:space="preserve">disable</w:t>
-      </w:r>
-      <w:r>
-        <w:rPr>
-          <w:rStyle w:val="NormalTok"/>
-        </w:rPr>
-        <w:t xml:space="preserve"> </w:t>
-      </w:r>
-      <w:r>
-        <w:rPr>
-          <w:rStyle w:val="KeywordTok"/>
-        </w:rPr>
-        <w:t xml:space="preserve">iff</w:t>
-      </w:r>
-      <w:r>
-        <w:rPr>
-          <w:rStyle w:val="NormalTok"/>
-        </w:rPr>
-        <w:t xml:space="preserve"> (!hreset_n_i)</w:t>
+          <w:rStyle w:val="VerbatimChar"/>
+        </w:rPr>
+        <w:t xml:space="preserve">  @(posedge hclk_i) disable iff (!hreset_n_i)</w:t>
       </w:r>
       <w:r>
         <w:br/>
       </w:r>
       <w:r>
         <w:rPr>
-          <w:rStyle w:val="NormalTok"/>
-        </w:rPr>
-        <w:t xml:space="preserve">  sb_start |=&gt; sbbusy </w:t>
-      </w:r>
-      <w:r>
-        <w:rPr>
-          <w:rStyle w:val="KeywordTok"/>
-        </w:rPr>
-        <w:t xml:space="preserve">until_with</w:t>
-      </w:r>
-      <w:r>
-        <w:rPr>
-          <w:rStyle w:val="NormalTok"/>
-        </w:rPr>
-        <w:t xml:space="preserve"> (sba_hready &amp;&amp; sba_htrans == IDLE));</w:t>
+          <w:rStyle w:val="VerbatimChar"/>
+        </w:rPr>
+        <w:t xml:space="preserve">  sb_start |=&gt; sbbusy until_with (sba_hready &amp;&amp; sba_htrans == IDLE));</w:t>
       </w:r>
       <w:r>
         <w:br/>
       </w:r>
       <w:r>
         <w:rPr>
-          <w:rStyle w:val="NormalTok"/>
-        </w:rPr>
-        <w:t xml:space="preserve">a_sbbusyerror: </w:t>
-      </w:r>
-      <w:r>
-        <w:rPr>
-          <w:rStyle w:val="KeywordTok"/>
-        </w:rPr>
-        <w:t xml:space="preserve">assert</w:t>
-      </w:r>
-      <w:r>
-        <w:rPr>
-          <w:rStyle w:val="NormalTok"/>
-        </w:rPr>
-        <w:t xml:space="preserve"> </w:t>
-      </w:r>
-      <w:r>
-        <w:rPr>
-          <w:rStyle w:val="KeywordTok"/>
-        </w:rPr>
-        <w:t xml:space="preserve">property</w:t>
-      </w:r>
-      <w:r>
-        <w:rPr>
-          <w:rStyle w:val="NormalTok"/>
-        </w:rPr>
-        <w:t xml:space="preserve"> (</w:t>
+          <w:rStyle w:val="VerbatimChar"/>
+        </w:rPr>
+        <w:t xml:space="preserve">a_sbbusyerror: assert property (</w:t>
       </w:r>
       <w:r>
         <w:br/>
       </w:r>
       <w:r>
         <w:rPr>
-          <w:rStyle w:val="NormalTok"/>
-        </w:rPr>
-        <w:t xml:space="preserve">  @(</w:t>
-      </w:r>
-      <w:r>
-        <w:rPr>
-          <w:rStyle w:val="KeywordTok"/>
-        </w:rPr>
-        <w:t xml:space="preserve">posedge</w:t>
-      </w:r>
-      <w:r>
-        <w:rPr>
-          <w:rStyle w:val="NormalTok"/>
-        </w:rPr>
-        <w:t xml:space="preserve"> hclk_i) </w:t>
-      </w:r>
-      <w:r>
-        <w:rPr>
-          <w:rStyle w:val="KeywordTok"/>
-        </w:rPr>
-        <w:t xml:space="preserve">disable</w:t>
-      </w:r>
-      <w:r>
-        <w:rPr>
-          <w:rStyle w:val="NormalTok"/>
-        </w:rPr>
-        <w:t xml:space="preserve"> </w:t>
-      </w:r>
-      <w:r>
-        <w:rPr>
-          <w:rStyle w:val="KeywordTok"/>
-        </w:rPr>
-        <w:t xml:space="preserve">iff</w:t>
-      </w:r>
-      <w:r>
-        <w:rPr>
-          <w:rStyle w:val="NormalTok"/>
-        </w:rPr>
-        <w:t xml:space="preserve"> (!hreset_n_i)</w:t>
+          <w:rStyle w:val="VerbatimChar"/>
+        </w:rPr>
+        <w:t xml:space="preserve">  @(posedge hclk_i) disable iff (!hreset_n_i)</w:t>
       </w:r>
       <w:r>
         <w:br/>
       </w:r>
       <w:r>
         <w:rPr>
-          <w:rStyle w:val="NormalTok"/>
+          <w:rStyle w:val="VerbatimChar"/>
         </w:rPr>
         <w:t xml:space="preserve">  (sbbusy &amp;&amp; sb_access_attempt) |=&gt; sbbusyerror);</w:t>
       </w:r>
@@ -11074,7 +10213,7 @@
       </w:r>
       <w:r>
         <w:rPr>
-          <w:rStyle w:val="CommentTok"/>
+          <w:rStyle w:val="VerbatimChar"/>
         </w:rPr>
         <w:t xml:space="preserve">// --- autoincrement advances by exactly 4</w:t>
       </w:r>
@@ -11083,111 +10222,27 @@
       </w:r>
       <w:r>
         <w:rPr>
-          <w:rStyle w:val="NormalTok"/>
-        </w:rPr>
-        <w:t xml:space="preserve">a_sba_autoinc: </w:t>
-      </w:r>
-      <w:r>
-        <w:rPr>
-          <w:rStyle w:val="KeywordTok"/>
-        </w:rPr>
-        <w:t xml:space="preserve">assert</w:t>
-      </w:r>
-      <w:r>
-        <w:rPr>
-          <w:rStyle w:val="NormalTok"/>
-        </w:rPr>
-        <w:t xml:space="preserve"> </w:t>
-      </w:r>
-      <w:r>
-        <w:rPr>
-          <w:rStyle w:val="KeywordTok"/>
-        </w:rPr>
-        <w:t xml:space="preserve">property</w:t>
-      </w:r>
-      <w:r>
-        <w:rPr>
-          <w:rStyle w:val="NormalTok"/>
-        </w:rPr>
-        <w:t xml:space="preserve"> (</w:t>
+          <w:rStyle w:val="VerbatimChar"/>
+        </w:rPr>
+        <w:t xml:space="preserve">a_sba_autoinc: assert property (</w:t>
       </w:r>
       <w:r>
         <w:br/>
       </w:r>
       <w:r>
         <w:rPr>
-          <w:rStyle w:val="NormalTok"/>
-        </w:rPr>
-        <w:t xml:space="preserve">  @(</w:t>
-      </w:r>
-      <w:r>
-        <w:rPr>
-          <w:rStyle w:val="KeywordTok"/>
-        </w:rPr>
-        <w:t xml:space="preserve">posedge</w:t>
-      </w:r>
-      <w:r>
-        <w:rPr>
-          <w:rStyle w:val="NormalTok"/>
-        </w:rPr>
-        <w:t xml:space="preserve"> hclk_i) </w:t>
-      </w:r>
-      <w:r>
-        <w:rPr>
-          <w:rStyle w:val="KeywordTok"/>
-        </w:rPr>
-        <w:t xml:space="preserve">disable</w:t>
-      </w:r>
-      <w:r>
-        <w:rPr>
-          <w:rStyle w:val="NormalTok"/>
-        </w:rPr>
-        <w:t xml:space="preserve"> </w:t>
-      </w:r>
-      <w:r>
-        <w:rPr>
-          <w:rStyle w:val="KeywordTok"/>
-        </w:rPr>
-        <w:t xml:space="preserve">iff</w:t>
-      </w:r>
-      <w:r>
-        <w:rPr>
-          <w:rStyle w:val="NormalTok"/>
-        </w:rPr>
-        <w:t xml:space="preserve"> (!hreset_n_i)</w:t>
+          <w:rStyle w:val="VerbatimChar"/>
+        </w:rPr>
+        <w:t xml:space="preserve">  @(posedge hclk_i) disable iff (!hreset_n_i)</w:t>
       </w:r>
       <w:r>
         <w:br/>
       </w:r>
       <w:r>
         <w:rPr>
-          <w:rStyle w:val="NormalTok"/>
-        </w:rPr>
-        <w:t xml:space="preserve">  (sbautoincrement &amp;&amp; sb_complete) |=&gt; (sbaddress0 == </w:t>
-      </w:r>
-      <w:r>
-        <w:rPr>
-          <w:rStyle w:val="KeywordTok"/>
-        </w:rPr>
-        <w:t xml:space="preserve">$past</w:t>
-      </w:r>
-      <w:r>
-        <w:rPr>
-          <w:rStyle w:val="NormalTok"/>
-        </w:rPr>
-        <w:t xml:space="preserve">(sbaddress0) + </w:t>
-      </w:r>
-      <w:r>
-        <w:rPr>
-          <w:rStyle w:val="DecValTok"/>
-        </w:rPr>
-        <w:t xml:space="preserve">4</w:t>
-      </w:r>
-      <w:r>
-        <w:rPr>
-          <w:rStyle w:val="NormalTok"/>
-        </w:rPr>
-        <w:t xml:space="preserve">));</w:t>
+          <w:rStyle w:val="VerbatimChar"/>
+        </w:rPr>
+        <w:t xml:space="preserve">  (sbautoincrement &amp;&amp; sb_complete) |=&gt; (sbaddress0 == $past(sbaddress0) + 4));</w:t>
       </w:r>
       <w:r>
         <w:br/>
@@ -11197,7 +10252,7 @@
       </w:r>
       <w:r>
         <w:rPr>
-          <w:rStyle w:val="CommentTok"/>
+          <w:rStyle w:val="VerbatimChar"/>
         </w:rPr>
         <w:t xml:space="preserve">// --- the hclk side never waits on tck progress (N-7.17)</w:t>
       </w:r>
@@ -11206,111 +10261,27 @@
       </w:r>
       <w:r>
         <w:rPr>
-          <w:rStyle w:val="NormalTok"/>
-        </w:rPr>
-        <w:t xml:space="preserve">a_hclk_independent: </w:t>
-      </w:r>
-      <w:r>
-        <w:rPr>
-          <w:rStyle w:val="KeywordTok"/>
-        </w:rPr>
-        <w:t xml:space="preserve">assert</w:t>
-      </w:r>
-      <w:r>
-        <w:rPr>
-          <w:rStyle w:val="NormalTok"/>
-        </w:rPr>
-        <w:t xml:space="preserve"> </w:t>
-      </w:r>
-      <w:r>
-        <w:rPr>
-          <w:rStyle w:val="KeywordTok"/>
-        </w:rPr>
-        <w:t xml:space="preserve">property</w:t>
-      </w:r>
-      <w:r>
-        <w:rPr>
-          <w:rStyle w:val="NormalTok"/>
-        </w:rPr>
-        <w:t xml:space="preserve"> (</w:t>
+          <w:rStyle w:val="VerbatimChar"/>
+        </w:rPr>
+        <w:t xml:space="preserve">a_hclk_independent: assert property (</w:t>
       </w:r>
       <w:r>
         <w:br/>
       </w:r>
       <w:r>
         <w:rPr>
-          <w:rStyle w:val="NormalTok"/>
-        </w:rPr>
-        <w:t xml:space="preserve">  @(</w:t>
-      </w:r>
-      <w:r>
-        <w:rPr>
-          <w:rStyle w:val="KeywordTok"/>
-        </w:rPr>
-        <w:t xml:space="preserve">posedge</w:t>
-      </w:r>
-      <w:r>
-        <w:rPr>
-          <w:rStyle w:val="NormalTok"/>
-        </w:rPr>
-        <w:t xml:space="preserve"> hclk_i) </w:t>
-      </w:r>
-      <w:r>
-        <w:rPr>
-          <w:rStyle w:val="KeywordTok"/>
-        </w:rPr>
-        <w:t xml:space="preserve">disable</w:t>
-      </w:r>
-      <w:r>
-        <w:rPr>
-          <w:rStyle w:val="NormalTok"/>
-        </w:rPr>
-        <w:t xml:space="preserve"> </w:t>
-      </w:r>
-      <w:r>
-        <w:rPr>
-          <w:rStyle w:val="KeywordTok"/>
-        </w:rPr>
-        <w:t xml:space="preserve">iff</w:t>
-      </w:r>
-      <w:r>
-        <w:rPr>
-          <w:rStyle w:val="NormalTok"/>
-        </w:rPr>
-        <w:t xml:space="preserve"> (!hreset_n_i)</w:t>
+          <w:rStyle w:val="VerbatimChar"/>
+        </w:rPr>
+        <w:t xml:space="preserve">  @(posedge hclk_i) disable iff (!hreset_n_i)</w:t>
       </w:r>
       <w:r>
         <w:br/>
       </w:r>
       <w:r>
         <w:rPr>
-          <w:rStyle w:val="NormalTok"/>
-        </w:rPr>
-        <w:t xml:space="preserve">  sb_start |-&gt; ##[</w:t>
-      </w:r>
-      <w:r>
-        <w:rPr>
-          <w:rStyle w:val="DecValTok"/>
-        </w:rPr>
-        <w:t xml:space="preserve">1</w:t>
-      </w:r>
-      <w:r>
-        <w:rPr>
-          <w:rStyle w:val="NormalTok"/>
-        </w:rPr>
-        <w:t xml:space="preserve">:</w:t>
-      </w:r>
-      <w:r>
-        <w:rPr>
-          <w:rStyle w:val="DecValTok"/>
-        </w:rPr>
-        <w:t xml:space="preserve">40</w:t>
-      </w:r>
-      <w:r>
-        <w:rPr>
-          <w:rStyle w:val="NormalTok"/>
-        </w:rPr>
-        <w:t xml:space="preserve">] !sbbusy);</w:t>
+          <w:rStyle w:val="VerbatimChar"/>
+        </w:rPr>
+        <w:t xml:space="preserve">  sb_start |-&gt; ##[1:40] !sbbusy);</w:t>
       </w:r>
       <w:r>
         <w:br/>
@@ -11320,7 +10291,7 @@
       </w:r>
       <w:r>
         <w:rPr>
-          <w:rStyle w:val="CommentTok"/>
+          <w:rStyle w:val="VerbatimChar"/>
         </w:rPr>
         <w:t xml:space="preserve">// --- hartreset holds the core without disturbing the bus</w:t>
       </w:r>
@@ -11329,85 +10300,25 @@
       </w:r>
       <w:r>
         <w:rPr>
-          <w:rStyle w:val="NormalTok"/>
-        </w:rPr>
-        <w:t xml:space="preserve">a_hartreset_bus_alive: </w:t>
-      </w:r>
-      <w:r>
-        <w:rPr>
-          <w:rStyle w:val="KeywordTok"/>
-        </w:rPr>
-        <w:t xml:space="preserve">assert</w:t>
-      </w:r>
-      <w:r>
-        <w:rPr>
-          <w:rStyle w:val="NormalTok"/>
-        </w:rPr>
-        <w:t xml:space="preserve"> </w:t>
-      </w:r>
-      <w:r>
-        <w:rPr>
-          <w:rStyle w:val="KeywordTok"/>
-        </w:rPr>
-        <w:t xml:space="preserve">property</w:t>
-      </w:r>
-      <w:r>
-        <w:rPr>
-          <w:rStyle w:val="NormalTok"/>
-        </w:rPr>
-        <w:t xml:space="preserve"> (</w:t>
+          <w:rStyle w:val="VerbatimChar"/>
+        </w:rPr>
+        <w:t xml:space="preserve">a_hartreset_bus_alive: assert property (</w:t>
       </w:r>
       <w:r>
         <w:br/>
       </w:r>
       <w:r>
         <w:rPr>
-          <w:rStyle w:val="NormalTok"/>
-        </w:rPr>
-        <w:t xml:space="preserve">  @(</w:t>
-      </w:r>
-      <w:r>
-        <w:rPr>
-          <w:rStyle w:val="KeywordTok"/>
-        </w:rPr>
-        <w:t xml:space="preserve">posedge</w:t>
-      </w:r>
-      <w:r>
-        <w:rPr>
-          <w:rStyle w:val="NormalTok"/>
-        </w:rPr>
-        <w:t xml:space="preserve"> hclk_i) </w:t>
-      </w:r>
-      <w:r>
-        <w:rPr>
-          <w:rStyle w:val="KeywordTok"/>
-        </w:rPr>
-        <w:t xml:space="preserve">disable</w:t>
-      </w:r>
-      <w:r>
-        <w:rPr>
-          <w:rStyle w:val="NormalTok"/>
-        </w:rPr>
-        <w:t xml:space="preserve"> </w:t>
-      </w:r>
-      <w:r>
-        <w:rPr>
-          <w:rStyle w:val="KeywordTok"/>
-        </w:rPr>
-        <w:t xml:space="preserve">iff</w:t>
-      </w:r>
-      <w:r>
-        <w:rPr>
-          <w:rStyle w:val="NormalTok"/>
-        </w:rPr>
-        <w:t xml:space="preserve"> (!hreset_n_i)</w:t>
+          <w:rStyle w:val="VerbatimChar"/>
+        </w:rPr>
+        <w:t xml:space="preserve">  @(posedge hclk_i) disable iff (!hreset_n_i)</w:t>
       </w:r>
       <w:r>
         <w:br/>
       </w:r>
       <w:r>
         <w:rPr>
-          <w:rStyle w:val="NormalTok"/>
+          <w:rStyle w:val="VerbatimChar"/>
         </w:rPr>
         <w:t xml:space="preserve">  hartreset_o |-&gt; (sba_htrans != IDLE || sba_hready));</w:t>
       </w:r>
@@ -11419,7 +10330,7 @@
       </w:r>
       <w:r>
         <w:rPr>
-          <w:rStyle w:val="CommentTok"/>
+          <w:rStyle w:val="VerbatimChar"/>
         </w:rPr>
         <w:t xml:space="preserve">// --- DSU 48-bit snapshot is coherent (N-6.8)</w:t>
       </w:r>
@@ -11428,123 +10339,27 @@
       </w:r>
       <w:r>
         <w:rPr>
-          <w:rStyle w:val="NormalTok"/>
-        </w:rPr>
-        <w:t xml:space="preserve">a_dsu_snapshot: </w:t>
-      </w:r>
-      <w:r>
-        <w:rPr>
-          <w:rStyle w:val="KeywordTok"/>
-        </w:rPr>
-        <w:t xml:space="preserve">assert</w:t>
-      </w:r>
-      <w:r>
-        <w:rPr>
-          <w:rStyle w:val="NormalTok"/>
-        </w:rPr>
-        <w:t xml:space="preserve"> </w:t>
-      </w:r>
-      <w:r>
-        <w:rPr>
-          <w:rStyle w:val="KeywordTok"/>
-        </w:rPr>
-        <w:t xml:space="preserve">property</w:t>
-      </w:r>
-      <w:r>
-        <w:rPr>
-          <w:rStyle w:val="NormalTok"/>
-        </w:rPr>
-        <w:t xml:space="preserve"> (</w:t>
+          <w:rStyle w:val="VerbatimChar"/>
+        </w:rPr>
+        <w:t xml:space="preserve">a_dsu_snapshot: assert property (</w:t>
       </w:r>
       <w:r>
         <w:br/>
       </w:r>
       <w:r>
         <w:rPr>
-          <w:rStyle w:val="NormalTok"/>
-        </w:rPr>
-        <w:t xml:space="preserve">  @(</w:t>
-      </w:r>
-      <w:r>
-        <w:rPr>
-          <w:rStyle w:val="KeywordTok"/>
-        </w:rPr>
-        <w:t xml:space="preserve">posedge</w:t>
-      </w:r>
-      <w:r>
-        <w:rPr>
-          <w:rStyle w:val="NormalTok"/>
-        </w:rPr>
-        <w:t xml:space="preserve"> hclk_i) </w:t>
-      </w:r>
-      <w:r>
-        <w:rPr>
-          <w:rStyle w:val="KeywordTok"/>
-        </w:rPr>
-        <w:t xml:space="preserve">disable</w:t>
-      </w:r>
-      <w:r>
-        <w:rPr>
-          <w:rStyle w:val="NormalTok"/>
-        </w:rPr>
-        <w:t xml:space="preserve"> </w:t>
-      </w:r>
-      <w:r>
-        <w:rPr>
-          <w:rStyle w:val="KeywordTok"/>
-        </w:rPr>
-        <w:t xml:space="preserve">iff</w:t>
-      </w:r>
-      <w:r>
-        <w:rPr>
-          <w:rStyle w:val="NormalTok"/>
-        </w:rPr>
-        <w:t xml:space="preserve"> (!hreset_n_i)</w:t>
+          <w:rStyle w:val="VerbatimChar"/>
+        </w:rPr>
+        <w:t xml:space="preserve">  @(posedge hclk_i) disable iff (!hreset_n_i)</w:t>
       </w:r>
       <w:r>
         <w:br/>
       </w:r>
       <w:r>
         <w:rPr>
-          <w:rStyle w:val="NormalTok"/>
-        </w:rPr>
-        <w:t xml:space="preserve">  dmi_read_acc_lo |=&gt; </w:t>
-      </w:r>
-      <w:r>
-        <w:rPr>
-          <w:rStyle w:val="KeywordTok"/>
-        </w:rPr>
-        <w:t xml:space="preserve">$stable</w:t>
-      </w:r>
-      <w:r>
-        <w:rPr>
-          <w:rStyle w:val="NormalTok"/>
-        </w:rPr>
-        <w:t xml:space="preserve">(acc_hold_hi) </w:t>
-      </w:r>
-      <w:r>
-        <w:rPr>
-          <w:rStyle w:val="KeywordTok"/>
-        </w:rPr>
-        <w:t xml:space="preserve">throughout</w:t>
-      </w:r>
-      <w:r>
-        <w:rPr>
-          <w:rStyle w:val="NormalTok"/>
-        </w:rPr>
-        <w:t xml:space="preserve"> (!dmi_read_acc_lo)[*</w:t>
-      </w:r>
-      <w:r>
-        <w:rPr>
-          <w:rStyle w:val="DecValTok"/>
-        </w:rPr>
-        <w:t xml:space="preserve">1</w:t>
-      </w:r>
-      <w:r>
-        <w:rPr>
-          <w:rStyle w:val="NormalTok"/>
-        </w:rPr>
-        <w:t xml:space="preserve">:$]);</w:t>
+          <w:rStyle w:val="VerbatimChar"/>
+        </w:rPr>
+        <w:t xml:space="preserve">  dmi_read_acc_lo |=&gt; $stable(acc_hold_hi) throughout (!dmi_read_acc_lo)[*1:$]);</w:t>
       </w:r>
       <w:r>
         <w:br/>
@@ -11554,7 +10369,7 @@
       </w:r>
       <w:r>
         <w:rPr>
-          <w:rStyle w:val="CommentTok"/>
+          <w:rStyle w:val="VerbatimChar"/>
         </w:rPr>
         <w:t xml:space="preserve">// --- unimplemented DM registers read zero, never X (N-6.3)</w:t>
       </w:r>
@@ -11563,180 +10378,36 @@
       </w:r>
       <w:r>
         <w:rPr>
-          <w:rStyle w:val="NormalTok"/>
-        </w:rPr>
-        <w:t xml:space="preserve">a_unimpl_zero: </w:t>
-      </w:r>
-      <w:r>
-        <w:rPr>
-          <w:rStyle w:val="KeywordTok"/>
-        </w:rPr>
-        <w:t xml:space="preserve">assert</w:t>
-      </w:r>
-      <w:r>
-        <w:rPr>
-          <w:rStyle w:val="NormalTok"/>
-        </w:rPr>
-        <w:t xml:space="preserve"> </w:t>
-      </w:r>
-      <w:r>
-        <w:rPr>
-          <w:rStyle w:val="KeywordTok"/>
-        </w:rPr>
-        <w:t xml:space="preserve">property</w:t>
-      </w:r>
-      <w:r>
-        <w:rPr>
-          <w:rStyle w:val="NormalTok"/>
-        </w:rPr>
-        <w:t xml:space="preserve"> (</w:t>
+          <w:rStyle w:val="VerbatimChar"/>
+        </w:rPr>
+        <w:t xml:space="preserve">a_unimpl_zero: assert property (</w:t>
       </w:r>
       <w:r>
         <w:br/>
       </w:r>
       <w:r>
         <w:rPr>
-          <w:rStyle w:val="NormalTok"/>
-        </w:rPr>
-        <w:t xml:space="preserve">  @(</w:t>
-      </w:r>
-      <w:r>
-        <w:rPr>
-          <w:rStyle w:val="KeywordTok"/>
-        </w:rPr>
-        <w:t xml:space="preserve">posedge</w:t>
-      </w:r>
-      <w:r>
-        <w:rPr>
-          <w:rStyle w:val="NormalTok"/>
-        </w:rPr>
-        <w:t xml:space="preserve"> hclk_i) </w:t>
-      </w:r>
-      <w:r>
-        <w:rPr>
-          <w:rStyle w:val="KeywordTok"/>
-        </w:rPr>
-        <w:t xml:space="preserve">disable</w:t>
-      </w:r>
-      <w:r>
-        <w:rPr>
-          <w:rStyle w:val="NormalTok"/>
-        </w:rPr>
-        <w:t xml:space="preserve"> </w:t>
-      </w:r>
-      <w:r>
-        <w:rPr>
-          <w:rStyle w:val="KeywordTok"/>
-        </w:rPr>
-        <w:t xml:space="preserve">iff</w:t>
-      </w:r>
-      <w:r>
-        <w:rPr>
-          <w:rStyle w:val="NormalTok"/>
-        </w:rPr>
-        <w:t xml:space="preserve"> (!hreset_n_i)</w:t>
+          <w:rStyle w:val="VerbatimChar"/>
+        </w:rPr>
+        <w:t xml:space="preserve">  @(posedge hclk_i) disable iff (!hreset_n_i)</w:t>
       </w:r>
       <w:r>
         <w:br/>
       </w:r>
       <w:r>
         <w:rPr>
-          <w:rStyle w:val="NormalTok"/>
-        </w:rPr>
-        <w:t xml:space="preserve">  (dmi_addr </w:t>
-      </w:r>
-      <w:r>
-        <w:rPr>
-          <w:rStyle w:val="KeywordTok"/>
-        </w:rPr>
-        <w:t xml:space="preserve">inside</w:t>
-      </w:r>
-      <w:r>
-        <w:rPr>
-          <w:rStyle w:val="NormalTok"/>
-        </w:rPr>
-        <w:t xml:space="preserve"> {</w:t>
-      </w:r>
-      <w:r>
-        <w:rPr>
-          <w:rStyle w:val="BaseNTok"/>
-        </w:rPr>
-        <w:t xml:space="preserve">7'h04</w:t>
-      </w:r>
-      <w:r>
-        <w:rPr>
-          <w:rStyle w:val="NormalTok"/>
-        </w:rPr>
-        <w:t xml:space="preserve">, </w:t>
-      </w:r>
-      <w:r>
-        <w:rPr>
-          <w:rStyle w:val="BaseNTok"/>
-        </w:rPr>
-        <w:t xml:space="preserve">7'h16</w:t>
-      </w:r>
-      <w:r>
-        <w:rPr>
-          <w:rStyle w:val="NormalTok"/>
-        </w:rPr>
-        <w:t xml:space="preserve">, </w:t>
-      </w:r>
-      <w:r>
-        <w:rPr>
-          <w:rStyle w:val="BaseNTok"/>
-        </w:rPr>
-        <w:t xml:space="preserve">7'h17</w:t>
-      </w:r>
-      <w:r>
-        <w:rPr>
-          <w:rStyle w:val="NormalTok"/>
-        </w:rPr>
-        <w:t xml:space="preserve">, [</w:t>
-      </w:r>
-      <w:r>
-        <w:rPr>
-          <w:rStyle w:val="BaseNTok"/>
-        </w:rPr>
-        <w:t xml:space="preserve">7'h20</w:t>
-      </w:r>
-      <w:r>
-        <w:rPr>
-          <w:rStyle w:val="NormalTok"/>
-        </w:rPr>
-        <w:t xml:space="preserve">:</w:t>
-      </w:r>
-      <w:r>
-        <w:rPr>
-          <w:rStyle w:val="BaseNTok"/>
-        </w:rPr>
-        <w:t xml:space="preserve">7'h2F</w:t>
-      </w:r>
-      <w:r>
-        <w:rPr>
-          <w:rStyle w:val="NormalTok"/>
-        </w:rPr>
-        <w:t xml:space="preserve">]} &amp;&amp; dmi_read)</w:t>
+          <w:rStyle w:val="VerbatimChar"/>
+        </w:rPr>
+        <w:t xml:space="preserve">  (dmi_addr inside {7'h04, 7'h16, 7'h17, [7'h20:7'h2F]} &amp;&amp; dmi_read)</w:t>
       </w:r>
       <w:r>
         <w:br/>
       </w:r>
       <w:r>
         <w:rPr>
-          <w:rStyle w:val="NormalTok"/>
-        </w:rPr>
-        <w:t xml:space="preserve">    |-&gt; (dmi_rdata == </w:t>
-      </w:r>
-      <w:r>
-        <w:rPr>
-          <w:rStyle w:val="BaseNTok"/>
-        </w:rPr>
-        <w:t xml:space="preserve">32'h0</w:t>
-      </w:r>
-      <w:r>
-        <w:rPr>
-          <w:rStyle w:val="NormalTok"/>
-        </w:rPr>
-        <w:t xml:space="preserve">));</w:t>
+          <w:rStyle w:val="VerbatimChar"/>
+        </w:rPr>
+        <w:t xml:space="preserve">    |-&gt; (dmi_rdata == 32'h0));</w:t>
       </w:r>
       <w:r>
         <w:br/>
@@ -11746,7 +10417,7 @@
       </w:r>
       <w:r>
         <w:rPr>
-          <w:rStyle w:val="CommentTok"/>
+          <w:rStyle w:val="VerbatimChar"/>
         </w:rPr>
         <w:t xml:space="preserve">// --- DMI CDC: request and acknowledge never both high (handshake integrity)</w:t>
       </w:r>
@@ -11755,78 +10426,18 @@
       </w:r>
       <w:r>
         <w:rPr>
-          <w:rStyle w:val="NormalTok"/>
-        </w:rPr>
-        <w:t xml:space="preserve">a_dmi_handshake: </w:t>
-      </w:r>
-      <w:r>
-        <w:rPr>
-          <w:rStyle w:val="KeywordTok"/>
-        </w:rPr>
-        <w:t xml:space="preserve">assert</w:t>
-      </w:r>
-      <w:r>
-        <w:rPr>
-          <w:rStyle w:val="NormalTok"/>
-        </w:rPr>
-        <w:t xml:space="preserve"> </w:t>
-      </w:r>
-      <w:r>
-        <w:rPr>
-          <w:rStyle w:val="KeywordTok"/>
-        </w:rPr>
-        <w:t xml:space="preserve">property</w:t>
-      </w:r>
-      <w:r>
-        <w:rPr>
-          <w:rStyle w:val="NormalTok"/>
-        </w:rPr>
-        <w:t xml:space="preserve"> (</w:t>
+          <w:rStyle w:val="VerbatimChar"/>
+        </w:rPr>
+        <w:t xml:space="preserve">a_dmi_handshake: assert property (</w:t>
       </w:r>
       <w:r>
         <w:br/>
       </w:r>
       <w:r>
         <w:rPr>
-          <w:rStyle w:val="NormalTok"/>
-        </w:rPr>
-        <w:t xml:space="preserve">  @(</w:t>
-      </w:r>
-      <w:r>
-        <w:rPr>
-          <w:rStyle w:val="KeywordTok"/>
-        </w:rPr>
-        <w:t xml:space="preserve">posedge</w:t>
-      </w:r>
-      <w:r>
-        <w:rPr>
-          <w:rStyle w:val="NormalTok"/>
-        </w:rPr>
-        <w:t xml:space="preserve"> hclk_i) </w:t>
-      </w:r>
-      <w:r>
-        <w:rPr>
-          <w:rStyle w:val="KeywordTok"/>
-        </w:rPr>
-        <w:t xml:space="preserve">disable</w:t>
-      </w:r>
-      <w:r>
-        <w:rPr>
-          <w:rStyle w:val="NormalTok"/>
-        </w:rPr>
-        <w:t xml:space="preserve"> </w:t>
-      </w:r>
-      <w:r>
-        <w:rPr>
-          <w:rStyle w:val="KeywordTok"/>
-        </w:rPr>
-        <w:t xml:space="preserve">iff</w:t>
-      </w:r>
-      <w:r>
-        <w:rPr>
-          <w:rStyle w:val="NormalTok"/>
-        </w:rPr>
-        <w:t xml:space="preserve"> (!hreset_n_i) !(req_sync &amp;&amp; ack_out));</w:t>
+          <w:rStyle w:val="VerbatimChar"/>
+        </w:rPr>
+        <w:t xml:space="preserve">  @(posedge hclk_i) disable iff (!hreset_n_i) !(req_sync &amp;&amp; ack_out));</w:t>
       </w:r>
     </w:p>
     <w:p>
@@ -11836,36 +10447,34 @@
         </w:pict>
       </w:r>
     </w:p>
-    <w:bookmarkEnd w:id="54"/>
-    <w:bookmarkStart w:id="55" w:name="verification-plan"/>
     <w:p>
       <w:pPr>
         <w:pStyle w:val="Heading2"/>
       </w:pPr>
+      <w:bookmarkStart w:id="56" w:name="X7c07a5b179cc8ff504630894f7928110af6ce23"/>
       <w:r>
         <w:t xml:space="preserve">11 Verification plan</w:t>
       </w:r>
+      <w:bookmarkEnd w:id="56"/>
     </w:p>
     <w:tbl>
       <w:tblPr>
         <w:tblStyle w:val="Table"/>
-        <w:tblW w:type="pct" w:w="5000"/>
-        <w:tblLook w:firstRow="1" w:lastRow="0" w:firstColumn="0" w:lastColumn="0" w:noHBand="0" w:noVBand="0" w:val="0020"/>
-        <w:jc w:val="start"/>
+        <w:tblW w:type="pct" w:w="0.0"/>
+        <w:tblLook w:firstRow="1"/>
       </w:tblPr>
-      <w:tblGrid>
-        <w:gridCol w:w="1584"/>
-        <w:gridCol w:w="1584"/>
-        <w:gridCol w:w="1584"/>
-        <w:gridCol w:w="1584"/>
-        <w:gridCol w:w="1584"/>
-      </w:tblGrid>
+      <w:tblGrid/>
       <w:tr>
         <w:trPr>
-          <w:tblHeader w:val="true"/>
+          <w:cnfStyle w:firstRow="1"/>
         </w:trPr>
         <w:tc>
-          <w:tcPr/>
+          <w:tcPr>
+            <w:tcBorders>
+              <w:bottom w:val="single"/>
+            </w:tcBorders>
+            <w:vAlign w:val="bottom"/>
+          </w:tcPr>
           <w:p>
             <w:pPr>
               <w:pStyle w:val="Compact"/>
@@ -11877,7 +10486,12 @@
           </w:p>
         </w:tc>
         <w:tc>
-          <w:tcPr/>
+          <w:tcPr>
+            <w:tcBorders>
+              <w:bottom w:val="single"/>
+            </w:tcBorders>
+            <w:vAlign w:val="bottom"/>
+          </w:tcPr>
           <w:p>
             <w:pPr>
               <w:pStyle w:val="Compact"/>
@@ -11889,7 +10503,12 @@
           </w:p>
         </w:tc>
         <w:tc>
-          <w:tcPr/>
+          <w:tcPr>
+            <w:tcBorders>
+              <w:bottom w:val="single"/>
+            </w:tcBorders>
+            <w:vAlign w:val="bottom"/>
+          </w:tcPr>
           <w:p>
             <w:pPr>
               <w:pStyle w:val="Compact"/>
@@ -11901,7 +10520,12 @@
           </w:p>
         </w:tc>
         <w:tc>
-          <w:tcPr/>
+          <w:tcPr>
+            <w:tcBorders>
+              <w:bottom w:val="single"/>
+            </w:tcBorders>
+            <w:vAlign w:val="bottom"/>
+          </w:tcPr>
           <w:p>
             <w:pPr>
               <w:pStyle w:val="Compact"/>
@@ -11913,7 +10537,12 @@
           </w:p>
         </w:tc>
         <w:tc>
-          <w:tcPr/>
+          <w:tcPr>
+            <w:tcBorders>
+              <w:bottom w:val="single"/>
+            </w:tcBorders>
+            <w:vAlign w:val="bottom"/>
+          </w:tcPr>
           <w:p>
             <w:pPr>
               <w:pStyle w:val="Compact"/>
@@ -11927,7 +10556,6 @@
       </w:tr>
       <w:tr>
         <w:tc>
-          <w:tcPr/>
           <w:p>
             <w:pPr>
               <w:pStyle w:val="Compact"/>
@@ -11939,7 +10567,6 @@
           </w:p>
         </w:tc>
         <w:tc>
-          <w:tcPr/>
           <w:p>
             <w:pPr>
               <w:pStyle w:val="Compact"/>
@@ -11954,7 +10581,6 @@
           </w:p>
         </w:tc>
         <w:tc>
-          <w:tcPr/>
           <w:p>
             <w:pPr>
               <w:pStyle w:val="Compact"/>
@@ -11966,7 +10592,6 @@
           </w:p>
         </w:tc>
         <w:tc>
-          <w:tcPr/>
           <w:p>
             <w:pPr>
               <w:pStyle w:val="Compact"/>
@@ -11978,7 +10603,6 @@
           </w:p>
         </w:tc>
         <w:tc>
-          <w:tcPr/>
           <w:p>
             <w:pPr>
               <w:pStyle w:val="Compact"/>
@@ -11992,7 +10616,6 @@
       </w:tr>
       <w:tr>
         <w:tc>
-          <w:tcPr/>
           <w:p>
             <w:pPr>
               <w:pStyle w:val="Compact"/>
@@ -12004,7 +10627,6 @@
           </w:p>
         </w:tc>
         <w:tc>
-          <w:tcPr/>
           <w:p>
             <w:pPr>
               <w:pStyle w:val="Compact"/>
@@ -12019,7 +10641,6 @@
           </w:p>
         </w:tc>
         <w:tc>
-          <w:tcPr/>
           <w:p>
             <w:pPr>
               <w:pStyle w:val="Compact"/>
@@ -12031,7 +10652,6 @@
           </w:p>
         </w:tc>
         <w:tc>
-          <w:tcPr/>
           <w:p>
             <w:pPr>
               <w:pStyle w:val="Compact"/>
@@ -12043,7 +10663,6 @@
           </w:p>
         </w:tc>
         <w:tc>
-          <w:tcPr/>
           <w:p>
             <w:pPr>
               <w:pStyle w:val="Compact"/>
@@ -12057,7 +10676,6 @@
       </w:tr>
       <w:tr>
         <w:tc>
-          <w:tcPr/>
           <w:p>
             <w:pPr>
               <w:pStyle w:val="Compact"/>
@@ -12069,7 +10687,6 @@
           </w:p>
         </w:tc>
         <w:tc>
-          <w:tcPr/>
           <w:p>
             <w:pPr>
               <w:pStyle w:val="Compact"/>
@@ -12084,7 +10701,6 @@
           </w:p>
         </w:tc>
         <w:tc>
-          <w:tcPr/>
           <w:p>
             <w:pPr>
               <w:pStyle w:val="Compact"/>
@@ -12105,7 +10721,6 @@
           </w:p>
         </w:tc>
         <w:tc>
-          <w:tcPr/>
           <w:p>
             <w:pPr>
               <w:pStyle w:val="Compact"/>
@@ -12117,7 +10732,6 @@
           </w:p>
         </w:tc>
         <w:tc>
-          <w:tcPr/>
           <w:p>
             <w:pPr>
               <w:pStyle w:val="Compact"/>
@@ -12131,7 +10745,6 @@
       </w:tr>
       <w:tr>
         <w:tc>
-          <w:tcPr/>
           <w:p>
             <w:pPr>
               <w:pStyle w:val="Compact"/>
@@ -12143,7 +10756,6 @@
           </w:p>
         </w:tc>
         <w:tc>
-          <w:tcPr/>
           <w:p>
             <w:pPr>
               <w:pStyle w:val="Compact"/>
@@ -12158,7 +10770,6 @@
           </w:p>
         </w:tc>
         <w:tc>
-          <w:tcPr/>
           <w:p>
             <w:pPr>
               <w:pStyle w:val="Compact"/>
@@ -12170,7 +10781,6 @@
           </w:p>
         </w:tc>
         <w:tc>
-          <w:tcPr/>
           <w:p>
             <w:pPr>
               <w:pStyle w:val="Compact"/>
@@ -12182,7 +10792,6 @@
           </w:p>
         </w:tc>
         <w:tc>
-          <w:tcPr/>
           <w:p>
             <w:pPr>
               <w:pStyle w:val="Compact"/>
@@ -12196,7 +10805,6 @@
       </w:tr>
       <w:tr>
         <w:tc>
-          <w:tcPr/>
           <w:p>
             <w:pPr>
               <w:pStyle w:val="Compact"/>
@@ -12208,7 +10816,6 @@
           </w:p>
         </w:tc>
         <w:tc>
-          <w:tcPr/>
           <w:p>
             <w:pPr>
               <w:pStyle w:val="Compact"/>
@@ -12223,7 +10830,6 @@
           </w:p>
         </w:tc>
         <w:tc>
-          <w:tcPr/>
           <w:p>
             <w:pPr>
               <w:pStyle w:val="Compact"/>
@@ -12235,7 +10841,6 @@
           </w:p>
         </w:tc>
         <w:tc>
-          <w:tcPr/>
           <w:p>
             <w:pPr>
               <w:pStyle w:val="Compact"/>
@@ -12247,7 +10852,6 @@
           </w:p>
         </w:tc>
         <w:tc>
-          <w:tcPr/>
           <w:p>
             <w:pPr>
               <w:pStyle w:val="Compact"/>
@@ -12261,7 +10865,6 @@
       </w:tr>
       <w:tr>
         <w:tc>
-          <w:tcPr/>
           <w:p>
             <w:pPr>
               <w:pStyle w:val="Compact"/>
@@ -12273,7 +10876,6 @@
           </w:p>
         </w:tc>
         <w:tc>
-          <w:tcPr/>
           <w:p>
             <w:pPr>
               <w:pStyle w:val="Compact"/>
@@ -12288,7 +10890,6 @@
           </w:p>
         </w:tc>
         <w:tc>
-          <w:tcPr/>
           <w:p>
             <w:pPr>
               <w:pStyle w:val="Compact"/>
@@ -12309,7 +10910,6 @@
           </w:p>
         </w:tc>
         <w:tc>
-          <w:tcPr/>
           <w:p>
             <w:pPr>
               <w:pStyle w:val="Compact"/>
@@ -12321,7 +10921,6 @@
           </w:p>
         </w:tc>
         <w:tc>
-          <w:tcPr/>
           <w:p>
             <w:pPr>
               <w:pStyle w:val="Compact"/>
@@ -12335,7 +10934,6 @@
       </w:tr>
       <w:tr>
         <w:tc>
-          <w:tcPr/>
           <w:p>
             <w:pPr>
               <w:pStyle w:val="Compact"/>
@@ -12347,7 +10945,6 @@
           </w:p>
         </w:tc>
         <w:tc>
-          <w:tcPr/>
           <w:p>
             <w:pPr>
               <w:pStyle w:val="Compact"/>
@@ -12362,7 +10959,6 @@
           </w:p>
         </w:tc>
         <w:tc>
-          <w:tcPr/>
           <w:p>
             <w:pPr>
               <w:pStyle w:val="Compact"/>
@@ -12389,7 +10985,6 @@
           </w:p>
         </w:tc>
         <w:tc>
-          <w:tcPr/>
           <w:p>
             <w:pPr>
               <w:pStyle w:val="Compact"/>
@@ -12401,7 +10996,6 @@
           </w:p>
         </w:tc>
         <w:tc>
-          <w:tcPr/>
           <w:p>
             <w:pPr>
               <w:pStyle w:val="Compact"/>
@@ -12415,7 +11009,6 @@
       </w:tr>
       <w:tr>
         <w:tc>
-          <w:tcPr/>
           <w:p>
             <w:pPr>
               <w:pStyle w:val="Compact"/>
@@ -12427,7 +11020,6 @@
           </w:p>
         </w:tc>
         <w:tc>
-          <w:tcPr/>
           <w:p>
             <w:pPr>
               <w:pStyle w:val="Compact"/>
@@ -12442,7 +11034,6 @@
           </w:p>
         </w:tc>
         <w:tc>
-          <w:tcPr/>
           <w:p>
             <w:pPr>
               <w:pStyle w:val="Compact"/>
@@ -12454,7 +11045,6 @@
           </w:p>
         </w:tc>
         <w:tc>
-          <w:tcPr/>
           <w:p>
             <w:pPr>
               <w:pStyle w:val="Compact"/>
@@ -12466,7 +11056,6 @@
           </w:p>
         </w:tc>
         <w:tc>
-          <w:tcPr/>
           <w:p>
             <w:pPr>
               <w:pStyle w:val="Compact"/>
@@ -12480,7 +11069,6 @@
       </w:tr>
       <w:tr>
         <w:tc>
-          <w:tcPr/>
           <w:p>
             <w:pPr>
               <w:pStyle w:val="Compact"/>
@@ -12492,7 +11080,6 @@
           </w:p>
         </w:tc>
         <w:tc>
-          <w:tcPr/>
           <w:p>
             <w:pPr>
               <w:pStyle w:val="Compact"/>
@@ -12507,7 +11094,6 @@
           </w:p>
         </w:tc>
         <w:tc>
-          <w:tcPr/>
           <w:p>
             <w:pPr>
               <w:pStyle w:val="Compact"/>
@@ -12537,7 +11123,6 @@
           </w:p>
         </w:tc>
         <w:tc>
-          <w:tcPr/>
           <w:p>
             <w:pPr>
               <w:pStyle w:val="Compact"/>
@@ -12549,7 +11134,6 @@
           </w:p>
         </w:tc>
         <w:tc>
-          <w:tcPr/>
           <w:p>
             <w:pPr>
               <w:pStyle w:val="Compact"/>
@@ -12563,7 +11147,6 @@
       </w:tr>
       <w:tr>
         <w:tc>
-          <w:tcPr/>
           <w:p>
             <w:pPr>
               <w:pStyle w:val="Compact"/>
@@ -12575,7 +11158,6 @@
           </w:p>
         </w:tc>
         <w:tc>
-          <w:tcPr/>
           <w:p>
             <w:pPr>
               <w:pStyle w:val="Compact"/>
@@ -12590,7 +11172,6 @@
           </w:p>
         </w:tc>
         <w:tc>
-          <w:tcPr/>
           <w:p>
             <w:pPr>
               <w:pStyle w:val="Compact"/>
@@ -12602,7 +11183,6 @@
           </w:p>
         </w:tc>
         <w:tc>
-          <w:tcPr/>
           <w:p>
             <w:pPr>
               <w:pStyle w:val="Compact"/>
@@ -12614,7 +11194,6 @@
           </w:p>
         </w:tc>
         <w:tc>
-          <w:tcPr/>
           <w:p>
             <w:pPr>
               <w:pStyle w:val="Compact"/>
@@ -12628,7 +11207,6 @@
       </w:tr>
       <w:tr>
         <w:tc>
-          <w:tcPr/>
           <w:p>
             <w:pPr>
               <w:pStyle w:val="Compact"/>
@@ -12640,7 +11218,6 @@
           </w:p>
         </w:tc>
         <w:tc>
-          <w:tcPr/>
           <w:p>
             <w:pPr>
               <w:pStyle w:val="Compact"/>
@@ -12655,7 +11232,6 @@
           </w:p>
         </w:tc>
         <w:tc>
-          <w:tcPr/>
           <w:p>
             <w:pPr>
               <w:pStyle w:val="Compact"/>
@@ -12667,7 +11243,6 @@
           </w:p>
         </w:tc>
         <w:tc>
-          <w:tcPr/>
           <w:p>
             <w:pPr>
               <w:pStyle w:val="Compact"/>
@@ -12679,7 +11254,6 @@
           </w:p>
         </w:tc>
         <w:tc>
-          <w:tcPr/>
           <w:p>
             <w:pPr>
               <w:pStyle w:val="Compact"/>
@@ -12693,7 +11267,6 @@
       </w:tr>
       <w:tr>
         <w:tc>
-          <w:tcPr/>
           <w:p>
             <w:pPr>
               <w:pStyle w:val="Compact"/>
@@ -12705,7 +11278,6 @@
           </w:p>
         </w:tc>
         <w:tc>
-          <w:tcPr/>
           <w:p>
             <w:pPr>
               <w:pStyle w:val="Compact"/>
@@ -12720,7 +11292,6 @@
           </w:p>
         </w:tc>
         <w:tc>
-          <w:tcPr/>
           <w:p>
             <w:pPr>
               <w:pStyle w:val="Compact"/>
@@ -12756,7 +11327,6 @@
           </w:p>
         </w:tc>
         <w:tc>
-          <w:tcPr/>
           <w:p>
             <w:pPr>
               <w:pStyle w:val="Compact"/>
@@ -12768,7 +11338,6 @@
           </w:p>
         </w:tc>
         <w:tc>
-          <w:tcPr/>
           <w:p>
             <w:pPr>
               <w:pStyle w:val="Compact"/>
@@ -12782,7 +11351,6 @@
       </w:tr>
       <w:tr>
         <w:tc>
-          <w:tcPr/>
           <w:p>
             <w:pPr>
               <w:pStyle w:val="Compact"/>
@@ -12794,7 +11362,6 @@
           </w:p>
         </w:tc>
         <w:tc>
-          <w:tcPr/>
           <w:p>
             <w:pPr>
               <w:pStyle w:val="Compact"/>
@@ -12806,7 +11373,6 @@
           </w:p>
         </w:tc>
         <w:tc>
-          <w:tcPr/>
           <w:p>
             <w:pPr>
               <w:pStyle w:val="Compact"/>
@@ -12857,7 +11423,6 @@
           </w:p>
         </w:tc>
         <w:tc>
-          <w:tcPr/>
           <w:p>
             <w:pPr>
               <w:pStyle w:val="Compact"/>
@@ -12869,7 +11434,6 @@
           </w:p>
         </w:tc>
         <w:tc>
-          <w:tcPr/>
           <w:p>
             <w:pPr>
               <w:pStyle w:val="Compact"/>
@@ -12883,7 +11447,6 @@
       </w:tr>
       <w:tr>
         <w:tc>
-          <w:tcPr/>
           <w:p>
             <w:pPr>
               <w:pStyle w:val="Compact"/>
@@ -12895,7 +11458,6 @@
           </w:p>
         </w:tc>
         <w:tc>
-          <w:tcPr/>
           <w:p>
             <w:pPr>
               <w:pStyle w:val="Compact"/>
@@ -12910,7 +11472,6 @@
           </w:p>
         </w:tc>
         <w:tc>
-          <w:tcPr/>
           <w:p>
             <w:pPr>
               <w:pStyle w:val="Compact"/>
@@ -12926,24 +11487,49 @@
               <w:t xml:space="preserve"> </w:t>
             </w:r>
             <w:r>
-              <w:t xml:space="preserve">holds through external, watchdog and software reset</w:t>
-            </w:r>
-          </w:p>
-        </w:tc>
-        <w:tc>
-          <w:tcPr/>
-          <w:p>
-            <w:pPr>
-              <w:pStyle w:val="Compact"/>
-              <w:jc w:val="left"/>
-            </w:pPr>
-            <w:r>
-              <w:t xml:space="preserve">all 3</w:t>
-            </w:r>
-          </w:p>
-        </w:tc>
-        <w:tc>
-          <w:tcPr/>
+              <w:t xml:space="preserve">holds through</w:t>
+            </w:r>
+            <w:r>
+              <w:t xml:space="preserve"> </w:t>
+            </w:r>
+            <w:r>
+              <w:rPr>
+                <w:rStyle w:val="VerbatimChar"/>
+              </w:rPr>
+              <w:t xml:space="preserve">ndmreset</w:t>
+            </w:r>
+            <w:r>
+              <w:t xml:space="preserve"> </w:t>
+            </w:r>
+            <w:r>
+              <w:t xml:space="preserve">and</w:t>
+            </w:r>
+            <w:r>
+              <w:t xml:space="preserve"> </w:t>
+            </w:r>
+            <w:r>
+              <w:rPr>
+                <w:rStyle w:val="VerbatimChar"/>
+              </w:rPr>
+              <w:t xml:space="preserve">hartreset</w:t>
+            </w:r>
+            <w:r>
+              <w:t xml:space="preserve">, and clears on external, watchdog and software reset (D-18)</w:t>
+            </w:r>
+          </w:p>
+        </w:tc>
+        <w:tc>
+          <w:p>
+            <w:pPr>
+              <w:pStyle w:val="Compact"/>
+              <w:jc w:val="left"/>
+            </w:pPr>
+            <w:r>
+              <w:t xml:space="preserve">all 5</w:t>
+            </w:r>
+          </w:p>
+        </w:tc>
+        <w:tc>
           <w:p>
             <w:pPr>
               <w:pStyle w:val="Compact"/>
@@ -12957,7 +11543,6 @@
       </w:tr>
       <w:tr>
         <w:tc>
-          <w:tcPr/>
           <w:p>
             <w:pPr>
               <w:pStyle w:val="Compact"/>
@@ -12969,7 +11554,6 @@
           </w:p>
         </w:tc>
         <w:tc>
-          <w:tcPr/>
           <w:p>
             <w:pPr>
               <w:pStyle w:val="Compact"/>
@@ -12984,7 +11568,6 @@
           </w:p>
         </w:tc>
         <w:tc>
-          <w:tcPr/>
           <w:p>
             <w:pPr>
               <w:pStyle w:val="Compact"/>
@@ -12996,7 +11579,6 @@
           </w:p>
         </w:tc>
         <w:tc>
-          <w:tcPr/>
           <w:p>
             <w:pPr>
               <w:pStyle w:val="Compact"/>
@@ -13008,7 +11590,6 @@
           </w:p>
         </w:tc>
         <w:tc>
-          <w:tcPr/>
           <w:p>
             <w:pPr>
               <w:pStyle w:val="Compact"/>
@@ -13022,7 +11603,6 @@
       </w:tr>
       <w:tr>
         <w:tc>
-          <w:tcPr/>
           <w:p>
             <w:pPr>
               <w:pStyle w:val="Compact"/>
@@ -13034,7 +11614,6 @@
           </w:p>
         </w:tc>
         <w:tc>
-          <w:tcPr/>
           <w:p>
             <w:pPr>
               <w:pStyle w:val="Compact"/>
@@ -13049,7 +11628,6 @@
           </w:p>
         </w:tc>
         <w:tc>
-          <w:tcPr/>
           <w:p>
             <w:pPr>
               <w:pStyle w:val="Compact"/>
@@ -13076,7 +11654,6 @@
           </w:p>
         </w:tc>
         <w:tc>
-          <w:tcPr/>
           <w:p>
             <w:pPr>
               <w:pStyle w:val="Compact"/>
@@ -13088,7 +11665,6 @@
           </w:p>
         </w:tc>
         <w:tc>
-          <w:tcPr/>
           <w:p>
             <w:pPr>
               <w:pStyle w:val="Compact"/>
@@ -13102,7 +11678,6 @@
       </w:tr>
       <w:tr>
         <w:tc>
-          <w:tcPr/>
           <w:p>
             <w:pPr>
               <w:pStyle w:val="Compact"/>
@@ -13114,7 +11689,6 @@
           </w:p>
         </w:tc>
         <w:tc>
-          <w:tcPr/>
           <w:p>
             <w:pPr>
               <w:pStyle w:val="Compact"/>
@@ -13129,7 +11703,6 @@
           </w:p>
         </w:tc>
         <w:tc>
-          <w:tcPr/>
           <w:p>
             <w:pPr>
               <w:pStyle w:val="Compact"/>
@@ -13165,7 +11738,6 @@
           </w:p>
         </w:tc>
         <w:tc>
-          <w:tcPr/>
           <w:p>
             <w:pPr>
               <w:pStyle w:val="Compact"/>
@@ -13177,7 +11749,6 @@
           </w:p>
         </w:tc>
         <w:tc>
-          <w:tcPr/>
           <w:p>
             <w:pPr>
               <w:pStyle w:val="Compact"/>
@@ -13191,7 +11762,6 @@
       </w:tr>
       <w:tr>
         <w:tc>
-          <w:tcPr/>
           <w:p>
             <w:pPr>
               <w:pStyle w:val="Compact"/>
@@ -13203,7 +11773,6 @@
           </w:p>
         </w:tc>
         <w:tc>
-          <w:tcPr/>
           <w:p>
             <w:pPr>
               <w:pStyle w:val="Compact"/>
@@ -13218,7 +11787,6 @@
           </w:p>
         </w:tc>
         <w:tc>
-          <w:tcPr/>
           <w:p>
             <w:pPr>
               <w:pStyle w:val="Compact"/>
@@ -13254,7 +11822,6 @@
           </w:p>
         </w:tc>
         <w:tc>
-          <w:tcPr/>
           <w:p>
             <w:pPr>
               <w:pStyle w:val="Compact"/>
@@ -13266,7 +11833,6 @@
           </w:p>
         </w:tc>
         <w:tc>
-          <w:tcPr/>
           <w:p>
             <w:pPr>
               <w:pStyle w:val="Compact"/>
@@ -13280,7 +11846,6 @@
       </w:tr>
       <w:tr>
         <w:tc>
-          <w:tcPr/>
           <w:p>
             <w:pPr>
               <w:pStyle w:val="Compact"/>
@@ -13292,7 +11857,6 @@
           </w:p>
         </w:tc>
         <w:tc>
-          <w:tcPr/>
           <w:p>
             <w:pPr>
               <w:pStyle w:val="Compact"/>
@@ -13307,7 +11871,6 @@
           </w:p>
         </w:tc>
         <w:tc>
-          <w:tcPr/>
           <w:p>
             <w:pPr>
               <w:pStyle w:val="Compact"/>
@@ -13325,7 +11888,6 @@
           </w:p>
         </w:tc>
         <w:tc>
-          <w:tcPr/>
           <w:p>
             <w:pPr>
               <w:pStyle w:val="Compact"/>
@@ -13337,7 +11899,6 @@
           </w:p>
         </w:tc>
         <w:tc>
-          <w:tcPr/>
           <w:p>
             <w:pPr>
               <w:pStyle w:val="Compact"/>
@@ -13356,7 +11917,6 @@
       </w:pPr>
       <w:r>
         <w:rPr>
-          <w:bCs/>
           <w:b/>
         </w:rPr>
         <w:t xml:space="preserve">[N-11.1]</w:t>
@@ -13422,7 +11982,6 @@
       </w:pPr>
       <w:r>
         <w:rPr>
-          <w:bCs/>
           <w:b/>
         </w:rPr>
         <w:t xml:space="preserve">[N-11.2]</w:t>
@@ -13465,33 +12024,34 @@
         </w:pict>
       </w:r>
     </w:p>
-    <w:bookmarkEnd w:id="55"/>
-    <w:bookmarkStart w:id="56" w:name="design-decisions"/>
     <w:p>
       <w:pPr>
         <w:pStyle w:val="Heading2"/>
       </w:pPr>
+      <w:bookmarkStart w:id="57" w:name="X59f5cce7eef127036c20cabc8986d1f4e77c1bc"/>
       <w:r>
         <w:t xml:space="preserve">12 Design decisions</w:t>
       </w:r>
+      <w:bookmarkEnd w:id="57"/>
     </w:p>
     <w:tbl>
       <w:tblPr>
         <w:tblStyle w:val="Table"/>
-        <w:tblW w:type="pct" w:w="5000"/>
-        <w:tblLook w:firstRow="1" w:lastRow="0" w:firstColumn="0" w:lastColumn="0" w:noHBand="0" w:noVBand="0" w:val="0020"/>
-        <w:jc w:val="start"/>
+        <w:tblW w:type="pct" w:w="0.0"/>
+        <w:tblLook w:firstRow="1"/>
       </w:tblPr>
-      <w:tblGrid>
-        <w:gridCol w:w="3960"/>
-        <w:gridCol w:w="3960"/>
-      </w:tblGrid>
+      <w:tblGrid/>
       <w:tr>
         <w:trPr>
-          <w:tblHeader w:val="true"/>
+          <w:cnfStyle w:firstRow="1"/>
         </w:trPr>
         <w:tc>
-          <w:tcPr/>
+          <w:tcPr>
+            <w:tcBorders>
+              <w:bottom w:val="single"/>
+            </w:tcBorders>
+            <w:vAlign w:val="bottom"/>
+          </w:tcPr>
           <w:p>
             <w:pPr>
               <w:pStyle w:val="Compact"/>
@@ -13503,7 +12063,12 @@
           </w:p>
         </w:tc>
         <w:tc>
-          <w:tcPr/>
+          <w:tcPr>
+            <w:tcBorders>
+              <w:bottom w:val="single"/>
+            </w:tcBorders>
+            <w:vAlign w:val="bottom"/>
+          </w:tcPr>
           <w:p>
             <w:pPr>
               <w:pStyle w:val="Compact"/>
@@ -13517,7 +12082,6 @@
       </w:tr>
       <w:tr>
         <w:tc>
-          <w:tcPr/>
           <w:p>
             <w:pPr>
               <w:pStyle w:val="Compact"/>
@@ -13529,7 +12093,6 @@
           </w:p>
         </w:tc>
         <w:tc>
-          <w:tcPr/>
           <w:p>
             <w:pPr>
               <w:pStyle w:val="Compact"/>
@@ -13543,7 +12106,6 @@
       </w:tr>
       <w:tr>
         <w:tc>
-          <w:tcPr/>
           <w:p>
             <w:pPr>
               <w:pStyle w:val="Compact"/>
@@ -13555,7 +12117,6 @@
           </w:p>
         </w:tc>
         <w:tc>
-          <w:tcPr/>
           <w:p>
             <w:pPr>
               <w:pStyle w:val="Compact"/>
@@ -13569,7 +12130,6 @@
       </w:tr>
       <w:tr>
         <w:tc>
-          <w:tcPr/>
           <w:p>
             <w:pPr>
               <w:pStyle w:val="Compact"/>
@@ -13581,7 +12141,6 @@
           </w:p>
         </w:tc>
         <w:tc>
-          <w:tcPr/>
           <w:p>
             <w:pPr>
               <w:pStyle w:val="Compact"/>
@@ -13595,7 +12154,6 @@
       </w:tr>
       <w:tr>
         <w:tc>
-          <w:tcPr/>
           <w:p>
             <w:pPr>
               <w:pStyle w:val="Compact"/>
@@ -13616,7 +12174,6 @@
           </w:p>
         </w:tc>
         <w:tc>
-          <w:tcPr/>
           <w:p>
             <w:pPr>
               <w:pStyle w:val="Compact"/>
@@ -13630,7 +12187,6 @@
       </w:tr>
       <w:tr>
         <w:tc>
-          <w:tcPr/>
           <w:p>
             <w:pPr>
               <w:pStyle w:val="Compact"/>
@@ -13651,7 +12207,6 @@
           </w:p>
         </w:tc>
         <w:tc>
-          <w:tcPr/>
           <w:p>
             <w:pPr>
               <w:pStyle w:val="Compact"/>
@@ -13671,34 +12226,34 @@
         </w:pict>
       </w:r>
     </w:p>
-    <w:bookmarkEnd w:id="56"/>
-    <w:bookmarkStart w:id="57" w:name="not-implemented"/>
     <w:p>
       <w:pPr>
         <w:pStyle w:val="Heading2"/>
       </w:pPr>
+      <w:bookmarkStart w:id="58" w:name="X28f9a372160e4cdd897fa6b3a066b04db81ebc8"/>
       <w:r>
         <w:t xml:space="preserve">13 Not implemented</w:t>
       </w:r>
+      <w:bookmarkEnd w:id="58"/>
     </w:p>
     <w:tbl>
       <w:tblPr>
         <w:tblStyle w:val="Table"/>
-        <w:tblW w:type="pct" w:w="5000"/>
-        <w:tblLook w:firstRow="1" w:lastRow="0" w:firstColumn="0" w:lastColumn="0" w:noHBand="0" w:noVBand="0" w:val="0020"/>
-        <w:jc w:val="start"/>
+        <w:tblW w:type="pct" w:w="0.0"/>
+        <w:tblLook w:firstRow="1"/>
       </w:tblPr>
-      <w:tblGrid>
-        <w:gridCol w:w="2640"/>
-        <w:gridCol w:w="2640"/>
-        <w:gridCol w:w="2640"/>
-      </w:tblGrid>
+      <w:tblGrid/>
       <w:tr>
         <w:trPr>
-          <w:tblHeader w:val="true"/>
+          <w:cnfStyle w:firstRow="1"/>
         </w:trPr>
         <w:tc>
-          <w:tcPr/>
+          <w:tcPr>
+            <w:tcBorders>
+              <w:bottom w:val="single"/>
+            </w:tcBorders>
+            <w:vAlign w:val="bottom"/>
+          </w:tcPr>
           <w:p>
             <w:pPr>
               <w:pStyle w:val="Compact"/>
@@ -13710,7 +12265,12 @@
           </w:p>
         </w:tc>
         <w:tc>
-          <w:tcPr/>
+          <w:tcPr>
+            <w:tcBorders>
+              <w:bottom w:val="single"/>
+            </w:tcBorders>
+            <w:vAlign w:val="bottom"/>
+          </w:tcPr>
           <w:p>
             <w:pPr>
               <w:pStyle w:val="Compact"/>
@@ -13722,7 +12282,12 @@
           </w:p>
         </w:tc>
         <w:tc>
-          <w:tcPr/>
+          <w:tcPr>
+            <w:tcBorders>
+              <w:bottom w:val="single"/>
+            </w:tcBorders>
+            <w:vAlign w:val="bottom"/>
+          </w:tcPr>
           <w:p>
             <w:pPr>
               <w:pStyle w:val="Compact"/>
@@ -13736,7 +12301,6 @@
       </w:tr>
       <w:tr>
         <w:tc>
-          <w:tcPr/>
           <w:p>
             <w:pPr>
               <w:pStyle w:val="Compact"/>
@@ -13748,7 +12312,6 @@
           </w:p>
         </w:tc>
         <w:tc>
-          <w:tcPr/>
           <w:p>
             <w:pPr>
               <w:pStyle w:val="Compact"/>
@@ -13796,7 +12359,6 @@
           </w:p>
         </w:tc>
         <w:tc>
-          <w:tcPr/>
           <w:p>
             <w:pPr>
               <w:pStyle w:val="Compact"/>
@@ -13810,7 +12372,6 @@
       </w:tr>
       <w:tr>
         <w:tc>
-          <w:tcPr/>
           <w:p>
             <w:pPr>
               <w:pStyle w:val="Compact"/>
@@ -13822,7 +12383,6 @@
           </w:p>
         </w:tc>
         <w:tc>
-          <w:tcPr/>
           <w:p>
             <w:pPr>
               <w:pStyle w:val="Compact"/>
@@ -13834,7 +12394,6 @@
           </w:p>
         </w:tc>
         <w:tc>
-          <w:tcPr/>
           <w:p>
             <w:pPr>
               <w:pStyle w:val="Compact"/>
@@ -13848,7 +12407,6 @@
       </w:tr>
       <w:tr>
         <w:tc>
-          <w:tcPr/>
           <w:p>
             <w:pPr>
               <w:pStyle w:val="Compact"/>
@@ -13869,7 +12427,6 @@
           </w:p>
         </w:tc>
         <w:tc>
-          <w:tcPr/>
           <w:p>
             <w:pPr>
               <w:pStyle w:val="Compact"/>
@@ -13881,7 +12438,6 @@
           </w:p>
         </w:tc>
         <w:tc>
-          <w:tcPr/>
           <w:p>
             <w:pPr>
               <w:pStyle w:val="Compact"/>
@@ -13895,7 +12451,6 @@
       </w:tr>
       <w:tr>
         <w:tc>
-          <w:tcPr/>
           <w:p>
             <w:pPr>
               <w:pStyle w:val="Compact"/>
@@ -13907,7 +12462,6 @@
           </w:p>
         </w:tc>
         <w:tc>
-          <w:tcPr/>
           <w:p>
             <w:pPr>
               <w:pStyle w:val="Compact"/>
@@ -13931,7 +12485,6 @@
           </w:p>
         </w:tc>
         <w:tc>
-          <w:tcPr/>
           <w:p>
             <w:pPr>
               <w:pStyle w:val="Compact"/>
@@ -13945,7 +12498,6 @@
       </w:tr>
       <w:tr>
         <w:tc>
-          <w:tcPr/>
           <w:p>
             <w:pPr>
               <w:pStyle w:val="Compact"/>
@@ -13957,7 +12509,6 @@
           </w:p>
         </w:tc>
         <w:tc>
-          <w:tcPr/>
           <w:p>
             <w:pPr>
               <w:pStyle w:val="Compact"/>
@@ -13969,7 +12520,6 @@
           </w:p>
         </w:tc>
         <w:tc>
-          <w:tcPr/>
           <w:p>
             <w:pPr>
               <w:pStyle w:val="Compact"/>
@@ -13983,7 +12533,6 @@
       </w:tr>
       <w:tr>
         <w:tc>
-          <w:tcPr/>
           <w:p>
             <w:pPr>
               <w:pStyle w:val="Compact"/>
@@ -13995,7 +12544,6 @@
           </w:p>
         </w:tc>
         <w:tc>
-          <w:tcPr/>
           <w:p>
             <w:pPr>
               <w:pStyle w:val="Compact"/>
@@ -14007,17 +12555,11 @@
           </w:p>
         </w:tc>
         <w:tc>
-          <w:tcPr/>
-          <w:p>
-            <w:pPr>
-              <w:pStyle w:val="Compact"/>
-            </w:pPr>
-          </w:p>
-        </w:tc>
-      </w:tr>
-      <w:tr>
-        <w:tc>
-          <w:tcPr/>
+          <w:p/>
+        </w:tc>
+      </w:tr>
+      <w:tr>
+        <w:tc>
           <w:p>
             <w:pPr>
               <w:pStyle w:val="Compact"/>
@@ -14032,7 +12574,6 @@
           </w:p>
         </w:tc>
         <w:tc>
-          <w:tcPr/>
           <w:p>
             <w:pPr>
               <w:pStyle w:val="Compact"/>
@@ -14044,17 +12585,11 @@
           </w:p>
         </w:tc>
         <w:tc>
-          <w:tcPr/>
-          <w:p>
-            <w:pPr>
-              <w:pStyle w:val="Compact"/>
-            </w:pPr>
-          </w:p>
-        </w:tc>
-      </w:tr>
-      <w:tr>
-        <w:tc>
-          <w:tcPr/>
+          <w:p/>
+        </w:tc>
+      </w:tr>
+      <w:tr>
+        <w:tc>
           <w:p>
             <w:pPr>
               <w:pStyle w:val="Compact"/>
@@ -14066,7 +12601,6 @@
           </w:p>
         </w:tc>
         <w:tc>
-          <w:tcPr/>
           <w:p>
             <w:pPr>
               <w:pStyle w:val="Compact"/>
@@ -14078,17 +12612,11 @@
           </w:p>
         </w:tc>
         <w:tc>
-          <w:tcPr/>
-          <w:p>
-            <w:pPr>
-              <w:pStyle w:val="Compact"/>
-            </w:pPr>
-          </w:p>
-        </w:tc>
-      </w:tr>
-      <w:tr>
-        <w:tc>
-          <w:tcPr/>
+          <w:p/>
+        </w:tc>
+      </w:tr>
+      <w:tr>
+        <w:tc>
           <w:p>
             <w:pPr>
               <w:pStyle w:val="Compact"/>
@@ -14100,29 +12628,22 @@
           </w:p>
         </w:tc>
         <w:tc>
-          <w:tcPr/>
-          <w:p>
-            <w:pPr>
-              <w:pStyle w:val="Compact"/>
-              <w:jc w:val="left"/>
-            </w:pPr>
-            <w:r>
-              <w:t xml:space="preserve">The 28-pin ring does not justify a separate boundary-scan chain, and the programme’s test strategy does not require one.</w:t>
-            </w:r>
-          </w:p>
-        </w:tc>
-        <w:tc>
-          <w:tcPr/>
-          <w:p>
-            <w:pPr>
-              <w:pStyle w:val="Compact"/>
-            </w:pPr>
-          </w:p>
-        </w:tc>
-      </w:tr>
-      <w:tr>
-        <w:tc>
-          <w:tcPr/>
+          <w:p>
+            <w:pPr>
+              <w:pStyle w:val="Compact"/>
+              <w:jc w:val="left"/>
+            </w:pPr>
+            <w:r>
+              <w:t xml:space="preserve">The 28-pin ring does not justify a separate boundary-scan chain, and the programme's test strategy does not require one.</w:t>
+            </w:r>
+          </w:p>
+        </w:tc>
+        <w:tc>
+          <w:p/>
+        </w:tc>
+      </w:tr>
+      <w:tr>
+        <w:tc>
           <w:p>
             <w:pPr>
               <w:pStyle w:val="Compact"/>
@@ -14134,7 +12655,6 @@
           </w:p>
         </w:tc>
         <w:tc>
-          <w:tcPr/>
           <w:p>
             <w:pPr>
               <w:pStyle w:val="Compact"/>
@@ -14146,17 +12666,11 @@
           </w:p>
         </w:tc>
         <w:tc>
-          <w:tcPr/>
-          <w:p>
-            <w:pPr>
-              <w:pStyle w:val="Compact"/>
-            </w:pPr>
-          </w:p>
-        </w:tc>
-      </w:tr>
-      <w:tr>
-        <w:tc>
-          <w:tcPr/>
+          <w:p/>
+        </w:tc>
+      </w:tr>
+      <w:tr>
+        <w:tc>
           <w:p>
             <w:pPr>
               <w:pStyle w:val="Compact"/>
@@ -14171,7 +12685,6 @@
           </w:p>
         </w:tc>
         <w:tc>
-          <w:tcPr/>
           <w:p>
             <w:pPr>
               <w:pStyle w:val="Compact"/>
@@ -14183,12 +12696,7 @@
           </w:p>
         </w:tc>
         <w:tc>
-          <w:tcPr/>
-          <w:p>
-            <w:pPr>
-              <w:pStyle w:val="Compact"/>
-            </w:pPr>
-          </w:p>
+          <w:p/>
         </w:tc>
       </w:tr>
     </w:tbl>
@@ -14198,7 +12706,6 @@
       </w:pPr>
       <w:r>
         <w:rPr>
-          <w:bCs/>
           <w:b/>
         </w:rPr>
         <w:t xml:space="preserve">[N-13.1]</w:t>
@@ -14219,13 +12726,13 @@
         <w:t xml:space="preserve"> </w:t>
       </w:r>
       <w:r>
-        <w:t xml:space="preserve">chip’s bring-up story. It is accepted because the alternative was an unverified fourth</w:t>
-      </w:r>
-      <w:r>
-        <w:t xml:space="preserve"> </w:t>
-      </w:r>
-      <w:r>
-        <w:t xml:space="preserve">control mode in the core’s hold/flush logic, and an unverified debugger is the worst</w:t>
+        <w:t xml:space="preserve">chip's bring-up story. It is accepted because the alternative was an unverified fourth</w:t>
+      </w:r>
+      <w:r>
+        <w:t xml:space="preserve"> </w:t>
+      </w:r>
+      <w:r>
+        <w:t xml:space="preserve">control mode in the core's hold/flush logic, and an unverified debugger is the worst</w:t>
       </w:r>
       <w:r>
         <w:t xml:space="preserve"> </w:t>
@@ -14241,15 +12748,15 @@
         </w:pict>
       </w:r>
     </w:p>
-    <w:bookmarkEnd w:id="57"/>
-    <w:bookmarkStart w:id="58" w:name="open-items"/>
     <w:p>
       <w:pPr>
         <w:pStyle w:val="Heading2"/>
       </w:pPr>
+      <w:bookmarkStart w:id="59" w:name="X1b92181afb94626b64dde4a1928e66f4dbfaa1b"/>
       <w:r>
         <w:t xml:space="preserve">14 Open items</w:t>
       </w:r>
+      <w:bookmarkEnd w:id="59"/>
     </w:p>
     <w:p>
       <w:pPr>
@@ -14266,15 +12773,15 @@
         </w:pict>
       </w:r>
     </w:p>
-    <w:bookmarkEnd w:id="58"/>
-    <w:bookmarkStart w:id="59" w:name="errata"/>
     <w:p>
       <w:pPr>
         <w:pStyle w:val="Heading2"/>
       </w:pPr>
+      <w:bookmarkStart w:id="60" w:name="Xcf6ad7b8070c666514712df471d6381a14b1a48"/>
       <w:r>
         <w:t xml:space="preserve">15 Errata</w:t>
       </w:r>
+      <w:bookmarkEnd w:id="60"/>
     </w:p>
     <w:p>
       <w:pPr>
@@ -14290,7 +12797,6 @@
       </w:pPr>
       <w:r>
         <w:rPr>
-          <w:bCs/>
           <w:b/>
         </w:rPr>
         <w:t xml:space="preserve">Defects fixed in this revision:</w:t>
@@ -14299,22 +12805,21 @@
     <w:tbl>
       <w:tblPr>
         <w:tblStyle w:val="Table"/>
-        <w:tblW w:type="pct" w:w="5000"/>
-        <w:tblLook w:firstRow="1" w:lastRow="0" w:firstColumn="0" w:lastColumn="0" w:noHBand="0" w:noVBand="0" w:val="0020"/>
-        <w:jc w:val="start"/>
+        <w:tblW w:type="pct" w:w="0.0"/>
+        <w:tblLook w:firstRow="1"/>
       </w:tblPr>
-      <w:tblGrid>
-        <w:gridCol w:w="1980"/>
-        <w:gridCol w:w="1980"/>
-        <w:gridCol w:w="1980"/>
-        <w:gridCol w:w="1980"/>
-      </w:tblGrid>
+      <w:tblGrid/>
       <w:tr>
         <w:trPr>
-          <w:tblHeader w:val="true"/>
+          <w:cnfStyle w:firstRow="1"/>
         </w:trPr>
         <w:tc>
-          <w:tcPr/>
+          <w:tcPr>
+            <w:tcBorders>
+              <w:bottom w:val="single"/>
+            </w:tcBorders>
+            <w:vAlign w:val="bottom"/>
+          </w:tcPr>
           <w:p>
             <w:pPr>
               <w:pStyle w:val="Compact"/>
@@ -14326,7 +12831,12 @@
           </w:p>
         </w:tc>
         <w:tc>
-          <w:tcPr/>
+          <w:tcPr>
+            <w:tcBorders>
+              <w:bottom w:val="single"/>
+            </w:tcBorders>
+            <w:vAlign w:val="bottom"/>
+          </w:tcPr>
           <w:p>
             <w:pPr>
               <w:pStyle w:val="Compact"/>
@@ -14338,7 +12848,12 @@
           </w:p>
         </w:tc>
         <w:tc>
-          <w:tcPr/>
+          <w:tcPr>
+            <w:tcBorders>
+              <w:bottom w:val="single"/>
+            </w:tcBorders>
+            <w:vAlign w:val="bottom"/>
+          </w:tcPr>
           <w:p>
             <w:pPr>
               <w:pStyle w:val="Compact"/>
@@ -14350,7 +12865,12 @@
           </w:p>
         </w:tc>
         <w:tc>
-          <w:tcPr/>
+          <w:tcPr>
+            <w:tcBorders>
+              <w:bottom w:val="single"/>
+            </w:tcBorders>
+            <w:vAlign w:val="bottom"/>
+          </w:tcPr>
           <w:p>
             <w:pPr>
               <w:pStyle w:val="Compact"/>
@@ -14364,7 +12884,6 @@
       </w:tr>
       <w:tr>
         <w:tc>
-          <w:tcPr/>
           <w:p>
             <w:pPr>
               <w:pStyle w:val="Compact"/>
@@ -14376,132 +12895,131 @@
           </w:p>
         </w:tc>
         <w:tc>
-          <w:tcPr/>
-          <w:p>
-            <w:pPr>
-              <w:pStyle w:val="Compact"/>
-              <w:jc w:val="left"/>
-            </w:pPr>
-            <w:r>
-              <w:t xml:space="preserve">The entire specified mechanism depended on eight core features that do not exist in RTL, while §1 asserted the core</w:t>
+          <w:p>
+            <w:pPr>
+              <w:pStyle w:val="Compact"/>
+              <w:jc w:val="left"/>
+            </w:pPr>
+            <w:r>
+              <w:t xml:space="preserve">The entire specified mechanism depended on eight core features that do not exist in RTL, while §1 asserted the core "already commits" to them.</w:t>
+            </w:r>
+          </w:p>
+        </w:tc>
+        <w:tc>
+          <w:p>
+            <w:pPr>
+              <w:pStyle w:val="Compact"/>
+              <w:jc w:val="left"/>
+            </w:pPr>
+            <w:r>
+              <w:t xml:space="preserve">Two documents written independently with no check that one's assumption matched the other's content.</w:t>
+            </w:r>
+          </w:p>
+        </w:tc>
+        <w:tc>
+          <w:p>
+            <w:pPr>
+              <w:pStyle w:val="Compact"/>
+              <w:jc w:val="left"/>
+            </w:pPr>
+            <w:r>
+              <w:t xml:space="preserve">Rewritten as SBA-only, §1.3.</w:t>
+            </w:r>
+          </w:p>
+        </w:tc>
+      </w:tr>
+      <w:tr>
+        <w:tc>
+          <w:p>
+            <w:pPr>
+              <w:pStyle w:val="Compact"/>
+              <w:jc w:val="left"/>
+            </w:pPr>
+            <w:r>
+              <w:t xml:space="preserve">DBG-2</w:t>
+            </w:r>
+          </w:p>
+        </w:tc>
+        <w:tc>
+          <w:p>
+            <w:pPr>
+              <w:pStyle w:val="Compact"/>
+              <w:jc w:val="left"/>
+            </w:pPr>
+            <w:r>
+              <w:t xml:space="preserve">JTAG firmware load was impossible: progbuf writes need a data-port path to ISRAM, which the Rev 3.1 interconnect removed.</w:t>
+            </w:r>
+          </w:p>
+        </w:tc>
+        <w:tc>
+          <w:p>
+            <w:pPr>
+              <w:pStyle w:val="Compact"/>
+              <w:jc w:val="left"/>
+            </w:pPr>
+            <w:r>
+              <w:t xml:space="preserve">Interacting restrictions in two documents.</w:t>
+            </w:r>
+          </w:p>
+        </w:tc>
+        <w:tc>
+          <w:p>
+            <w:pPr>
+              <w:pStyle w:val="Compact"/>
+              <w:jc w:val="left"/>
+            </w:pPr>
+            <w:r>
+              <w:t xml:space="preserve">ADR-0005 plus SBA as a first-class master.</w:t>
+            </w:r>
+          </w:p>
+        </w:tc>
+      </w:tr>
+      <w:tr>
+        <w:tc>
+          <w:p>
+            <w:pPr>
+              <w:pStyle w:val="Compact"/>
+              <w:jc w:val="left"/>
+            </w:pPr>
+            <w:r>
+              <w:t xml:space="preserve">DBG-3</w:t>
+            </w:r>
+          </w:p>
+        </w:tc>
+        <w:tc>
+          <w:p>
+            <w:pPr>
+              <w:pStyle w:val="Compact"/>
+              <w:jc w:val="left"/>
+            </w:pPr>
+            <w:r>
+              <w:t xml:space="preserve">A debug-initiated reset would have reset the DM, clearing</w:t>
             </w:r>
             <w:r>
               <w:t xml:space="preserve"> </w:t>
             </w:r>
             <w:r>
-              <w:t xml:space="preserve">“</w:t>
-            </w:r>
-            <w:r>
-              <w:t xml:space="preserve">already commits</w:t>
-            </w:r>
-            <w:r>
-              <w:t xml:space="preserve">”</w:t>
+              <w:rPr>
+                <w:rStyle w:val="VerbatimChar"/>
+              </w:rPr>
+              <w:t xml:space="preserve">dmcontrol.ndmreset</w:t>
             </w:r>
             <w:r>
               <w:t xml:space="preserve"> </w:t>
             </w:r>
             <w:r>
-              <w:t xml:space="preserve">to them.</w:t>
-            </w:r>
-          </w:p>
-        </w:tc>
-        <w:tc>
-          <w:tcPr/>
-          <w:p>
-            <w:pPr>
-              <w:pStyle w:val="Compact"/>
-              <w:jc w:val="left"/>
-            </w:pPr>
-            <w:r>
-              <w:t xml:space="preserve">Two documents written independently with no check that one’s assumption matched the other’s content.</w:t>
-            </w:r>
-          </w:p>
-        </w:tc>
-        <w:tc>
-          <w:tcPr/>
-          <w:p>
-            <w:pPr>
-              <w:pStyle w:val="Compact"/>
-              <w:jc w:val="left"/>
-            </w:pPr>
-            <w:r>
-              <w:t xml:space="preserve">Rewritten as SBA-only, §1.3.</w:t>
-            </w:r>
-          </w:p>
-        </w:tc>
-      </w:tr>
-      <w:tr>
-        <w:tc>
-          <w:tcPr/>
-          <w:p>
-            <w:pPr>
-              <w:pStyle w:val="Compact"/>
-              <w:jc w:val="left"/>
-            </w:pPr>
-            <w:r>
-              <w:t xml:space="preserve">DBG-2</w:t>
-            </w:r>
-          </w:p>
-        </w:tc>
-        <w:tc>
-          <w:tcPr/>
-          <w:p>
-            <w:pPr>
-              <w:pStyle w:val="Compact"/>
-              <w:jc w:val="left"/>
-            </w:pPr>
-            <w:r>
-              <w:t xml:space="preserve">JTAG firmware load was impossible: progbuf writes need a data-port path to ISRAM, which the Rev 3.1 interconnect removed.</w:t>
-            </w:r>
-          </w:p>
-        </w:tc>
-        <w:tc>
-          <w:tcPr/>
-          <w:p>
-            <w:pPr>
-              <w:pStyle w:val="Compact"/>
-              <w:jc w:val="left"/>
-            </w:pPr>
-            <w:r>
-              <w:t xml:space="preserve">Interacting restrictions in two documents.</w:t>
-            </w:r>
-          </w:p>
-        </w:tc>
-        <w:tc>
-          <w:tcPr/>
-          <w:p>
-            <w:pPr>
-              <w:pStyle w:val="Compact"/>
-              <w:jc w:val="left"/>
-            </w:pPr>
-            <w:r>
-              <w:t xml:space="preserve">ADR-0005 plus SBA as a first-class master.</w:t>
-            </w:r>
-          </w:p>
-        </w:tc>
-      </w:tr>
-      <w:tr>
-        <w:tc>
-          <w:tcPr/>
-          <w:p>
-            <w:pPr>
-              <w:pStyle w:val="Compact"/>
-              <w:jc w:val="left"/>
-            </w:pPr>
-            <w:r>
-              <w:t xml:space="preserve">DBG-3</w:t>
-            </w:r>
-          </w:p>
-        </w:tc>
-        <w:tc>
-          <w:tcPr/>
-          <w:p>
-            <w:pPr>
-              <w:pStyle w:val="Compact"/>
-              <w:jc w:val="left"/>
-            </w:pPr>
-            <w:r>
-              <w:t xml:space="preserve">A debug-initiated reset would have reset the DM, clearing</w:t>
+              <w:t xml:space="preserve">and killing the session.</w:t>
+            </w:r>
+          </w:p>
+        </w:tc>
+        <w:tc>
+          <w:p>
+            <w:pPr>
+              <w:pStyle w:val="Compact"/>
+              <w:jc w:val="left"/>
+            </w:pPr>
+            <w:r>
+              <w:t xml:space="preserve">DM inside the</w:t>
             </w:r>
             <w:r>
               <w:t xml:space="preserve"> </w:t>
@@ -14510,25 +13028,24 @@
               <w:rPr>
                 <w:rStyle w:val="VerbatimChar"/>
               </w:rPr>
-              <w:t xml:space="preserve">dmcontrol.ndmreset</w:t>
+              <w:t xml:space="preserve">ndmreset</w:t>
             </w:r>
             <w:r>
               <w:t xml:space="preserve"> </w:t>
             </w:r>
             <w:r>
-              <w:t xml:space="preserve">and killing the session.</w:t>
-            </w:r>
-          </w:p>
-        </w:tc>
-        <w:tc>
-          <w:tcPr/>
-          <w:p>
-            <w:pPr>
-              <w:pStyle w:val="Compact"/>
-              <w:jc w:val="left"/>
-            </w:pPr>
-            <w:r>
-              <w:t xml:space="preserve">DM inside the</w:t>
+              <w:t xml:space="preserve">domain.</w:t>
+            </w:r>
+          </w:p>
+        </w:tc>
+        <w:tc>
+          <w:p>
+            <w:pPr>
+              <w:pStyle w:val="Compact"/>
+              <w:jc w:val="left"/>
+            </w:pPr>
+            <w:r>
+              <w:t xml:space="preserve">[N-7.12],</w:t>
             </w:r>
             <w:r>
               <w:t xml:space="preserve"> </w:t>
@@ -14537,39 +13054,12 @@
               <w:rPr>
                 <w:rStyle w:val="VerbatimChar"/>
               </w:rPr>
-              <w:t xml:space="preserve">ndmreset</w:t>
+              <w:t xml:space="preserve">GARUDA-CLKRST-SPEC-001</w:t>
             </w:r>
             <w:r>
               <w:t xml:space="preserve"> </w:t>
             </w:r>
             <w:r>
-              <w:t xml:space="preserve">domain.</w:t>
-            </w:r>
-          </w:p>
-        </w:tc>
-        <w:tc>
-          <w:tcPr/>
-          <w:p>
-            <w:pPr>
-              <w:pStyle w:val="Compact"/>
-              <w:jc w:val="left"/>
-            </w:pPr>
-            <w:r>
-              <w:t xml:space="preserve">[N-7.12],</w:t>
-            </w:r>
-            <w:r>
-              <w:t xml:space="preserve"> </w:t>
-            </w:r>
-            <w:r>
-              <w:rPr>
-                <w:rStyle w:val="VerbatimChar"/>
-              </w:rPr>
-              <w:t xml:space="preserve">GARUDA-CLKRST-SPEC-001</w:t>
-            </w:r>
-            <w:r>
-              <w:t xml:space="preserve"> </w:t>
-            </w:r>
-            <w:r>
               <w:t xml:space="preserve">§7.3.</w:t>
             </w:r>
           </w:p>
@@ -14577,7 +13067,6 @@
       </w:tr>
       <w:tr>
         <w:tc>
-          <w:tcPr/>
           <w:p>
             <w:pPr>
               <w:pStyle w:val="Compact"/>
@@ -14589,31 +13078,17 @@
           </w:p>
         </w:tc>
         <w:tc>
-          <w:tcPr/>
-          <w:p>
-            <w:pPr>
-              <w:pStyle w:val="Compact"/>
-              <w:jc w:val="left"/>
-            </w:pPr>
-            <w:r>
-              <w:t xml:space="preserve">“</w:t>
-            </w:r>
-            <w:r>
-              <w:t xml:space="preserve">No bus presence for robustness</w:t>
-            </w:r>
-            <w:r>
-              <w:t xml:space="preserve">”</w:t>
-            </w:r>
-            <w:r>
-              <w:t xml:space="preserve"> </w:t>
-            </w:r>
-            <w:r>
-              <w:t xml:space="preserve">did not deliver robustness, since the program-buffer path still required the core to fetch and execute.</w:t>
-            </w:r>
-          </w:p>
-        </w:tc>
-        <w:tc>
-          <w:tcPr/>
+          <w:p>
+            <w:pPr>
+              <w:pStyle w:val="Compact"/>
+              <w:jc w:val="left"/>
+            </w:pPr>
+            <w:r>
+              <w:t xml:space="preserve">"No bus presence for robustness" did not deliver robustness, since the program-buffer path still required the core to fetch and execute.</w:t>
+            </w:r>
+          </w:p>
+        </w:tc>
+        <w:tc>
           <w:p>
             <w:pPr>
               <w:pStyle w:val="Compact"/>
@@ -14625,7 +13100,6 @@
           </w:p>
         </w:tc>
         <w:tc>
-          <w:tcPr/>
           <w:p>
             <w:pPr>
               <w:pStyle w:val="Compact"/>
@@ -14638,8 +13112,6 @@
         </w:tc>
       </w:tr>
     </w:tbl>
-    <w:bookmarkEnd w:id="59"/>
-    <w:bookmarkEnd w:id="60"/>
     <w:sectPr/>
   </w:body>
 </w:document>
@@ -14671,14 +13143,17 @@
 <file path=word/numbering.xml><?xml version="1.0" encoding="utf-8"?>
 <w:numbering xmlns:w="http://schemas.openxmlformats.org/wordprocessingml/2006/main">
   <w:abstractNum w:abstractNumId="990">
-    <w:nsid w:val="A990"/>
+    <w:nsid w:val="2c1ae401"/>
     <w:multiLevelType w:val="multilevel"/>
     <w:lvl w:ilvl="0">
       <w:numFmt w:val="bullet"/>
       <w:lvlText w:val=" "/>
       <w:lvlJc w:val="left"/>
       <w:pPr>
-        <w:ind w:left="720" w:hanging="480"/>
+        <w:tabs>
+          <w:tab w:val="num" w:pos="0"/>
+        </w:tabs>
+        <w:ind w:left="480" w:hanging="480"/>
       </w:pPr>
     </w:lvl>
     <w:lvl w:ilvl="1">
@@ -14686,7 +13161,10 @@
       <w:lvlText w:val=" "/>
       <w:lvlJc w:val="left"/>
       <w:pPr>
-        <w:ind w:left="1440" w:hanging="480"/>
+        <w:tabs>
+          <w:tab w:val="num" w:pos="720"/>
+        </w:tabs>
+        <w:ind w:left="1200" w:hanging="480"/>
       </w:pPr>
     </w:lvl>
     <w:lvl w:ilvl="2">
@@ -14694,7 +13172,10 @@
       <w:lvlText w:val=" "/>
       <w:lvlJc w:val="left"/>
       <w:pPr>
-        <w:ind w:left="2160" w:hanging="480"/>
+        <w:tabs>
+          <w:tab w:val="num" w:pos="1440"/>
+        </w:tabs>
+        <w:ind w:left="1920" w:hanging="480"/>
       </w:pPr>
     </w:lvl>
     <w:lvl w:ilvl="3">
@@ -14702,7 +13183,10 @@
       <w:lvlText w:val=" "/>
       <w:lvlJc w:val="left"/>
       <w:pPr>
-        <w:ind w:left="2880" w:hanging="480"/>
+        <w:tabs>
+          <w:tab w:val="num" w:pos="2160"/>
+        </w:tabs>
+        <w:ind w:left="2640" w:hanging="480"/>
       </w:pPr>
     </w:lvl>
     <w:lvl w:ilvl="4">
@@ -14710,7 +13194,10 @@
       <w:lvlText w:val=" "/>
       <w:lvlJc w:val="left"/>
       <w:pPr>
-        <w:ind w:left="3600" w:hanging="480"/>
+        <w:tabs>
+          <w:tab w:val="num" w:pos="2880"/>
+        </w:tabs>
+        <w:ind w:left="3360" w:hanging="480"/>
       </w:pPr>
     </w:lvl>
     <w:lvl w:ilvl="5">
@@ -14718,7 +13205,10 @@
       <w:lvlText w:val=" "/>
       <w:lvlJc w:val="left"/>
       <w:pPr>
-        <w:ind w:left="4320" w:hanging="480"/>
+        <w:tabs>
+          <w:tab w:val="num" w:pos="3600"/>
+        </w:tabs>
+        <w:ind w:left="4080" w:hanging="480"/>
       </w:pPr>
     </w:lvl>
     <w:lvl w:ilvl="6">
@@ -14726,7 +13216,10 @@
       <w:lvlText w:val=" "/>
       <w:lvlJc w:val="left"/>
       <w:pPr>
-        <w:ind w:left="5040" w:hanging="480"/>
+        <w:tabs>
+          <w:tab w:val="num" w:pos="4320"/>
+        </w:tabs>
+        <w:ind w:left="4800" w:hanging="480"/>
       </w:pPr>
     </w:lvl>
     <w:lvl w:ilvl="7">
@@ -14734,7 +13227,10 @@
       <w:lvlText w:val=" "/>
       <w:lvlJc w:val="left"/>
       <w:pPr>
-        <w:ind w:left="5760" w:hanging="480"/>
+        <w:tabs>
+          <w:tab w:val="num" w:pos="5040"/>
+        </w:tabs>
+        <w:ind w:left="5520" w:hanging="480"/>
       </w:pPr>
     </w:lvl>
     <w:lvl w:ilvl="8">
@@ -14742,12 +13238,15 @@
       <w:lvlText w:val=" "/>
       <w:lvlJc w:val="left"/>
       <w:pPr>
-        <w:ind w:left="6480" w:hanging="480"/>
+        <w:tabs>
+          <w:tab w:val="num" w:pos="5760"/>
+        </w:tabs>
+        <w:ind w:left="6240" w:hanging="480"/>
       </w:pPr>
     </w:lvl>
   </w:abstractNum>
-  <w:abstractNum w:abstractNumId="99411">
-    <w:nsid w:val="A99411"/>
+  <w:abstractNum w:abstractNumId="99211">
+    <w:nsid w:val="ea454b4c"/>
     <w:multiLevelType w:val="multilevel"/>
     <w:lvl w:ilvl="0">
       <w:start w:val="1"/>
@@ -14755,25 +13254,34 @@
       <w:lvlText w:val="%1."/>
       <w:lvlJc w:val="left"/>
       <w:pPr>
-        <w:ind w:left="720" w:hanging="480"/>
+        <w:tabs>
+          <w:tab w:val="num" w:pos="0"/>
+        </w:tabs>
+        <w:ind w:left="480" w:hanging="480"/>
       </w:pPr>
     </w:lvl>
     <w:lvl w:ilvl="1">
       <w:start w:val="1"/>
-      <w:numFmt w:val="decimal"/>
+      <w:numFmt w:val="lowerLetter"/>
       <w:lvlText w:val="%2."/>
       <w:lvlJc w:val="left"/>
       <w:pPr>
-        <w:ind w:left="1440" w:hanging="480"/>
+        <w:tabs>
+          <w:tab w:val="num" w:pos="720"/>
+        </w:tabs>
+        <w:ind w:left="1200" w:hanging="480"/>
       </w:pPr>
     </w:lvl>
     <w:lvl w:ilvl="2">
       <w:start w:val="1"/>
-      <w:numFmt w:val="decimal"/>
+      <w:numFmt w:val="lowerRoman"/>
       <w:lvlText w:val="%3."/>
       <w:lvlJc w:val="left"/>
       <w:pPr>
-        <w:ind w:left="2160" w:hanging="480"/>
+        <w:tabs>
+          <w:tab w:val="num" w:pos="1440"/>
+        </w:tabs>
+        <w:ind w:left="1920" w:hanging="480"/>
       </w:pPr>
     </w:lvl>
     <w:lvl w:ilvl="3">
@@ -14782,25 +13290,34 @@
       <w:lvlText w:val="%4."/>
       <w:lvlJc w:val="left"/>
       <w:pPr>
-        <w:ind w:left="2880" w:hanging="480"/>
+        <w:tabs>
+          <w:tab w:val="num" w:pos="2160"/>
+        </w:tabs>
+        <w:ind w:left="2640" w:hanging="480"/>
       </w:pPr>
     </w:lvl>
     <w:lvl w:ilvl="4">
       <w:start w:val="1"/>
-      <w:numFmt w:val="decimal"/>
+      <w:numFmt w:val="lowerLetter"/>
       <w:lvlText w:val="%5."/>
       <w:lvlJc w:val="left"/>
       <w:pPr>
-        <w:ind w:left="3600" w:hanging="480"/>
+        <w:tabs>
+          <w:tab w:val="num" w:pos="2880"/>
+        </w:tabs>
+        <w:ind w:left="3360" w:hanging="480"/>
       </w:pPr>
     </w:lvl>
     <w:lvl w:ilvl="5">
       <w:start w:val="1"/>
-      <w:numFmt w:val="decimal"/>
+      <w:numFmt w:val="lowerRoman"/>
       <w:lvlText w:val="%6."/>
       <w:lvlJc w:val="left"/>
       <w:pPr>
-        <w:ind w:left="4320" w:hanging="480"/>
+        <w:tabs>
+          <w:tab w:val="num" w:pos="3600"/>
+        </w:tabs>
+        <w:ind w:left="4080" w:hanging="480"/>
       </w:pPr>
     </w:lvl>
     <w:lvl w:ilvl="6">
@@ -14809,37 +13326,49 @@
       <w:lvlText w:val="%7."/>
       <w:lvlJc w:val="left"/>
       <w:pPr>
-        <w:ind w:left="5040" w:hanging="480"/>
+        <w:tabs>
+          <w:tab w:val="num" w:pos="4320"/>
+        </w:tabs>
+        <w:ind w:left="4800" w:hanging="480"/>
       </w:pPr>
     </w:lvl>
     <w:lvl w:ilvl="7">
       <w:start w:val="1"/>
-      <w:numFmt w:val="decimal"/>
+      <w:numFmt w:val="lowerLetter"/>
       <w:lvlText w:val="%8."/>
       <w:lvlJc w:val="left"/>
       <w:pPr>
-        <w:ind w:left="5760" w:hanging="480"/>
+        <w:tabs>
+          <w:tab w:val="num" w:pos="5040"/>
+        </w:tabs>
+        <w:ind w:left="5520" w:hanging="480"/>
       </w:pPr>
     </w:lvl>
     <w:lvl w:ilvl="8">
       <w:start w:val="1"/>
-      <w:numFmt w:val="decimal"/>
+      <w:numFmt w:val="lowerRoman"/>
       <w:lvlText w:val="%9."/>
       <w:lvlJc w:val="left"/>
       <w:pPr>
-        <w:ind w:left="6480" w:hanging="480"/>
+        <w:tabs>
+          <w:tab w:val="num" w:pos="5760"/>
+        </w:tabs>
+        <w:ind w:left="6240" w:hanging="480"/>
       </w:pPr>
     </w:lvl>
   </w:abstractNum>
   <w:abstractNum w:abstractNumId="991">
-    <w:nsid w:val="A991"/>
+    <w:nsid w:val="71315dca"/>
     <w:multiLevelType w:val="multilevel"/>
     <w:lvl w:ilvl="0">
       <w:numFmt w:val="bullet"/>
       <w:lvlText w:val="•"/>
       <w:lvlJc w:val="left"/>
       <w:pPr>
-        <w:ind w:left="720" w:hanging="480"/>
+        <w:tabs>
+          <w:tab w:val="num" w:pos="0"/>
+        </w:tabs>
+        <w:ind w:left="480" w:hanging="480"/>
       </w:pPr>
     </w:lvl>
     <w:lvl w:ilvl="1">
@@ -14847,7 +13376,10 @@
       <w:lvlText w:val="–"/>
       <w:lvlJc w:val="left"/>
       <w:pPr>
-        <w:ind w:left="1440" w:hanging="480"/>
+        <w:tabs>
+          <w:tab w:val="num" w:pos="720"/>
+        </w:tabs>
+        <w:ind w:left="1200" w:hanging="480"/>
       </w:pPr>
     </w:lvl>
     <w:lvl w:ilvl="2">
@@ -14855,7 +13387,10 @@
       <w:lvlText w:val="•"/>
       <w:lvlJc w:val="left"/>
       <w:pPr>
-        <w:ind w:left="2160" w:hanging="480"/>
+        <w:tabs>
+          <w:tab w:val="num" w:pos="1440"/>
+        </w:tabs>
+        <w:ind w:left="1920" w:hanging="480"/>
       </w:pPr>
     </w:lvl>
     <w:lvl w:ilvl="3">
@@ -14863,7 +13398,10 @@
       <w:lvlText w:val="–"/>
       <w:lvlJc w:val="left"/>
       <w:pPr>
-        <w:ind w:left="2880" w:hanging="480"/>
+        <w:tabs>
+          <w:tab w:val="num" w:pos="2160"/>
+        </w:tabs>
+        <w:ind w:left="2640" w:hanging="480"/>
       </w:pPr>
     </w:lvl>
     <w:lvl w:ilvl="4">
@@ -14871,7 +13409,10 @@
       <w:lvlText w:val="•"/>
       <w:lvlJc w:val="left"/>
       <w:pPr>
-        <w:ind w:left="3600" w:hanging="480"/>
+        <w:tabs>
+          <w:tab w:val="num" w:pos="2880"/>
+        </w:tabs>
+        <w:ind w:left="3360" w:hanging="480"/>
       </w:pPr>
     </w:lvl>
     <w:lvl w:ilvl="5">
@@ -14879,7 +13420,10 @@
       <w:lvlText w:val="–"/>
       <w:lvlJc w:val="left"/>
       <w:pPr>
-        <w:ind w:left="4320" w:hanging="480"/>
+        <w:tabs>
+          <w:tab w:val="num" w:pos="3600"/>
+        </w:tabs>
+        <w:ind w:left="4080" w:hanging="480"/>
       </w:pPr>
     </w:lvl>
     <w:lvl w:ilvl="6">
@@ -14887,7 +13431,10 @@
       <w:lvlText w:val="•"/>
       <w:lvlJc w:val="left"/>
       <w:pPr>
-        <w:ind w:left="5040" w:hanging="480"/>
+        <w:tabs>
+          <w:tab w:val="num" w:pos="4320"/>
+        </w:tabs>
+        <w:ind w:left="4800" w:hanging="480"/>
       </w:pPr>
     </w:lvl>
     <w:lvl w:ilvl="7">
@@ -14895,7 +13442,10 @@
       <w:lvlText w:val="–"/>
       <w:lvlJc w:val="left"/>
       <w:pPr>
-        <w:ind w:left="5760" w:hanging="480"/>
+        <w:tabs>
+          <w:tab w:val="num" w:pos="5040"/>
+        </w:tabs>
+        <w:ind w:left="5520" w:hanging="480"/>
       </w:pPr>
     </w:lvl>
     <w:lvl w:ilvl="8">
@@ -14903,7 +13453,10 @@
       <w:lvlText w:val="•"/>
       <w:lvlJc w:val="left"/>
       <w:pPr>
-        <w:ind w:left="6480" w:hanging="480"/>
+        <w:tabs>
+          <w:tab w:val="num" w:pos="5760"/>
+        </w:tabs>
+        <w:ind w:left="6240" w:hanging="480"/>
       </w:pPr>
     </w:lvl>
   </w:abstractNum>
@@ -14911,7 +13464,7 @@
     <w:abstractNumId w:val="990"/>
   </w:num>
   <w:num w:numId="1001">
-    <w:abstractNumId w:val="99411"/>
+    <w:abstractNumId w:val="99211"/>
     <w:lvlOverride w:ilvl="0">
       <w:startOverride w:val="1"/>
     </w:lvlOverride>
@@ -14951,10 +13504,10 @@
   <w:docDefaults>
     <w:rPrDefault>
       <w:rPr>
-        <w:rFonts w:asciiTheme="minorHAnsi" w:cstheme="minorBidi" w:eastAsiaTheme="minorHAnsi" w:hAnsiTheme="minorHAnsi"/>
+        <w:rFonts w:asciiTheme="minorHAnsi" w:eastAsiaTheme="minorHAnsi" w:hAnsiTheme="minorHAnsi" w:cstheme="minorBidi"/>
         <w:sz w:val="24"/>
         <w:szCs w:val="24"/>
-        <w:lang w:bidi="ar-SA" w:eastAsia="en-US" w:val="en-US"/>
+        <w:lang w:val="en-US" w:eastAsia="en-US" w:bidi="ar-SA"/>
       </w:rPr>
     </w:rPrDefault>
     <w:pPrDefault>
@@ -14963,35 +13516,35 @@
       </w:pPr>
     </w:pPrDefault>
   </w:docDefaults>
-  <w:latentStyles w:count="276" w:defLockedState="0" w:defQFormat="0" w:defSemiHidden="0" w:defUIPriority="0" w:defUnhideWhenUsed="0"/>
-  <w:style w:default="1" w:styleId="Normal" w:type="paragraph">
+  <w:latentStyles w:defLockedState="0" w:defUIPriority="0" w:defSemiHidden="0" w:defUnhideWhenUsed="0" w:defQFormat="0" w:count="276"/>
+  <w:style w:type="paragraph" w:default="1" w:styleId="Normal">
     <w:name w:val="Normal"/>
     <w:qFormat/>
   </w:style>
-  <w:style w:styleId="BodyText" w:type="paragraph">
+  <w:style w:type="paragraph" w:styleId="BodyText">
     <w:name w:val="Body Text"/>
     <w:basedOn w:val="Normal"/>
     <w:link w:val="BodyTextChar"/>
     <w:pPr>
-      <w:spacing w:after="180" w:before="180"/>
+      <w:spacing w:before="180" w:after="180"/>
     </w:pPr>
     <w:qFormat/>
   </w:style>
-  <w:style w:customStyle="1" w:styleId="FirstParagraph" w:type="paragraph">
+  <w:style w:type="paragraph" w:customStyle="1" w:styleId="FirstParagraph">
     <w:name w:val="First Paragraph"/>
     <w:basedOn w:val="BodyText"/>
     <w:next w:val="BodyText"/>
     <w:qFormat/>
   </w:style>
-  <w:style w:customStyle="1" w:styleId="Compact" w:type="paragraph">
+  <w:style w:type="paragraph" w:customStyle="1" w:styleId="Compact">
     <w:name w:val="Compact"/>
     <w:basedOn w:val="BodyText"/>
     <w:qFormat/>
     <w:pPr>
-      <w:spacing w:after="36" w:before="36"/>
+      <w:spacing w:before="36" w:after="36"/>
     </w:pPr>
   </w:style>
-  <w:style w:styleId="Title" w:type="paragraph">
+  <w:style w:type="paragraph" w:styleId="Title">
     <w:name w:val="Title"/>
     <w:basedOn w:val="Normal"/>
     <w:next w:val="BodyText"/>
@@ -14999,19 +13552,19 @@
     <w:pPr>
       <w:keepNext/>
       <w:keepLines/>
-      <w:spacing w:after="240" w:before="480"/>
+      <w:spacing w:before="480" w:after="240"/>
       <w:jc w:val="center"/>
     </w:pPr>
     <w:rPr>
-      <w:rFonts w:asciiTheme="majorHAnsi" w:cstheme="majorBidi" w:eastAsiaTheme="majorEastAsia" w:hAnsiTheme="majorHAnsi"/>
+      <w:rFonts w:asciiTheme="majorHAnsi" w:eastAsiaTheme="majorEastAsia" w:hAnsiTheme="majorHAnsi" w:cstheme="majorBidi"/>
       <w:b/>
       <w:bCs/>
-      <w:color w:themeColor="accent1" w:themeShade="B5" w:val="345A8A"/>
+      <w:color w:val="345A8A" w:themeColor="accent1" w:themeShade="B5"/>
       <w:sz w:val="36"/>
       <w:szCs w:val="36"/>
     </w:rPr>
   </w:style>
-  <w:style w:styleId="Subtitle" w:type="paragraph">
+  <w:style w:type="paragraph" w:styleId="Subtitle">
     <w:name w:val="Subtitle"/>
     <w:basedOn w:val="Title"/>
     <w:next w:val="BodyText"/>
@@ -15019,7 +13572,7 @@
     <w:pPr>
       <w:keepNext/>
       <w:keepLines/>
-      <w:spacing w:after="240" w:before="240"/>
+      <w:spacing w:before="240" w:after="240"/>
       <w:jc w:val="center"/>
     </w:pPr>
     <w:rPr>
@@ -15027,7 +13580,7 @@
       <w:szCs w:val="30"/>
     </w:rPr>
   </w:style>
-  <w:style w:customStyle="1" w:styleId="Author" w:type="paragraph">
+  <w:style w:type="paragraph" w:customStyle="1" w:styleId="Author">
     <w:name w:val="Author"/>
     <w:next w:val="BodyText"/>
     <w:qFormat/>
@@ -15037,7 +13590,7 @@
       <w:jc w:val="center"/>
     </w:pPr>
   </w:style>
-  <w:style w:styleId="Date" w:type="paragraph">
+  <w:style w:type="paragraph" w:styleId="Date">
     <w:name w:val="Date"/>
     <w:next w:val="BodyText"/>
     <w:qFormat/>
@@ -15047,26 +13600,7 @@
       <w:jc w:val="center"/>
     </w:pPr>
   </w:style>
-  <w:style w:customStyle="1" w:styleId="AbstractTitle" w:type="paragraph">
-    <w:name w:val="Abstract Title"/>
-    <w:basedOn w:val="Normal"/>
-    <w:next w:val="Abstract"/>
-    <w:qFormat/>
-    <w:pPr>
-      <w:keepNext/>
-      <w:keepLines/>
-      <w:jc w:val="center"/>
-      <w:spacing w:after="0" w:before="300"/>
-    </w:pPr>
-    <w:rPr>
-      <w:sz w:val="20"/>
-      <w:szCs w:val="20"/>
-      <w:b/>
-      <w:color w:val="345A8A"/>
-      &gt;
-    </w:rPr>
-  </w:style>
-  <w:style w:customStyle="1" w:styleId="Abstract" w:type="paragraph">
+  <w:style w:type="paragraph" w:customStyle="1" w:styleId="Abstract">
     <w:name w:val="Abstract"/>
     <w:basedOn w:val="Normal"/>
     <w:next w:val="BodyText"/>
@@ -15074,14 +13608,14 @@
     <w:pPr>
       <w:keepNext/>
       <w:keepLines/>
-      <w:spacing w:after="300" w:before="100"/>
+      <w:spacing w:before="300" w:after="300"/>
     </w:pPr>
     <w:rPr>
       <w:sz w:val="20"/>
       <w:szCs w:val="20"/>
     </w:rPr>
   </w:style>
-  <w:style w:styleId="Bibliography" w:type="paragraph">
+  <w:style w:type="paragraph" w:styleId="Bibliography">
     <w:name w:val="Bibliography"/>
     <w:basedOn w:val="Normal"/>
     <w:next w:val="Bibliography"/>
@@ -15089,7 +13623,7 @@
     <w:pPr/>
     <w:rPr/>
   </w:style>
-  <w:style w:styleId="Heading1" w:type="paragraph">
+  <w:style w:type="paragraph" w:styleId="Heading1">
     <w:name w:val="Heading 1"/>
     <w:basedOn w:val="Normal"/>
     <w:next w:val="BodyText"/>
@@ -15098,19 +13632,19 @@
     <w:pPr>
       <w:keepNext/>
       <w:keepLines/>
-      <w:spacing w:after="0" w:before="480"/>
+      <w:spacing w:before="480" w:after="0"/>
       <w:outlineLvl w:val="0"/>
     </w:pPr>
     <w:rPr>
-      <w:rFonts w:asciiTheme="majorHAnsi" w:cstheme="majorBidi" w:eastAsiaTheme="majorEastAsia" w:hAnsiTheme="majorHAnsi"/>
+      <w:rFonts w:asciiTheme="majorHAnsi" w:eastAsiaTheme="majorEastAsia" w:hAnsiTheme="majorHAnsi" w:cstheme="majorBidi"/>
       <w:b/>
       <w:bCs/>
-      <w:color w:themeColor="accent1" w:val="4F81BD"/>
+      <w:color w:val="4F81BD" w:themeColor="accent1"/>
       <w:sz w:val="32"/>
       <w:szCs w:val="32"/>
     </w:rPr>
   </w:style>
-  <w:style w:styleId="Heading2" w:type="paragraph">
+  <w:style w:type="paragraph" w:styleId="Heading2">
     <w:name w:val="Heading 2"/>
     <w:basedOn w:val="Normal"/>
     <w:next w:val="BodyText"/>
@@ -15120,19 +13654,19 @@
     <w:pPr>
       <w:keepNext/>
       <w:keepLines/>
-      <w:spacing w:after="0" w:before="200"/>
+      <w:spacing w:before="200" w:after="0"/>
       <w:outlineLvl w:val="1"/>
     </w:pPr>
     <w:rPr>
-      <w:rFonts w:asciiTheme="majorHAnsi" w:cstheme="majorBidi" w:eastAsiaTheme="majorEastAsia" w:hAnsiTheme="majorHAnsi"/>
+      <w:rFonts w:asciiTheme="majorHAnsi" w:eastAsiaTheme="majorEastAsia" w:hAnsiTheme="majorHAnsi" w:cstheme="majorBidi"/>
       <w:b/>
       <w:bCs/>
-      <w:color w:themeColor="accent1" w:val="4F81BD"/>
+      <w:color w:val="4F81BD" w:themeColor="accent1"/>
       <w:sz w:val="28"/>
       <w:szCs w:val="28"/>
     </w:rPr>
   </w:style>
-  <w:style w:styleId="Heading3" w:type="paragraph">
+  <w:style w:type="paragraph" w:styleId="Heading3">
     <w:name w:val="Heading 3"/>
     <w:basedOn w:val="Normal"/>
     <w:next w:val="BodyText"/>
@@ -15142,19 +13676,19 @@
     <w:pPr>
       <w:keepNext/>
       <w:keepLines/>
-      <w:spacing w:after="0" w:before="200"/>
+      <w:spacing w:before="200" w:after="0"/>
       <w:outlineLvl w:val="2"/>
     </w:pPr>
     <w:rPr>
-      <w:rFonts w:asciiTheme="majorHAnsi" w:cstheme="majorBidi" w:eastAsiaTheme="majorEastAsia" w:hAnsiTheme="majorHAnsi"/>
+      <w:rFonts w:asciiTheme="majorHAnsi" w:eastAsiaTheme="majorEastAsia" w:hAnsiTheme="majorHAnsi" w:cstheme="majorBidi"/>
       <w:b/>
       <w:bCs/>
-      <w:color w:themeColor="accent1" w:val="4F81BD"/>
+      <w:color w:val="4F81BD" w:themeColor="accent1"/>
       <w:sz w:val="24"/>
       <w:szCs w:val="24"/>
     </w:rPr>
   </w:style>
-  <w:style w:styleId="Heading4" w:type="paragraph">
+  <w:style w:type="paragraph" w:styleId="Heading4">
     <w:name w:val="Heading 4"/>
     <w:basedOn w:val="Normal"/>
     <w:next w:val="BodyText"/>
@@ -15164,19 +13698,19 @@
     <w:pPr>
       <w:keepNext/>
       <w:keepLines/>
-      <w:spacing w:after="0" w:before="200"/>
+      <w:spacing w:before="200" w:after="0"/>
       <w:outlineLvl w:val="3"/>
     </w:pPr>
     <w:rPr>
-      <w:rFonts w:asciiTheme="majorHAnsi" w:cstheme="majorBidi" w:eastAsiaTheme="majorEastAsia" w:hAnsiTheme="majorHAnsi"/>
+      <w:rFonts w:asciiTheme="majorHAnsi" w:eastAsiaTheme="majorEastAsia" w:hAnsiTheme="majorHAnsi" w:cstheme="majorBidi"/>
       <w:i/>
       <w:bCs/>
-      <w:color w:themeColor="accent1" w:val="4F81BD"/>
+      <w:color w:val="4F81BD" w:themeColor="accent1"/>
       <w:sz w:val="24"/>
       <w:szCs w:val="24"/>
     </w:rPr>
   </w:style>
-  <w:style w:styleId="Heading5" w:type="paragraph">
+  <w:style w:type="paragraph" w:styleId="Heading5">
     <w:name w:val="Heading 5"/>
     <w:basedOn w:val="Normal"/>
     <w:next w:val="BodyText"/>
@@ -15186,18 +13720,18 @@
     <w:pPr>
       <w:keepNext/>
       <w:keepLines/>
-      <w:spacing w:after="0" w:before="200"/>
+      <w:spacing w:before="200" w:after="0"/>
       <w:outlineLvl w:val="4"/>
     </w:pPr>
     <w:rPr>
-      <w:rFonts w:asciiTheme="majorHAnsi" w:cstheme="majorBidi" w:eastAsiaTheme="majorEastAsia" w:hAnsiTheme="majorHAnsi"/>
+      <w:rFonts w:asciiTheme="majorHAnsi" w:eastAsiaTheme="majorEastAsia" w:hAnsiTheme="majorHAnsi" w:cstheme="majorBidi"/>
       <w:iCs/>
-      <w:color w:themeColor="accent1" w:val="4F81BD"/>
+      <w:color w:val="4F81BD" w:themeColor="accent1"/>
       <w:sz w:val="24"/>
       <w:szCs w:val="24"/>
     </w:rPr>
   </w:style>
-  <w:style w:styleId="Heading6" w:type="paragraph">
+  <w:style w:type="paragraph" w:styleId="Heading6">
     <w:name w:val="Heading 6"/>
     <w:basedOn w:val="Normal"/>
     <w:next w:val="BodyText"/>
@@ -15207,17 +13741,17 @@
     <w:pPr>
       <w:keepNext/>
       <w:keepLines/>
-      <w:spacing w:after="0" w:before="200"/>
+      <w:spacing w:before="200" w:after="0"/>
       <w:outlineLvl w:val="5"/>
     </w:pPr>
     <w:rPr>
-      <w:rFonts w:asciiTheme="majorHAnsi" w:cstheme="majorBidi" w:eastAsiaTheme="majorEastAsia" w:hAnsiTheme="majorHAnsi"/>
-      <w:color w:themeColor="accent1" w:val="4F81BD"/>
+      <w:rFonts w:asciiTheme="majorHAnsi" w:eastAsiaTheme="majorEastAsia" w:hAnsiTheme="majorHAnsi" w:cstheme="majorBidi"/>
+      <w:color w:val="4F81BD" w:themeColor="accent1"/>
       <w:sz w:val="24"/>
       <w:szCs w:val="24"/>
     </w:rPr>
   </w:style>
-  <w:style w:styleId="Heading7" w:type="paragraph">
+  <w:style w:type="paragraph" w:styleId="Heading7">
     <w:name w:val="Heading 7"/>
     <w:basedOn w:val="Normal"/>
     <w:next w:val="BodyText"/>
@@ -15227,17 +13761,17 @@
     <w:pPr>
       <w:keepNext/>
       <w:keepLines/>
-      <w:spacing w:after="0" w:before="200"/>
+      <w:spacing w:before="200" w:after="0"/>
       <w:outlineLvl w:val="6"/>
     </w:pPr>
     <w:rPr>
-      <w:rFonts w:asciiTheme="majorHAnsi" w:cstheme="majorBidi" w:eastAsiaTheme="majorEastAsia" w:hAnsiTheme="majorHAnsi"/>
-      <w:color w:themeColor="accent1" w:val="4F81BD"/>
+      <w:rFonts w:asciiTheme="majorHAnsi" w:eastAsiaTheme="majorEastAsia" w:hAnsiTheme="majorHAnsi" w:cstheme="majorBidi"/>
+      <w:color w:val="4F81BD" w:themeColor="accent1"/>
       <w:sz w:val="24"/>
       <w:szCs w:val="24"/>
     </w:rPr>
   </w:style>
-  <w:style w:styleId="Heading8" w:type="paragraph">
+  <w:style w:type="paragraph" w:styleId="Heading8">
     <w:name w:val="Heading 8"/>
     <w:basedOn w:val="Normal"/>
     <w:next w:val="BodyText"/>
@@ -15247,17 +13781,17 @@
     <w:pPr>
       <w:keepNext/>
       <w:keepLines/>
-      <w:spacing w:after="0" w:before="200"/>
+      <w:spacing w:before="200" w:after="0"/>
       <w:outlineLvl w:val="7"/>
     </w:pPr>
     <w:rPr>
-      <w:rFonts w:asciiTheme="majorHAnsi" w:cstheme="majorBidi" w:eastAsiaTheme="majorEastAsia" w:hAnsiTheme="majorHAnsi"/>
-      <w:color w:themeColor="accent1" w:val="4F81BD"/>
+      <w:rFonts w:asciiTheme="majorHAnsi" w:eastAsiaTheme="majorEastAsia" w:hAnsiTheme="majorHAnsi" w:cstheme="majorBidi"/>
+      <w:color w:val="4F81BD" w:themeColor="accent1"/>
       <w:sz w:val="24"/>
       <w:szCs w:val="24"/>
     </w:rPr>
   </w:style>
-  <w:style w:styleId="Heading9" w:type="paragraph">
+  <w:style w:type="paragraph" w:styleId="Heading9">
     <w:name w:val="Heading 9"/>
     <w:basedOn w:val="Normal"/>
     <w:next w:val="BodyText"/>
@@ -15267,17 +13801,17 @@
     <w:pPr>
       <w:keepNext/>
       <w:keepLines/>
-      <w:spacing w:after="0" w:before="200"/>
+      <w:spacing w:before="200" w:after="0"/>
       <w:outlineLvl w:val="8"/>
     </w:pPr>
     <w:rPr>
-      <w:rFonts w:asciiTheme="majorHAnsi" w:cstheme="majorBidi" w:eastAsiaTheme="majorEastAsia" w:hAnsiTheme="majorHAnsi"/>
-      <w:color w:themeColor="accent1" w:val="4F81BD"/>
+      <w:rFonts w:asciiTheme="majorHAnsi" w:eastAsiaTheme="majorEastAsia" w:hAnsiTheme="majorHAnsi" w:cstheme="majorBidi"/>
+      <w:color w:val="4F81BD" w:themeColor="accent1"/>
       <w:sz w:val="24"/>
       <w:szCs w:val="24"/>
     </w:rPr>
   </w:style>
-  <w:style w:styleId="BlockText" w:type="paragraph">
+  <w:style w:type="paragraph" w:styleId="BlockText">
     <w:name w:val="Block Text"/>
     <w:basedOn w:val="BodyText"/>
     <w:next w:val="BodyText"/>
@@ -15285,11 +13819,11 @@
     <w:unhideWhenUsed/>
     <w:qFormat/>
     <w:pPr>
-      <w:spacing w:after="100" w:before="100"/>
+      <w:spacing w:before="100" w:after="100"/>
       <w:ind w:firstLine="0" w:left="480" w:right="480"/>
     </w:pPr>
   </w:style>
-  <w:style w:styleId="FootnoteText" w:type="paragraph">
+  <w:style w:type="paragraph" w:styleId="FootnoteText">
     <w:name w:val="Footnote Text"/>
     <w:basedOn w:val="Normal"/>
     <w:next w:val="FootnoteText"/>
@@ -15297,43 +13831,28 @@
     <w:unhideWhenUsed/>
     <w:qFormat/>
   </w:style>
-  <w:style w:default="1" w:styleId="DefaultParagraphFont" w:type="character">
+  <w:style w:type="character" w:default="1" w:styleId="DefaultParagraphFont">
     <w:name w:val="Default Paragraph Font"/>
     <w:semiHidden/>
     <w:unhideWhenUsed/>
   </w:style>
-  <w:style w:default="1" w:styleId="Table" w:type="table">
+  <w:style w:type="table" w:default="1" w:styleId="Table">
     <w:name w:val="Table"/>
     <w:basedOn w:val="TableNormal"/>
     <w:semiHidden/>
     <w:unhideWhenUsed/>
     <w:qFormat/>
     <w:tblPr>
-      <w:tblInd w:type="dxa" w:w="0"/>
+      <w:tblInd w:w="0" w:type="dxa"/>
       <w:tblCellMar>
-        <w:top w:type="dxa" w:w="0"/>
-        <w:left w:type="dxa" w:w="108"/>
-        <w:bottom w:type="dxa" w:w="0"/>
-        <w:right w:type="dxa" w:w="108"/>
+        <w:top w:w="0" w:type="dxa"/>
+        <w:left w:w="108" w:type="dxa"/>
+        <w:bottom w:w="0" w:type="dxa"/>
+        <w:right w:w="108" w:type="dxa"/>
       </w:tblCellMar>
     </w:tblPr>
-    <w:tblStylePr w:type="firstRow">
-      <w:tblPr>
-        <w:jc w:val="left"/>
-        <w:tblInd w:type="dxa" w:w="0"/>
-      </w:tblPr>
-      <w:trPr>
-        <w:jc w:val="left"/>
-      </w:trPr>
-      <w:tcPr>
-        <w:vAlign w:val="bottom"/>
-        <w:tcBorders>
-          <w:bottom w:val="single"/>
-        </w:tcBorders>
-      </w:tcPr>
-    </w:tblStylePr>
   </w:style>
-  <w:style w:customStyle="1" w:styleId="DefinitionTerm" w:type="paragraph">
+  <w:style w:type="paragraph" w:customStyle="1" w:styleId="DefinitionTerm">
     <w:name w:val="Definition Term"/>
     <w:basedOn w:val="Normal"/>
     <w:next w:val="Definition"/>
@@ -15346,49 +13865,49 @@
       <w:b/>
     </w:rPr>
   </w:style>
-  <w:style w:customStyle="1" w:styleId="Definition" w:type="paragraph">
+  <w:style w:type="paragraph" w:customStyle="1" w:styleId="Definition">
     <w:name w:val="Definition"/>
     <w:basedOn w:val="Normal"/>
   </w:style>
-  <w:style w:styleId="Caption" w:type="paragraph">
+  <w:style w:type="paragraph" w:styleId="Caption">
     <w:name w:val="Caption"/>
     <w:basedOn w:val="Normal"/>
     <w:link w:val="BodyTextChar"/>
     <w:pPr>
-      <w:spacing w:after="120" w:before="0"/>
+      <w:spacing w:before="0" w:after="120"/>
     </w:pPr>
     <w:rPr>
       <w:i/>
     </w:rPr>
   </w:style>
-  <w:style w:customStyle="1" w:styleId="TableCaption" w:type="paragraph">
+  <w:style w:type="paragraph" w:customStyle="1" w:styleId="TableCaption">
     <w:name w:val="Table Caption"/>
     <w:basedOn w:val="Caption"/>
     <w:pPr>
       <w:keepNext/>
     </w:pPr>
   </w:style>
-  <w:style w:customStyle="1" w:styleId="ImageCaption" w:type="paragraph">
+  <w:style w:type="paragraph" w:customStyle="1" w:styleId="ImageCaption">
     <w:name w:val="Image Caption"/>
     <w:basedOn w:val="Caption"/>
   </w:style>
-  <w:style w:customStyle="1" w:styleId="Figure" w:type="paragraph">
+  <w:style w:type="paragraph" w:customStyle="1" w:styleId="Figure">
     <w:name w:val="Figure"/>
     <w:basedOn w:val="Normal"/>
   </w:style>
-  <w:style w:customStyle="1" w:styleId="CaptionedFigure" w:type="paragraph">
+  <w:style w:type="paragraph" w:customStyle="1" w:styleId="CaptionedFigure">
     <w:name w:val="Captioned Figure"/>
     <w:basedOn w:val="Figure"/>
     <w:pPr>
       <w:keepNext/>
     </w:pPr>
   </w:style>
-  <w:style w:customStyle="1" w:styleId="BodyTextChar" w:type="character">
+  <w:style w:type="character" w:customStyle="1" w:styleId="BodyTextChar">
     <w:name w:val="Body Text Char"/>
     <w:basedOn w:val="DefaultParagraphFont"/>
     <w:link w:val="BodyText"/>
   </w:style>
-  <w:style w:customStyle="1" w:styleId="VerbatimChar" w:type="character">
+  <w:style w:type="character" w:customStyle="1" w:styleId="VerbatimChar">
     <w:name w:val="Verbatim Char"/>
     <w:basedOn w:val="BodyTextChar"/>
     <w:rPr>
@@ -15396,25 +13915,21 @@
       <w:sz w:val="22"/>
     </w:rPr>
   </w:style>
-  <w:style w:customStyle="1" w:styleId="SectionNumber" w:type="character">
-    <w:name w:val="Section Number"/>
-    <w:basedOn w:val="BodyTextChar"/>
-  </w:style>
-  <w:style w:styleId="FootnoteReference" w:type="character">
+  <w:style w:type="character" w:styleId="FootnoteReference">
     <w:name w:val="Footnote Reference"/>
     <w:basedOn w:val="BodyTextChar"/>
     <w:rPr>
       <w:vertAlign w:val="superscript"/>
     </w:rPr>
   </w:style>
-  <w:style w:styleId="Hyperlink" w:type="character">
+  <w:style w:type="character" w:styleId="Hyperlink">
     <w:name w:val="Hyperlink"/>
     <w:basedOn w:val="BodyTextChar"/>
     <w:rPr>
-      <w:color w:themeColor="accent1" w:val="4F81BD"/>
+      <w:color w:val="4F81BD" w:themeColor="accent1"/>
     </w:rPr>
   </w:style>
-  <w:style w:styleId="TOCHeading" w:type="paragraph">
+  <w:style w:type="paragraph" w:styleId="TOCHeading">
     <w:name w:val="TOC Heading"/>
     <w:basedOn w:val="Heading1"/>
     <w:next w:val="BodyText"/>
@@ -15426,10 +13941,10 @@
       <w:outlineLvl w:val="9"/>
     </w:pPr>
     <w:rPr>
-      <w:rFonts w:asciiTheme="majorHAnsi" w:cstheme="majorBidi" w:eastAsiaTheme="majorEastAsia" w:hAnsiTheme="majorHAnsi"/>
+      <w:rFonts w:asciiTheme="majorHAnsi" w:eastAsiaTheme="majorEastAsia" w:hAnsiTheme="majorHAnsi" w:cstheme="majorBidi"/>
       <w:b w:val="0"/>
       <w:bCs w:val="0"/>
-      <w:color w:themeColor="accent1" w:themeShade="BF" w:val="365F91"/>
+      <w:color w:val="365F91" w:themeColor="accent1" w:themeShade="BF"/>
     </w:rPr>
   </w:style>
   <w:style w:type="paragraph" w:customStyle="1" w:styleId="SourceCode">
@@ -15521,10 +14036,7 @@
   <w:style w:type="character" w:customStyle="1" w:styleId="ImportTok">
     <w:name w:val="ImportTok"/>
     <w:basedOn w:val="VerbatimChar"/>
-    <w:rPr>
-      <w:color w:val="008000"/>
-      <w:b/>
-    </w:rPr>
+    <w:rPr/>
   </w:style>
   <w:style w:type="character" w:customStyle="1" w:styleId="CommentTok">
     <w:name w:val="CommentTok"/>
@@ -15599,9 +14111,7 @@
   <w:style w:type="character" w:customStyle="1" w:styleId="BuiltInTok">
     <w:name w:val="BuiltInTok"/>
     <w:basedOn w:val="VerbatimChar"/>
-    <w:rPr>
-      <w:color w:val="008000"/>
-    </w:rPr>
+    <w:rPr/>
   </w:style>
   <w:style w:type="character" w:customStyle="1" w:styleId="ExtensionTok">
     <w:name w:val="ExtensionTok"/>
